--- a/SVM.docx
+++ b/SVM.docx
@@ -714,6 +714,9 @@
             <m:t>)</m:t>
           </m:r>
           <m:r>
+            <m:rPr>
+              <m:sty m:val="p"/>
+            </m:rPr>
             <w:rPr>
               <w:lang w:bidi="fa-IR"/>
             </w:rPr>
@@ -978,6 +981,9 @@
             <m:t>)</m:t>
           </m:r>
           <m:r>
+            <m:rPr>
+              <m:sty m:val="p"/>
+            </m:rPr>
             <w:rPr>
               <w:lang w:bidi="fa-IR"/>
             </w:rPr>
@@ -1232,6 +1238,9 @@
             <m:t>)</m:t>
           </m:r>
           <m:r>
+            <m:rPr>
+              <m:sty m:val="p"/>
+            </m:rPr>
             <w:rPr>
               <w:lang w:bidi="fa-IR"/>
             </w:rPr>
@@ -1430,8 +1439,10 @@
             <m:t>+b)=1-1</m:t>
           </m:r>
           <m:r>
-            <w:rPr>
-              <w:i/>
+            <m:rPr>
+              <m:sty m:val="p"/>
+            </m:rPr>
+            <w:rPr>
               <w:lang w:bidi="fa-IR"/>
             </w:rPr>
             <w:br/>
@@ -1526,8 +1537,10 @@
             <m:t>=0</m:t>
           </m:r>
           <m:r>
-            <w:rPr>
-              <w:i/>
+            <m:rPr>
+              <m:sty m:val="p"/>
+            </m:rPr>
+            <w:rPr>
               <w:lang w:bidi="fa-IR"/>
             </w:rPr>
             <w:br/>
@@ -1639,8 +1652,10 @@
             <m:t>+b=-1</m:t>
           </m:r>
           <m:r>
-            <w:rPr>
-              <w:i/>
+            <m:rPr>
+              <m:sty m:val="p"/>
+            </m:rPr>
+            <w:rPr>
               <w:lang w:bidi="fa-IR"/>
             </w:rPr>
             <w:br/>
@@ -1700,8 +1715,10 @@
             <m:t>+b=1</m:t>
           </m:r>
           <m:r>
-            <w:rPr>
-              <w:i/>
+            <m:rPr>
+              <m:sty m:val="p"/>
+            </m:rPr>
+            <w:rPr>
               <w:lang w:bidi="fa-IR"/>
             </w:rPr>
             <w:br/>
@@ -1823,6 +1840,9 @@
             </m:e>
           </m:d>
           <m:r>
+            <m:rPr>
+              <m:sty m:val="p"/>
+            </m:rPr>
             <w:rPr>
               <w:lang w:bidi="fa-IR"/>
             </w:rPr>
@@ -1946,6 +1966,9 @@
             </m:den>
           </m:f>
           <m:r>
+            <m:rPr>
+              <m:sty m:val="p"/>
+            </m:rPr>
             <w:rPr>
               <w:lang w:bidi="fa-IR"/>
             </w:rPr>
@@ -2114,6 +2137,9 @@
             </m:den>
           </m:f>
           <m:r>
+            <m:rPr>
+              <m:sty m:val="p"/>
+            </m:rPr>
             <w:rPr>
               <w:lang w:bidi="fa-IR"/>
             </w:rPr>
@@ -2328,9 +2354,6 @@
           <w:ilvl w:val="0"/>
           <w:numId w:val="5"/>
         </w:numPr>
-        <w:pBdr>
-          <w:bottom w:val="double" w:sz="6" w:space="1" w:color="auto"/>
-        </w:pBdr>
         <w:bidi/>
         <w:rPr>
           <w:rtl/>
@@ -2539,10 +2562,3430 @@
     </w:p>
     <w:p>
       <w:pPr>
+        <w:pBdr>
+          <w:top w:val="double" w:sz="6" w:space="1" w:color="auto"/>
+          <w:bottom w:val="double" w:sz="6" w:space="1" w:color="auto"/>
+        </w:pBdr>
         <w:bidi/>
         <w:rPr>
-          <w:rFonts w:hint="cs"/>
-          <w:rtl/>
+          <w:lang w:bidi="fa-IR"/>
+        </w:rPr>
+      </w:pPr>
+    </w:p>
+    <w:p>
+      <w:pPr>
+        <w:bidi/>
+        <w:rPr>
+          <w:lang w:bidi="fa-IR"/>
+        </w:rPr>
+      </w:pPr>
+    </w:p>
+    <w:p>
+      <w:pPr>
+        <w:rPr>
+          <w:b/>
+          <w:bCs/>
+          <w:lang w:val="en" w:bidi="fa-IR"/>
+        </w:rPr>
+      </w:pPr>
+      <w:r>
+        <w:rPr>
+          <w:b/>
+          <w:bCs/>
+          <w:lang w:val="en" w:bidi="fa-IR"/>
+        </w:rPr>
+        <w:t>Primal SVM Example</w:t>
+      </w:r>
+    </w:p>
+    <w:p>
+      <w:pPr>
+        <w:rPr>
+          <w:lang w:val="en" w:bidi="fa-IR"/>
+        </w:rPr>
+      </w:pPr>
+      <w:r>
+        <w:rPr>
+          <w:lang w:val="en" w:bidi="fa-IR"/>
+        </w:rPr>
+        <w:t>Given:</w:t>
+      </w:r>
+    </w:p>
+    <w:p>
+      <w:pPr>
+        <w:rPr>
+          <w:lang w:val="en" w:bidi="fa-IR"/>
+        </w:rPr>
+      </w:pPr>
+      <m:oMathPara>
+        <m:oMath>
+          <m:sSub>
+            <m:sSubPr>
+              <m:ctrlPr>
+                <w:rPr>
+                  <w:rFonts w:ascii="Cambria Math" w:hAnsi="Cambria Math"/>
+                  <w:lang w:bidi="fa-IR"/>
+                </w:rPr>
+              </m:ctrlPr>
+            </m:sSubPr>
+            <m:e>
+              <m:r>
+                <w:rPr>
+                  <w:rFonts w:ascii="Cambria Math" w:hAnsi="Cambria Math"/>
+                  <w:lang w:bidi="fa-IR"/>
+                </w:rPr>
+                <m:t>x</m:t>
+              </m:r>
+            </m:e>
+            <m:sub>
+              <m:r>
+                <w:rPr>
+                  <w:rFonts w:ascii="Cambria Math" w:hAnsi="Cambria Math"/>
+                  <w:lang w:bidi="fa-IR"/>
+                </w:rPr>
+                <m:t>1</m:t>
+              </m:r>
+            </m:sub>
+          </m:sSub>
+          <m:r>
+            <w:rPr>
+              <w:rFonts w:ascii="Cambria Math" w:hAnsi="Cambria Math"/>
+              <w:lang w:bidi="fa-IR"/>
+            </w:rPr>
+            <m:t>=1,</m:t>
+          </m:r>
+          <m:sSub>
+            <m:sSubPr>
+              <m:ctrlPr>
+                <w:rPr>
+                  <w:rFonts w:ascii="Cambria Math" w:hAnsi="Cambria Math"/>
+                  <w:lang w:bidi="fa-IR"/>
+                </w:rPr>
+              </m:ctrlPr>
+            </m:sSubPr>
+            <m:e>
+              <m:r>
+                <w:rPr>
+                  <w:rFonts w:ascii="Cambria Math" w:hAnsi="Cambria Math"/>
+                  <w:lang w:bidi="fa-IR"/>
+                </w:rPr>
+                <m:t>y</m:t>
+              </m:r>
+            </m:e>
+            <m:sub>
+              <m:r>
+                <w:rPr>
+                  <w:rFonts w:ascii="Cambria Math" w:hAnsi="Cambria Math"/>
+                  <w:lang w:bidi="fa-IR"/>
+                </w:rPr>
+                <m:t>1</m:t>
+              </m:r>
+            </m:sub>
+          </m:sSub>
+          <m:r>
+            <w:rPr>
+              <w:rFonts w:ascii="Cambria Math" w:hAnsi="Cambria Math"/>
+              <w:lang w:bidi="fa-IR"/>
+            </w:rPr>
+            <m:t>=-1</m:t>
+          </m:r>
+          <m:r>
+            <w:rPr>
+              <w:lang w:bidi="fa-IR"/>
+            </w:rPr>
+            <w:br/>
+          </m:r>
+        </m:oMath>
+      </m:oMathPara>
+    </w:p>
+    <w:p>
+      <w:pPr>
+        <w:rPr>
+          <w:lang w:val="en" w:bidi="fa-IR"/>
+        </w:rPr>
+      </w:pPr>
+      <m:oMathPara>
+        <m:oMath>
+          <m:sSub>
+            <m:sSubPr>
+              <m:ctrlPr>
+                <w:rPr>
+                  <w:rFonts w:ascii="Cambria Math" w:hAnsi="Cambria Math"/>
+                  <w:lang w:bidi="fa-IR"/>
+                </w:rPr>
+              </m:ctrlPr>
+            </m:sSubPr>
+            <m:e>
+              <m:r>
+                <w:rPr>
+                  <w:rFonts w:ascii="Cambria Math" w:hAnsi="Cambria Math"/>
+                  <w:lang w:bidi="fa-IR"/>
+                </w:rPr>
+                <m:t>x</m:t>
+              </m:r>
+            </m:e>
+            <m:sub>
+              <m:r>
+                <w:rPr>
+                  <w:rFonts w:ascii="Cambria Math" w:hAnsi="Cambria Math"/>
+                  <w:lang w:bidi="fa-IR"/>
+                </w:rPr>
+                <m:t>2</m:t>
+              </m:r>
+            </m:sub>
+          </m:sSub>
+          <m:r>
+            <w:rPr>
+              <w:rFonts w:ascii="Cambria Math" w:hAnsi="Cambria Math"/>
+              <w:lang w:bidi="fa-IR"/>
+            </w:rPr>
+            <m:t>=3,</m:t>
+          </m:r>
+          <m:sSub>
+            <m:sSubPr>
+              <m:ctrlPr>
+                <w:rPr>
+                  <w:rFonts w:ascii="Cambria Math" w:hAnsi="Cambria Math"/>
+                  <w:lang w:bidi="fa-IR"/>
+                </w:rPr>
+              </m:ctrlPr>
+            </m:sSubPr>
+            <m:e>
+              <m:r>
+                <w:rPr>
+                  <w:rFonts w:ascii="Cambria Math" w:hAnsi="Cambria Math"/>
+                  <w:lang w:bidi="fa-IR"/>
+                </w:rPr>
+                <m:t>y</m:t>
+              </m:r>
+            </m:e>
+            <m:sub>
+              <m:r>
+                <w:rPr>
+                  <w:rFonts w:ascii="Cambria Math" w:hAnsi="Cambria Math"/>
+                  <w:lang w:bidi="fa-IR"/>
+                </w:rPr>
+                <m:t>2</m:t>
+              </m:r>
+            </m:sub>
+          </m:sSub>
+          <m:r>
+            <w:rPr>
+              <w:rFonts w:ascii="Cambria Math" w:hAnsi="Cambria Math"/>
+              <w:lang w:bidi="fa-IR"/>
+            </w:rPr>
+            <m:t>=+1</m:t>
+          </m:r>
+          <m:r>
+            <w:rPr>
+              <w:lang w:bidi="fa-IR"/>
+            </w:rPr>
+            <w:br/>
+          </m:r>
+        </m:oMath>
+      </m:oMathPara>
+    </w:p>
+    <w:p>
+      <w:pPr>
+        <w:rPr>
+          <w:lang w:val="en" w:bidi="fa-IR"/>
+        </w:rPr>
+      </w:pPr>
+      <w:r>
+        <w:rPr>
+          <w:lang w:val="en" w:bidi="fa-IR"/>
+        </w:rPr>
+        <w:t>Hard-margin primal SVM:</w:t>
+      </w:r>
+    </w:p>
+    <w:p>
+      <w:pPr>
+        <w:rPr>
+          <w:lang w:val="en" w:bidi="fa-IR"/>
+        </w:rPr>
+      </w:pPr>
+      <m:oMathPara>
+        <m:oMath>
+          <m:limLow>
+            <m:limLowPr>
+              <m:ctrlPr>
+                <w:rPr>
+                  <w:rFonts w:ascii="Cambria Math" w:hAnsi="Cambria Math"/>
+                  <w:lang w:bidi="fa-IR"/>
+                </w:rPr>
+              </m:ctrlPr>
+            </m:limLowPr>
+            <m:e>
+              <m:r>
+                <m:rPr>
+                  <m:sty m:val="p"/>
+                </m:rPr>
+                <w:rPr>
+                  <w:rFonts w:ascii="Cambria Math" w:hAnsi="Cambria Math"/>
+                  <w:lang w:bidi="fa-IR"/>
+                </w:rPr>
+                <m:t>min</m:t>
+              </m:r>
+              <m:r>
+                <w:rPr>
+                  <w:rFonts w:ascii="Cambria Math" w:hAnsi="Cambria Math"/>
+                  <w:lang w:bidi="fa-IR"/>
+                </w:rPr>
+                <m:t>⁡</m:t>
+              </m:r>
+            </m:e>
+            <m:lim>
+              <m:r>
+                <w:rPr>
+                  <w:rFonts w:ascii="Cambria Math" w:hAnsi="Cambria Math"/>
+                  <w:lang w:bidi="fa-IR"/>
+                </w:rPr>
+                <m:t>w,b</m:t>
+              </m:r>
+            </m:lim>
+          </m:limLow>
+          <m:f>
+            <m:fPr>
+              <m:ctrlPr>
+                <w:rPr>
+                  <w:rFonts w:ascii="Cambria Math" w:hAnsi="Cambria Math"/>
+                  <w:lang w:bidi="fa-IR"/>
+                </w:rPr>
+              </m:ctrlPr>
+            </m:fPr>
+            <m:num>
+              <m:r>
+                <w:rPr>
+                  <w:rFonts w:ascii="Cambria Math" w:hAnsi="Cambria Math"/>
+                  <w:lang w:bidi="fa-IR"/>
+                </w:rPr>
+                <m:t>1</m:t>
+              </m:r>
+            </m:num>
+            <m:den>
+              <m:r>
+                <w:rPr>
+                  <w:rFonts w:ascii="Cambria Math" w:hAnsi="Cambria Math"/>
+                  <w:lang w:bidi="fa-IR"/>
+                </w:rPr>
+                <m:t>2</m:t>
+              </m:r>
+            </m:den>
+          </m:f>
+          <m:sSup>
+            <m:sSupPr>
+              <m:ctrlPr>
+                <w:rPr>
+                  <w:rFonts w:ascii="Cambria Math" w:hAnsi="Cambria Math"/>
+                  <w:lang w:bidi="fa-IR"/>
+                </w:rPr>
+              </m:ctrlPr>
+            </m:sSupPr>
+            <m:e>
+              <m:r>
+                <w:rPr>
+                  <w:rFonts w:ascii="Cambria Math" w:hAnsi="Cambria Math"/>
+                  <w:lang w:bidi="fa-IR"/>
+                </w:rPr>
+                <m:t>w</m:t>
+              </m:r>
+            </m:e>
+            <m:sup>
+              <m:r>
+                <w:rPr>
+                  <w:rFonts w:ascii="Cambria Math" w:hAnsi="Cambria Math"/>
+                  <w:lang w:bidi="fa-IR"/>
+                </w:rPr>
+                <m:t>2</m:t>
+              </m:r>
+            </m:sup>
+          </m:sSup>
+          <m:r>
+            <m:rPr>
+              <m:sty m:val="p"/>
+            </m:rPr>
+            <w:rPr>
+              <w:lang w:bidi="fa-IR"/>
+            </w:rPr>
+            <w:br/>
+          </m:r>
+        </m:oMath>
+      </m:oMathPara>
+    </w:p>
+    <w:p>
+      <w:pPr>
+        <w:rPr>
+          <w:lang w:val="en" w:bidi="fa-IR"/>
+        </w:rPr>
+      </w:pPr>
+      <w:r>
+        <w:rPr>
+          <w:lang w:val="en" w:bidi="fa-IR"/>
+        </w:rPr>
+        <w:t>subject to:</w:t>
+      </w:r>
+    </w:p>
+    <w:p>
+      <w:pPr>
+        <w:rPr>
+          <w:lang w:val="en" w:bidi="fa-IR"/>
+        </w:rPr>
+      </w:pPr>
+      <m:oMathPara>
+        <m:oMath>
+          <m:sSub>
+            <m:sSubPr>
+              <m:ctrlPr>
+                <w:rPr>
+                  <w:rFonts w:ascii="Cambria Math" w:hAnsi="Cambria Math"/>
+                  <w:lang w:bidi="fa-IR"/>
+                </w:rPr>
+              </m:ctrlPr>
+            </m:sSubPr>
+            <m:e>
+              <m:r>
+                <w:rPr>
+                  <w:rFonts w:ascii="Cambria Math" w:hAnsi="Cambria Math"/>
+                  <w:lang w:bidi="fa-IR"/>
+                </w:rPr>
+                <m:t>y</m:t>
+              </m:r>
+            </m:e>
+            <m:sub>
+              <m:r>
+                <w:rPr>
+                  <w:rFonts w:ascii="Cambria Math" w:hAnsi="Cambria Math"/>
+                  <w:lang w:bidi="fa-IR"/>
+                </w:rPr>
+                <m:t>i</m:t>
+              </m:r>
+            </m:sub>
+          </m:sSub>
+          <m:r>
+            <w:rPr>
+              <w:rFonts w:ascii="Cambria Math" w:hAnsi="Cambria Math"/>
+              <w:lang w:bidi="fa-IR"/>
+            </w:rPr>
+            <m:t>(w</m:t>
+          </m:r>
+          <m:sSub>
+            <m:sSubPr>
+              <m:ctrlPr>
+                <w:rPr>
+                  <w:rFonts w:ascii="Cambria Math" w:hAnsi="Cambria Math"/>
+                  <w:lang w:bidi="fa-IR"/>
+                </w:rPr>
+              </m:ctrlPr>
+            </m:sSubPr>
+            <m:e>
+              <m:r>
+                <w:rPr>
+                  <w:rFonts w:ascii="Cambria Math" w:hAnsi="Cambria Math"/>
+                  <w:lang w:bidi="fa-IR"/>
+                </w:rPr>
+                <m:t>x</m:t>
+              </m:r>
+            </m:e>
+            <m:sub>
+              <m:r>
+                <w:rPr>
+                  <w:rFonts w:ascii="Cambria Math" w:hAnsi="Cambria Math"/>
+                  <w:lang w:bidi="fa-IR"/>
+                </w:rPr>
+                <m:t>i</m:t>
+              </m:r>
+            </m:sub>
+          </m:sSub>
+          <m:r>
+            <w:rPr>
+              <w:rFonts w:ascii="Cambria Math" w:hAnsi="Cambria Math"/>
+              <w:lang w:bidi="fa-IR"/>
+            </w:rPr>
+            <m:t>+b)≥1</m:t>
+          </m:r>
+          <m:r>
+            <w:rPr>
+              <w:lang w:bidi="fa-IR"/>
+            </w:rPr>
+            <w:br/>
+          </m:r>
+        </m:oMath>
+      </m:oMathPara>
+    </w:p>
+    <w:p>
+      <w:pPr>
+        <w:rPr>
+          <w:lang w:bidi="fa-IR"/>
+        </w:rPr>
+      </w:pPr>
+      <w:r>
+        <w:rPr>
+          <w:lang w:bidi="fa-IR"/>
+        </w:rPr>
+        <w:pict w14:anchorId="2A7649D9">
+          <v:rect id="_x0000_i1025" style="width:0;height:1.5pt" o:hralign="center" o:hrstd="t" o:hr="t" fillcolor="#a0a0a0" stroked="f"/>
+        </w:pict>
+      </w:r>
+    </w:p>
+    <w:p>
+      <w:pPr>
+        <w:rPr>
+          <w:b/>
+          <w:bCs/>
+          <w:lang w:val="en" w:bidi="fa-IR"/>
+        </w:rPr>
+      </w:pPr>
+      <w:r>
+        <w:rPr>
+          <w:b/>
+          <w:bCs/>
+          <w:lang w:val="en" w:bidi="fa-IR"/>
+        </w:rPr>
+        <w:t>Step 1: Write constraints</w:t>
+      </w:r>
+    </w:p>
+    <w:p>
+      <w:pPr>
+        <w:rPr>
+          <w:lang w:val="en" w:bidi="fa-IR"/>
+        </w:rPr>
+      </w:pPr>
+      <w:r>
+        <w:rPr>
+          <w:lang w:val="en" w:bidi="fa-IR"/>
+        </w:rPr>
+        <w:t xml:space="preserve">For </w:t>
+      </w:r>
+      <m:oMath>
+        <m:sSub>
+          <m:sSubPr>
+            <m:ctrlPr>
+              <w:rPr>
+                <w:rFonts w:ascii="Cambria Math" w:hAnsi="Cambria Math"/>
+                <w:lang w:bidi="fa-IR"/>
+              </w:rPr>
+            </m:ctrlPr>
+          </m:sSubPr>
+          <m:e>
+            <m:r>
+              <w:rPr>
+                <w:rFonts w:ascii="Cambria Math" w:hAnsi="Cambria Math"/>
+                <w:lang w:bidi="fa-IR"/>
+              </w:rPr>
+              <m:t>x</m:t>
+            </m:r>
+          </m:e>
+          <m:sub>
+            <m:r>
+              <w:rPr>
+                <w:rFonts w:ascii="Cambria Math" w:hAnsi="Cambria Math"/>
+                <w:lang w:bidi="fa-IR"/>
+              </w:rPr>
+              <m:t>1</m:t>
+            </m:r>
+          </m:sub>
+        </m:sSub>
+        <m:r>
+          <w:rPr>
+            <w:rFonts w:ascii="Cambria Math" w:hAnsi="Cambria Math"/>
+            <w:lang w:bidi="fa-IR"/>
+          </w:rPr>
+          <m:t>=1,</m:t>
+        </m:r>
+        <m:r>
+          <m:rPr>
+            <m:sty m:val="p"/>
+          </m:rPr>
+          <w:rPr>
+            <w:rFonts w:ascii="Cambria Math" w:hAnsi="Cambria Math"/>
+            <w:lang w:bidi="fa-IR"/>
+          </w:rPr>
+          <m:t> </m:t>
+        </m:r>
+        <m:sSub>
+          <m:sSubPr>
+            <m:ctrlPr>
+              <w:rPr>
+                <w:rFonts w:ascii="Cambria Math" w:hAnsi="Cambria Math"/>
+                <w:lang w:bidi="fa-IR"/>
+              </w:rPr>
+            </m:ctrlPr>
+          </m:sSubPr>
+          <m:e>
+            <m:r>
+              <w:rPr>
+                <w:rFonts w:ascii="Cambria Math" w:hAnsi="Cambria Math"/>
+                <w:lang w:bidi="fa-IR"/>
+              </w:rPr>
+              <m:t>y</m:t>
+            </m:r>
+          </m:e>
+          <m:sub>
+            <m:r>
+              <w:rPr>
+                <w:rFonts w:ascii="Cambria Math" w:hAnsi="Cambria Math"/>
+                <w:lang w:bidi="fa-IR"/>
+              </w:rPr>
+              <m:t>1</m:t>
+            </m:r>
+          </m:sub>
+        </m:sSub>
+        <m:r>
+          <w:rPr>
+            <w:rFonts w:ascii="Cambria Math" w:hAnsi="Cambria Math"/>
+            <w:lang w:bidi="fa-IR"/>
+          </w:rPr>
+          <m:t>=-1</m:t>
+        </m:r>
+      </m:oMath>
+      <w:r>
+        <w:rPr>
+          <w:lang w:val="en" w:bidi="fa-IR"/>
+        </w:rPr>
+        <w:t>:</w:t>
+      </w:r>
+    </w:p>
+    <w:p>
+      <w:pPr>
+        <w:rPr>
+          <w:lang w:val="en" w:bidi="fa-IR"/>
+        </w:rPr>
+      </w:pPr>
+      <m:oMathPara>
+        <m:oMath>
+          <m:r>
+            <w:rPr>
+              <w:rFonts w:ascii="Cambria Math" w:hAnsi="Cambria Math"/>
+              <w:lang w:bidi="fa-IR"/>
+            </w:rPr>
+            <m:t>-1(w+b)≥1</m:t>
+          </m:r>
+          <m:r>
+            <w:rPr>
+              <w:lang w:bidi="fa-IR"/>
+            </w:rPr>
+            <w:br/>
+          </m:r>
+        </m:oMath>
+      </m:oMathPara>
+    </w:p>
+    <w:p>
+      <w:pPr>
+        <w:rPr>
+          <w:lang w:val="en" w:bidi="fa-IR"/>
+        </w:rPr>
+      </w:pPr>
+      <m:oMathPara>
+        <m:oMath>
+          <m:r>
+            <w:rPr>
+              <w:rFonts w:ascii="Cambria Math" w:hAnsi="Cambria Math"/>
+              <w:lang w:bidi="fa-IR"/>
+            </w:rPr>
+            <m:t>w+b≤-1</m:t>
+          </m:r>
+          <m:r>
+            <w:rPr>
+              <w:lang w:bidi="fa-IR"/>
+            </w:rPr>
+            <w:br/>
+          </m:r>
+        </m:oMath>
+      </m:oMathPara>
+    </w:p>
+    <w:p>
+      <w:pPr>
+        <w:rPr>
+          <w:lang w:val="en" w:bidi="fa-IR"/>
+        </w:rPr>
+      </w:pPr>
+      <w:r>
+        <w:rPr>
+          <w:lang w:val="en" w:bidi="fa-IR"/>
+        </w:rPr>
+        <w:t xml:space="preserve">For </w:t>
+      </w:r>
+      <m:oMath>
+        <m:sSub>
+          <m:sSubPr>
+            <m:ctrlPr>
+              <w:rPr>
+                <w:rFonts w:ascii="Cambria Math" w:hAnsi="Cambria Math"/>
+                <w:lang w:bidi="fa-IR"/>
+              </w:rPr>
+            </m:ctrlPr>
+          </m:sSubPr>
+          <m:e>
+            <m:r>
+              <w:rPr>
+                <w:rFonts w:ascii="Cambria Math" w:hAnsi="Cambria Math"/>
+                <w:lang w:bidi="fa-IR"/>
+              </w:rPr>
+              <m:t>x</m:t>
+            </m:r>
+          </m:e>
+          <m:sub>
+            <m:r>
+              <w:rPr>
+                <w:rFonts w:ascii="Cambria Math" w:hAnsi="Cambria Math"/>
+                <w:lang w:bidi="fa-IR"/>
+              </w:rPr>
+              <m:t>2</m:t>
+            </m:r>
+          </m:sub>
+        </m:sSub>
+        <m:r>
+          <w:rPr>
+            <w:rFonts w:ascii="Cambria Math" w:hAnsi="Cambria Math"/>
+            <w:lang w:bidi="fa-IR"/>
+          </w:rPr>
+          <m:t>=3,</m:t>
+        </m:r>
+        <m:r>
+          <m:rPr>
+            <m:sty m:val="p"/>
+          </m:rPr>
+          <w:rPr>
+            <w:rFonts w:ascii="Cambria Math" w:hAnsi="Cambria Math"/>
+            <w:lang w:bidi="fa-IR"/>
+          </w:rPr>
+          <m:t> </m:t>
+        </m:r>
+        <m:sSub>
+          <m:sSubPr>
+            <m:ctrlPr>
+              <w:rPr>
+                <w:rFonts w:ascii="Cambria Math" w:hAnsi="Cambria Math"/>
+                <w:lang w:bidi="fa-IR"/>
+              </w:rPr>
+            </m:ctrlPr>
+          </m:sSubPr>
+          <m:e>
+            <m:r>
+              <w:rPr>
+                <w:rFonts w:ascii="Cambria Math" w:hAnsi="Cambria Math"/>
+                <w:lang w:bidi="fa-IR"/>
+              </w:rPr>
+              <m:t>y</m:t>
+            </m:r>
+          </m:e>
+          <m:sub>
+            <m:r>
+              <w:rPr>
+                <w:rFonts w:ascii="Cambria Math" w:hAnsi="Cambria Math"/>
+                <w:lang w:bidi="fa-IR"/>
+              </w:rPr>
+              <m:t>2</m:t>
+            </m:r>
+          </m:sub>
+        </m:sSub>
+        <m:r>
+          <w:rPr>
+            <w:rFonts w:ascii="Cambria Math" w:hAnsi="Cambria Math"/>
+            <w:lang w:bidi="fa-IR"/>
+          </w:rPr>
+          <m:t>=+1</m:t>
+        </m:r>
+      </m:oMath>
+      <w:r>
+        <w:rPr>
+          <w:lang w:val="en" w:bidi="fa-IR"/>
+        </w:rPr>
+        <w:t>:</w:t>
+      </w:r>
+    </w:p>
+    <w:p>
+      <w:pPr>
+        <w:rPr>
+          <w:lang w:val="en" w:bidi="fa-IR"/>
+        </w:rPr>
+      </w:pPr>
+      <m:oMathPara>
+        <m:oMath>
+          <m:r>
+            <w:rPr>
+              <w:rFonts w:ascii="Cambria Math" w:hAnsi="Cambria Math"/>
+              <w:lang w:bidi="fa-IR"/>
+            </w:rPr>
+            <m:t>3w+b≥1</m:t>
+          </m:r>
+          <m:r>
+            <w:rPr>
+              <w:lang w:bidi="fa-IR"/>
+            </w:rPr>
+            <w:br/>
+          </m:r>
+        </m:oMath>
+      </m:oMathPara>
+    </w:p>
+    <w:p>
+      <w:pPr>
+        <w:rPr>
+          <w:lang w:bidi="fa-IR"/>
+        </w:rPr>
+      </w:pPr>
+      <w:r>
+        <w:rPr>
+          <w:lang w:bidi="fa-IR"/>
+        </w:rPr>
+        <w:pict w14:anchorId="16FBE1A7">
+          <v:rect id="_x0000_i1026" style="width:0;height:1.5pt" o:hralign="center" o:hrstd="t" o:hr="t" fillcolor="#a0a0a0" stroked="f"/>
+        </w:pict>
+      </w:r>
+    </w:p>
+    <w:p>
+      <w:pPr>
+        <w:rPr>
+          <w:b/>
+          <w:bCs/>
+          <w:lang w:val="en" w:bidi="fa-IR"/>
+        </w:rPr>
+      </w:pPr>
+      <w:r>
+        <w:rPr>
+          <w:b/>
+          <w:bCs/>
+          <w:lang w:val="en" w:bidi="fa-IR"/>
+        </w:rPr>
+        <w:t>Step 2: Use support vector equalities</w:t>
+      </w:r>
+    </w:p>
+    <w:p>
+      <w:pPr>
+        <w:rPr>
+          <w:lang w:val="en" w:bidi="fa-IR"/>
+        </w:rPr>
+      </w:pPr>
+      <w:r>
+        <w:rPr>
+          <w:lang w:val="en" w:bidi="fa-IR"/>
+        </w:rPr>
+        <w:lastRenderedPageBreak/>
+        <w:t>Both points lie on the margin, so:</w:t>
+      </w:r>
+    </w:p>
+    <w:p>
+      <w:pPr>
+        <w:rPr>
+          <w:lang w:val="en" w:bidi="fa-IR"/>
+        </w:rPr>
+      </w:pPr>
+      <m:oMathPara>
+        <m:oMath>
+          <m:r>
+            <w:rPr>
+              <w:rFonts w:ascii="Cambria Math" w:hAnsi="Cambria Math"/>
+              <w:lang w:bidi="fa-IR"/>
+            </w:rPr>
+            <m:t>w+b=-1</m:t>
+          </m:r>
+          <m:r>
+            <w:rPr>
+              <w:lang w:bidi="fa-IR"/>
+            </w:rPr>
+            <w:br/>
+          </m:r>
+        </m:oMath>
+      </m:oMathPara>
+    </w:p>
+    <w:p>
+      <w:pPr>
+        <w:rPr>
+          <w:lang w:val="en" w:bidi="fa-IR"/>
+        </w:rPr>
+      </w:pPr>
+      <m:oMathPara>
+        <m:oMath>
+          <m:r>
+            <w:rPr>
+              <w:rFonts w:ascii="Cambria Math" w:hAnsi="Cambria Math"/>
+              <w:lang w:bidi="fa-IR"/>
+            </w:rPr>
+            <m:t>3w+b=1</m:t>
+          </m:r>
+          <m:r>
+            <w:rPr>
+              <w:lang w:bidi="fa-IR"/>
+            </w:rPr>
+            <w:br/>
+          </m:r>
+        </m:oMath>
+      </m:oMathPara>
+    </w:p>
+    <w:p>
+      <w:pPr>
+        <w:rPr>
+          <w:lang w:val="en" w:bidi="fa-IR"/>
+        </w:rPr>
+      </w:pPr>
+      <w:r>
+        <w:rPr>
+          <w:lang w:val="en" w:bidi="fa-IR"/>
+        </w:rPr>
+        <w:t>Subtract:</w:t>
+      </w:r>
+    </w:p>
+    <w:p>
+      <w:pPr>
+        <w:rPr>
+          <w:lang w:val="en" w:bidi="fa-IR"/>
+        </w:rPr>
+      </w:pPr>
+      <m:oMathPara>
+        <m:oMath>
+          <m:r>
+            <w:rPr>
+              <w:rFonts w:ascii="Cambria Math" w:hAnsi="Cambria Math"/>
+              <w:lang w:bidi="fa-IR"/>
+            </w:rPr>
+            <m:t>2w=2</m:t>
+          </m:r>
+          <m:r>
+            <w:rPr>
+              <w:lang w:bidi="fa-IR"/>
+            </w:rPr>
+            <w:br/>
+          </m:r>
+        </m:oMath>
+      </m:oMathPara>
+    </w:p>
+    <w:p>
+      <w:pPr>
+        <w:rPr>
+          <w:lang w:val="en" w:bidi="fa-IR"/>
+        </w:rPr>
+      </w:pPr>
+      <m:oMathPara>
+        <m:oMath>
+          <m:r>
+            <w:rPr>
+              <w:rFonts w:ascii="Cambria Math" w:hAnsi="Cambria Math"/>
+              <w:lang w:bidi="fa-IR"/>
+            </w:rPr>
+            <m:t>w=1</m:t>
+          </m:r>
+          <m:r>
+            <w:rPr>
+              <w:lang w:bidi="fa-IR"/>
+            </w:rPr>
+            <w:br/>
+          </m:r>
+        </m:oMath>
+      </m:oMathPara>
+    </w:p>
+    <w:p>
+      <w:pPr>
+        <w:rPr>
+          <w:lang w:val="en" w:bidi="fa-IR"/>
+        </w:rPr>
+      </w:pPr>
+      <w:r>
+        <w:rPr>
+          <w:lang w:val="en" w:bidi="fa-IR"/>
+        </w:rPr>
+        <w:t>Substitute:</w:t>
+      </w:r>
+    </w:p>
+    <w:p>
+      <w:pPr>
+        <w:rPr>
+          <w:lang w:val="en" w:bidi="fa-IR"/>
+        </w:rPr>
+      </w:pPr>
+      <m:oMathPara>
+        <m:oMath>
+          <m:r>
+            <w:rPr>
+              <w:rFonts w:ascii="Cambria Math" w:hAnsi="Cambria Math"/>
+              <w:lang w:bidi="fa-IR"/>
+            </w:rPr>
+            <m:t>1+b=-1</m:t>
+          </m:r>
+          <m:r>
+            <w:rPr>
+              <w:lang w:bidi="fa-IR"/>
+            </w:rPr>
+            <w:br/>
+          </m:r>
+        </m:oMath>
+      </m:oMathPara>
+    </w:p>
+    <w:p>
+      <w:pPr>
+        <w:rPr>
+          <w:lang w:val="en" w:bidi="fa-IR"/>
+        </w:rPr>
+      </w:pPr>
+      <m:oMathPara>
+        <m:oMath>
+          <m:r>
+            <w:rPr>
+              <w:rFonts w:ascii="Cambria Math" w:hAnsi="Cambria Math"/>
+              <w:lang w:bidi="fa-IR"/>
+            </w:rPr>
+            <m:t>b=-2</m:t>
+          </m:r>
+          <m:r>
+            <w:rPr>
+              <w:lang w:bidi="fa-IR"/>
+            </w:rPr>
+            <w:br/>
+          </m:r>
+        </m:oMath>
+      </m:oMathPara>
+    </w:p>
+    <w:p>
+      <w:pPr>
+        <w:rPr>
+          <w:lang w:bidi="fa-IR"/>
+        </w:rPr>
+      </w:pPr>
+      <w:r>
+        <w:rPr>
+          <w:lang w:bidi="fa-IR"/>
+        </w:rPr>
+        <w:pict w14:anchorId="580C72A6">
+          <v:rect id="_x0000_i1027" style="width:0;height:1.5pt" o:hralign="center" o:hrstd="t" o:hr="t" fillcolor="#a0a0a0" stroked="f"/>
+        </w:pict>
+      </w:r>
+    </w:p>
+    <w:p>
+      <w:pPr>
+        <w:rPr>
+          <w:b/>
+          <w:bCs/>
+          <w:lang w:val="en" w:bidi="fa-IR"/>
+        </w:rPr>
+      </w:pPr>
+      <w:r>
+        <w:rPr>
+          <w:b/>
+          <w:bCs/>
+          <w:lang w:val="en" w:bidi="fa-IR"/>
+        </w:rPr>
+        <w:t>Final classifier</w:t>
+      </w:r>
+    </w:p>
+    <w:p>
+      <w:pPr>
+        <w:rPr>
+          <w:lang w:val="en" w:bidi="fa-IR"/>
+        </w:rPr>
+      </w:pPr>
+      <m:oMathPara>
+        <m:oMath>
+          <m:r>
+            <w:rPr>
+              <w:rFonts w:ascii="Cambria Math" w:hAnsi="Cambria Math"/>
+              <w:lang w:bidi="fa-IR"/>
+            </w:rPr>
+            <m:t>h(x)=</m:t>
+          </m:r>
+          <m:r>
+            <m:rPr>
+              <m:nor/>
+            </m:rPr>
+            <w:rPr>
+              <w:lang w:bidi="fa-IR"/>
+            </w:rPr>
+            <m:t>sign</m:t>
+          </m:r>
+          <m:r>
+            <w:rPr>
+              <w:rFonts w:ascii="Cambria Math" w:hAnsi="Cambria Math"/>
+              <w:lang w:bidi="fa-IR"/>
+            </w:rPr>
+            <m:t>(wx+b)</m:t>
+          </m:r>
+          <m:r>
+            <w:rPr>
+              <w:lang w:bidi="fa-IR"/>
+            </w:rPr>
+            <w:br/>
+          </m:r>
+        </m:oMath>
+      </m:oMathPara>
+    </w:p>
+    <w:p>
+      <w:pPr>
+        <w:rPr>
+          <w:lang w:val="en" w:bidi="fa-IR"/>
+        </w:rPr>
+      </w:pPr>
+      <m:oMathPara>
+        <m:oMath>
+          <m:r>
+            <w:rPr>
+              <w:rFonts w:ascii="Cambria Math" w:hAnsi="Cambria Math"/>
+              <w:lang w:bidi="fa-IR"/>
+            </w:rPr>
+            <m:t>h(x)=</m:t>
+          </m:r>
+          <m:r>
+            <m:rPr>
+              <m:nor/>
+            </m:rPr>
+            <w:rPr>
+              <w:lang w:bidi="fa-IR"/>
+            </w:rPr>
+            <m:t>sign</m:t>
+          </m:r>
+          <m:r>
+            <w:rPr>
+              <w:rFonts w:ascii="Cambria Math" w:hAnsi="Cambria Math"/>
+              <w:lang w:bidi="fa-IR"/>
+            </w:rPr>
+            <m:t>(x-2)</m:t>
+          </m:r>
+          <m:r>
+            <w:rPr>
+              <w:lang w:bidi="fa-IR"/>
+            </w:rPr>
+            <w:br/>
+          </m:r>
+        </m:oMath>
+      </m:oMathPara>
+    </w:p>
+    <w:p>
+      <w:pPr>
+        <w:rPr>
+          <w:lang w:val="en" w:bidi="fa-IR"/>
+        </w:rPr>
+      </w:pPr>
+      <w:r>
+        <w:rPr>
+          <w:lang w:val="en" w:bidi="fa-IR"/>
+        </w:rPr>
+        <w:t>Decision boundary:</w:t>
+      </w:r>
+    </w:p>
+    <w:p>
+      <w:pPr>
+        <w:rPr>
+          <w:lang w:val="en" w:bidi="fa-IR"/>
+        </w:rPr>
+      </w:pPr>
+      <m:oMathPara>
+        <m:oMath>
+          <m:r>
+            <w:rPr>
+              <w:rFonts w:ascii="Cambria Math" w:hAnsi="Cambria Math"/>
+              <w:lang w:bidi="fa-IR"/>
+            </w:rPr>
+            <m:t>x-2=0</m:t>
+          </m:r>
+          <m:r>
+            <w:rPr>
+              <w:lang w:bidi="fa-IR"/>
+            </w:rPr>
+            <w:br/>
+          </m:r>
+        </m:oMath>
+      </m:oMathPara>
+    </w:p>
+    <w:p>
+      <w:pPr>
+        <w:rPr>
+          <w:lang w:val="en" w:bidi="fa-IR"/>
+        </w:rPr>
+      </w:pPr>
+      <m:oMathPara>
+        <m:oMath>
+          <m:r>
+            <w:rPr>
+              <w:rFonts w:ascii="Cambria Math" w:hAnsi="Cambria Math"/>
+              <w:lang w:bidi="fa-IR"/>
+            </w:rPr>
+            <m:t>x=2</m:t>
+          </m:r>
+          <m:r>
+            <w:rPr>
+              <w:lang w:bidi="fa-IR"/>
+            </w:rPr>
+            <w:br/>
+          </m:r>
+        </m:oMath>
+      </m:oMathPara>
+    </w:p>
+    <w:p>
+      <w:pPr>
+        <w:rPr>
+          <w:lang w:bidi="fa-IR"/>
+        </w:rPr>
+      </w:pPr>
+      <w:r>
+        <w:rPr>
+          <w:lang w:bidi="fa-IR"/>
+        </w:rPr>
+        <w:pict w14:anchorId="70971FDF">
+          <v:rect id="_x0000_i1028" style="width:0;height:1.5pt" o:hralign="center" o:hrstd="t" o:hr="t" fillcolor="#a0a0a0" stroked="f"/>
+        </w:pict>
+      </w:r>
+    </w:p>
+    <w:p>
+      <w:pPr>
+        <w:rPr>
+          <w:b/>
+          <w:bCs/>
+          <w:lang w:val="en" w:bidi="fa-IR"/>
+        </w:rPr>
+      </w:pPr>
+      <w:r>
+        <w:rPr>
+          <w:b/>
+          <w:bCs/>
+          <w:lang w:val="en" w:bidi="fa-IR"/>
+        </w:rPr>
+        <w:t>Final Answer</w:t>
+      </w:r>
+    </w:p>
+    <w:p>
+      <w:pPr>
+        <w:rPr>
+          <w:lang w:val="en" w:bidi="fa-IR"/>
+        </w:rPr>
+      </w:pPr>
+      <m:oMathPara>
+        <m:oMath>
+          <m:r>
+            <w:rPr>
+              <w:rFonts w:ascii="Cambria Math" w:hAnsi="Cambria Math"/>
+              <w:lang w:bidi="fa-IR"/>
+            </w:rPr>
+            <m:t>w=1,b=-2</m:t>
+          </m:r>
+          <m:r>
+            <w:rPr>
+              <w:lang w:bidi="fa-IR"/>
+            </w:rPr>
+            <w:br/>
+          </m:r>
+        </m:oMath>
+      </m:oMathPara>
+    </w:p>
+    <w:p>
+      <w:pPr>
+        <w:rPr>
+          <w:lang w:val="en" w:bidi="fa-IR"/>
+        </w:rPr>
+      </w:pPr>
+      <m:oMathPara>
+        <m:oMath>
+          <m:r>
+            <w:rPr>
+              <w:rFonts w:ascii="Cambria Math" w:hAnsi="Cambria Math"/>
+              <w:lang w:bidi="fa-IR"/>
+            </w:rPr>
+            <w:lastRenderedPageBreak/>
+            <m:t>h(x)=</m:t>
+          </m:r>
+          <m:r>
+            <m:rPr>
+              <m:nor/>
+            </m:rPr>
+            <w:rPr>
+              <w:lang w:bidi="fa-IR"/>
+            </w:rPr>
+            <m:t>sign</m:t>
+          </m:r>
+          <m:r>
+            <w:rPr>
+              <w:rFonts w:ascii="Cambria Math" w:hAnsi="Cambria Math"/>
+              <w:lang w:bidi="fa-IR"/>
+            </w:rPr>
+            <m:t>(x-2)</m:t>
+          </m:r>
+          <m:r>
+            <w:rPr>
+              <w:lang w:bidi="fa-IR"/>
+            </w:rPr>
+            <w:br/>
+          </m:r>
+        </m:oMath>
+      </m:oMathPara>
+    </w:p>
+    <w:p>
+      <w:pPr>
+        <w:rPr>
+          <w:lang w:val="en" w:bidi="fa-IR"/>
+        </w:rPr>
+      </w:pPr>
+      <w:r>
+        <w:rPr>
+          <w:lang w:val="en" w:bidi="fa-IR"/>
+        </w:rPr>
+        <w:t>Margin:</w:t>
+      </w:r>
+    </w:p>
+    <w:p>
+      <w:pPr>
+        <w:rPr>
+          <w:lang w:val="en" w:bidi="fa-IR"/>
+        </w:rPr>
+      </w:pPr>
+      <m:oMathPara>
+        <m:oMath>
+          <m:f>
+            <m:fPr>
+              <m:ctrlPr>
+                <w:rPr>
+                  <w:rFonts w:ascii="Cambria Math" w:hAnsi="Cambria Math"/>
+                  <w:lang w:bidi="fa-IR"/>
+                </w:rPr>
+              </m:ctrlPr>
+            </m:fPr>
+            <m:num>
+              <m:r>
+                <w:rPr>
+                  <w:rFonts w:ascii="Cambria Math" w:hAnsi="Cambria Math"/>
+                  <w:lang w:bidi="fa-IR"/>
+                </w:rPr>
+                <m:t>1</m:t>
+              </m:r>
+            </m:num>
+            <m:den>
+              <m:r>
+                <m:rPr>
+                  <m:sty m:val="p"/>
+                </m:rPr>
+                <w:rPr>
+                  <w:rFonts w:ascii="Cambria Math" w:hAnsi="Cambria Math"/>
+                  <w:lang w:bidi="fa-IR"/>
+                </w:rPr>
+                <m:t>∣</m:t>
+              </m:r>
+              <m:r>
+                <w:rPr>
+                  <w:rFonts w:ascii="Cambria Math" w:hAnsi="Cambria Math"/>
+                  <w:lang w:bidi="fa-IR"/>
+                </w:rPr>
+                <m:t>w</m:t>
+              </m:r>
+              <m:r>
+                <m:rPr>
+                  <m:sty m:val="p"/>
+                </m:rPr>
+                <w:rPr>
+                  <w:rFonts w:ascii="Cambria Math" w:hAnsi="Cambria Math"/>
+                  <w:lang w:bidi="fa-IR"/>
+                </w:rPr>
+                <m:t>∣</m:t>
+              </m:r>
+            </m:den>
+          </m:f>
+          <m:r>
+            <w:rPr>
+              <w:rFonts w:ascii="Cambria Math" w:hAnsi="Cambria Math"/>
+              <w:lang w:bidi="fa-IR"/>
+            </w:rPr>
+            <m:t>=1</m:t>
+          </m:r>
+          <m:r>
+            <w:rPr>
+              <w:lang w:bidi="fa-IR"/>
+            </w:rPr>
+            <w:br/>
+          </m:r>
+        </m:oMath>
+      </m:oMathPara>
+    </w:p>
+    <w:p>
+      <w:pPr>
+        <w:rPr>
+          <w:lang w:val="en" w:bidi="fa-IR"/>
+        </w:rPr>
+      </w:pPr>
+      <w:r>
+        <w:rPr>
+          <w:lang w:val="en" w:bidi="fa-IR"/>
+        </w:rPr>
+        <w:t>Support vectors:</w:t>
+      </w:r>
+    </w:p>
+    <w:p>
+      <w:pPr>
+        <w:pBdr>
+          <w:bottom w:val="double" w:sz="6" w:space="1" w:color="auto"/>
+        </w:pBdr>
+        <w:rPr>
+          <w:lang w:val="en" w:bidi="fa-IR"/>
+        </w:rPr>
+      </w:pPr>
+      <m:oMathPara>
+        <m:oMath>
+          <m:r>
+            <w:rPr>
+              <w:rFonts w:ascii="Cambria Math" w:hAnsi="Cambria Math"/>
+              <w:lang w:bidi="fa-IR"/>
+            </w:rPr>
+            <m:t>x=1,x=3</m:t>
+          </m:r>
+          <m:r>
+            <w:rPr>
+              <w:lang w:bidi="fa-IR"/>
+            </w:rPr>
+            <w:br/>
+          </m:r>
+        </m:oMath>
+      </m:oMathPara>
+    </w:p>
+    <w:p>
+      <w:pPr>
+        <w:bidi/>
+        <w:rPr>
+          <w:b/>
+          <w:bCs/>
+          <w:lang w:bidi="fa-IR"/>
+        </w:rPr>
+      </w:pPr>
+      <w:r>
+        <w:rPr>
+          <w:b/>
+          <w:bCs/>
+          <w:rtl/>
+          <w:lang w:bidi="fa-IR"/>
+        </w:rPr>
+        <w:t>یک مثال امتحانی کمی مفهومی‌تر</w:t>
+      </w:r>
+    </w:p>
+    <w:p>
+      <w:pPr>
+        <w:bidi/>
+        <w:rPr>
+          <w:b/>
+          <w:bCs/>
+          <w:rtl/>
+          <w:lang w:bidi="fa-IR"/>
+        </w:rPr>
+      </w:pPr>
+      <w:r>
+        <w:rPr>
+          <w:b/>
+          <w:bCs/>
+          <w:rtl/>
+          <w:lang w:bidi="fa-IR"/>
+        </w:rPr>
+        <w:t>سؤال ۳</w:t>
+      </w:r>
+    </w:p>
+    <w:p>
+      <w:pPr>
+        <w:bidi/>
+        <w:rPr>
+          <w:rtl/>
+          <w:lang w:bidi="fa-IR"/>
+        </w:rPr>
+      </w:pPr>
+      <w:r>
+        <w:rPr>
+          <w:rtl/>
+          <w:lang w:bidi="fa-IR"/>
+        </w:rPr>
+        <w:t xml:space="preserve">فرض کنید در </w:t>
+      </w:r>
+      <w:r>
+        <w:rPr>
+          <w:lang w:bidi="fa-IR"/>
+        </w:rPr>
+        <w:t>dual SVM</w:t>
+      </w:r>
+      <w:r>
+        <w:rPr>
+          <w:rtl/>
+          <w:lang w:bidi="fa-IR"/>
+        </w:rPr>
+        <w:t xml:space="preserve"> تابع تصمیم به صورت زیر باشد:</w:t>
+      </w:r>
+    </w:p>
+    <w:p>
+      <w:pPr>
+        <w:bidi/>
+        <w:rPr>
+          <w:rtl/>
+        </w:rPr>
+      </w:pPr>
+      <m:oMathPara>
+        <m:oMath>
+          <m:r>
+            <w:rPr>
+              <w:rFonts w:ascii="Cambria Math" w:hAnsi="Cambria Math"/>
+              <w:lang w:bidi="fa-IR"/>
+            </w:rPr>
+            <m:t>h(x)=</m:t>
+          </m:r>
+          <m:r>
+            <m:rPr>
+              <m:nor/>
+            </m:rPr>
+            <w:rPr>
+              <w:lang w:bidi="fa-IR"/>
+            </w:rPr>
+            <m:t>sign</m:t>
+          </m:r>
+          <m:d>
+            <m:dPr>
+              <m:ctrlPr>
+                <w:rPr>
+                  <w:rFonts w:ascii="Cambria Math" w:hAnsi="Cambria Math"/>
+                  <w:lang w:bidi="fa-IR"/>
+                </w:rPr>
+              </m:ctrlPr>
+            </m:dPr>
+            <m:e>
+              <m:nary>
+                <m:naryPr>
+                  <m:chr m:val="∑"/>
+                  <m:limLoc m:val="undOvr"/>
+                  <m:grow m:val="1"/>
+                  <m:ctrlPr>
+                    <w:rPr>
+                      <w:rFonts w:ascii="Cambria Math" w:hAnsi="Cambria Math"/>
+                      <w:lang w:bidi="fa-IR"/>
+                    </w:rPr>
+                  </m:ctrlPr>
+                </m:naryPr>
+                <m:sub>
+                  <m:r>
+                    <w:rPr>
+                      <w:rFonts w:ascii="Cambria Math" w:hAnsi="Cambria Math"/>
+                      <w:lang w:bidi="fa-IR"/>
+                    </w:rPr>
+                    <m:t>i=1</m:t>
+                  </m:r>
+                </m:sub>
+                <m:sup>
+                  <m:r>
+                    <w:rPr>
+                      <w:rFonts w:ascii="Cambria Math" w:hAnsi="Cambria Math"/>
+                      <w:lang w:bidi="fa-IR"/>
+                    </w:rPr>
+                    <m:t>n</m:t>
+                  </m:r>
+                </m:sup>
+                <m:e>
+                  <m:sSub>
+                    <m:sSubPr>
+                      <m:ctrlPr>
+                        <w:rPr>
+                          <w:rFonts w:ascii="Cambria Math" w:hAnsi="Cambria Math"/>
+                          <w:lang w:bidi="fa-IR"/>
+                        </w:rPr>
+                      </m:ctrlPr>
+                    </m:sSubPr>
+                    <m:e>
+                      <m:r>
+                        <w:rPr>
+                          <w:rFonts w:ascii="Cambria Math" w:hAnsi="Cambria Math"/>
+                          <w:lang w:bidi="fa-IR"/>
+                        </w:rPr>
+                        <m:t>α</m:t>
+                      </m:r>
+                    </m:e>
+                    <m:sub>
+                      <m:r>
+                        <w:rPr>
+                          <w:rFonts w:ascii="Cambria Math" w:hAnsi="Cambria Math"/>
+                          <w:lang w:bidi="fa-IR"/>
+                        </w:rPr>
+                        <m:t>i</m:t>
+                      </m:r>
+                    </m:sub>
+                  </m:sSub>
+                </m:e>
+              </m:nary>
+              <m:sSub>
+                <m:sSubPr>
+                  <m:ctrlPr>
+                    <w:rPr>
+                      <w:rFonts w:ascii="Cambria Math" w:hAnsi="Cambria Math"/>
+                      <w:lang w:bidi="fa-IR"/>
+                    </w:rPr>
+                  </m:ctrlPr>
+                </m:sSubPr>
+                <m:e>
+                  <m:r>
+                    <w:rPr>
+                      <w:rFonts w:ascii="Cambria Math" w:hAnsi="Cambria Math"/>
+                      <w:lang w:bidi="fa-IR"/>
+                    </w:rPr>
+                    <m:t>y</m:t>
+                  </m:r>
+                </m:e>
+                <m:sub>
+                  <m:r>
+                    <w:rPr>
+                      <w:rFonts w:ascii="Cambria Math" w:hAnsi="Cambria Math"/>
+                      <w:lang w:bidi="fa-IR"/>
+                    </w:rPr>
+                    <m:t>i</m:t>
+                  </m:r>
+                </m:sub>
+              </m:sSub>
+              <m:r>
+                <w:rPr>
+                  <w:rFonts w:ascii="Cambria Math" w:hAnsi="Cambria Math"/>
+                  <w:lang w:bidi="fa-IR"/>
+                </w:rPr>
+                <m:t>K(</m:t>
+              </m:r>
+              <m:sSub>
+                <m:sSubPr>
+                  <m:ctrlPr>
+                    <w:rPr>
+                      <w:rFonts w:ascii="Cambria Math" w:hAnsi="Cambria Math"/>
+                      <w:lang w:bidi="fa-IR"/>
+                    </w:rPr>
+                  </m:ctrlPr>
+                </m:sSubPr>
+                <m:e>
+                  <m:r>
+                    <w:rPr>
+                      <w:rFonts w:ascii="Cambria Math" w:hAnsi="Cambria Math"/>
+                      <w:lang w:bidi="fa-IR"/>
+                    </w:rPr>
+                    <m:t>x</m:t>
+                  </m:r>
+                </m:e>
+                <m:sub>
+                  <m:r>
+                    <w:rPr>
+                      <w:rFonts w:ascii="Cambria Math" w:hAnsi="Cambria Math"/>
+                      <w:lang w:bidi="fa-IR"/>
+                    </w:rPr>
+                    <m:t>i</m:t>
+                  </m:r>
+                </m:sub>
+              </m:sSub>
+              <m:r>
+                <w:rPr>
+                  <w:rFonts w:ascii="Cambria Math" w:hAnsi="Cambria Math"/>
+                  <w:lang w:bidi="fa-IR"/>
+                </w:rPr>
+                <m:t>,x)+b</m:t>
+              </m:r>
+            </m:e>
+          </m:d>
+          <m:r>
+            <w:rPr>
+              <w:lang w:bidi="fa-IR"/>
+            </w:rPr>
+            <w:br/>
+          </m:r>
+        </m:oMath>
+      </m:oMathPara>
+    </w:p>
+    <w:p>
+      <w:pPr>
+        <w:bidi/>
+        <w:rPr>
+          <w:lang w:bidi="fa-IR"/>
+        </w:rPr>
+      </w:pPr>
+      <w:r>
+        <w:rPr>
+          <w:rtl/>
+          <w:lang w:bidi="fa-IR"/>
+        </w:rPr>
+        <w:t>اگر کرنل برابر باشد با:</w:t>
+      </w:r>
+    </w:p>
+    <w:p>
+      <w:pPr>
+        <w:bidi/>
+        <w:rPr>
+          <w:rtl/>
+        </w:rPr>
+      </w:pPr>
+      <m:oMathPara>
+        <m:oMath>
+          <m:r>
+            <w:rPr>
+              <w:rFonts w:ascii="Cambria Math" w:hAnsi="Cambria Math"/>
+              <w:lang w:bidi="fa-IR"/>
+            </w:rPr>
+            <m:t>K(</m:t>
+          </m:r>
+          <m:sSub>
+            <m:sSubPr>
+              <m:ctrlPr>
+                <w:rPr>
+                  <w:rFonts w:ascii="Cambria Math" w:hAnsi="Cambria Math"/>
+                  <w:lang w:bidi="fa-IR"/>
+                </w:rPr>
+              </m:ctrlPr>
+            </m:sSubPr>
+            <m:e>
+              <m:r>
+                <w:rPr>
+                  <w:rFonts w:ascii="Cambria Math" w:hAnsi="Cambria Math"/>
+                  <w:lang w:bidi="fa-IR"/>
+                </w:rPr>
+                <m:t>x</m:t>
+              </m:r>
+            </m:e>
+            <m:sub>
+              <m:r>
+                <w:rPr>
+                  <w:rFonts w:ascii="Cambria Math" w:hAnsi="Cambria Math"/>
+                  <w:lang w:bidi="fa-IR"/>
+                </w:rPr>
+                <m:t>i</m:t>
+              </m:r>
+            </m:sub>
+          </m:sSub>
+          <m:r>
+            <w:rPr>
+              <w:rFonts w:ascii="Cambria Math" w:hAnsi="Cambria Math"/>
+              <w:lang w:bidi="fa-IR"/>
+            </w:rPr>
+            <m:t>,x)=(</m:t>
+          </m:r>
+          <m:sSub>
+            <m:sSubPr>
+              <m:ctrlPr>
+                <w:rPr>
+                  <w:rFonts w:ascii="Cambria Math" w:hAnsi="Cambria Math"/>
+                  <w:lang w:bidi="fa-IR"/>
+                </w:rPr>
+              </m:ctrlPr>
+            </m:sSubPr>
+            <m:e>
+              <m:r>
+                <w:rPr>
+                  <w:rFonts w:ascii="Cambria Math" w:hAnsi="Cambria Math"/>
+                  <w:lang w:bidi="fa-IR"/>
+                </w:rPr>
+                <m:t>x</m:t>
+              </m:r>
+            </m:e>
+            <m:sub>
+              <m:r>
+                <w:rPr>
+                  <w:rFonts w:ascii="Cambria Math" w:hAnsi="Cambria Math"/>
+                  <w:lang w:bidi="fa-IR"/>
+                </w:rPr>
+                <m:t>i</m:t>
+              </m:r>
+            </m:sub>
+          </m:sSub>
+          <m:r>
+            <w:rPr>
+              <w:rFonts w:ascii="Cambria Math" w:hAnsi="Cambria Math"/>
+              <w:lang w:bidi="fa-IR"/>
+            </w:rPr>
+            <m:t>⋅x+1</m:t>
+          </m:r>
+          <m:sSup>
+            <m:sSupPr>
+              <m:ctrlPr>
+                <w:rPr>
+                  <w:rFonts w:ascii="Cambria Math" w:hAnsi="Cambria Math"/>
+                  <w:lang w:bidi="fa-IR"/>
+                </w:rPr>
+              </m:ctrlPr>
+            </m:sSupPr>
+            <m:e>
+              <m:r>
+                <w:rPr>
+                  <w:rFonts w:ascii="Cambria Math" w:hAnsi="Cambria Math"/>
+                  <w:lang w:bidi="fa-IR"/>
+                </w:rPr>
+                <m:t>)</m:t>
+              </m:r>
+            </m:e>
+            <m:sup>
+              <m:r>
+                <w:rPr>
+                  <w:rFonts w:ascii="Cambria Math" w:hAnsi="Cambria Math"/>
+                  <w:lang w:bidi="fa-IR"/>
+                </w:rPr>
+                <m:t>2</m:t>
+              </m:r>
+            </m:sup>
+          </m:sSup>
+          <m:r>
+            <w:rPr>
+              <w:lang w:bidi="fa-IR"/>
+            </w:rPr>
+            <w:br/>
+          </m:r>
+        </m:oMath>
+      </m:oMathPara>
+    </w:p>
+    <w:p>
+      <w:pPr>
+        <w:bidi/>
+        <w:rPr>
+          <w:lang w:bidi="fa-IR"/>
+        </w:rPr>
+      </w:pPr>
+      <w:r>
+        <w:rPr>
+          <w:rtl/>
+          <w:lang w:bidi="fa-IR"/>
+        </w:rPr>
+        <w:t>و داده‌های زیر را داشته باشیم:</w:t>
+      </w:r>
+    </w:p>
+    <w:p>
+      <w:pPr>
+        <w:bidi/>
+        <w:rPr>
+          <w:rtl/>
+        </w:rPr>
+      </w:pPr>
+      <m:oMathPara>
+        <m:oMath>
+          <m:sSub>
+            <m:sSubPr>
+              <m:ctrlPr>
+                <w:rPr>
+                  <w:rFonts w:ascii="Cambria Math" w:hAnsi="Cambria Math"/>
+                  <w:lang w:bidi="fa-IR"/>
+                </w:rPr>
+              </m:ctrlPr>
+            </m:sSubPr>
+            <m:e>
+              <m:r>
+                <w:rPr>
+                  <w:rFonts w:ascii="Cambria Math" w:hAnsi="Cambria Math"/>
+                  <w:lang w:bidi="fa-IR"/>
+                </w:rPr>
+                <m:t>x</m:t>
+              </m:r>
+            </m:e>
+            <m:sub>
+              <m:r>
+                <w:rPr>
+                  <w:rFonts w:ascii="Cambria Math" w:hAnsi="Cambria Math"/>
+                  <w:lang w:bidi="fa-IR"/>
+                </w:rPr>
+                <m:t>1</m:t>
+              </m:r>
+            </m:sub>
+          </m:sSub>
+          <m:r>
+            <w:rPr>
+              <w:rFonts w:ascii="Cambria Math" w:hAnsi="Cambria Math"/>
+              <w:lang w:bidi="fa-IR"/>
+            </w:rPr>
+            <m:t>=(1,0),</m:t>
+          </m:r>
+          <m:sSub>
+            <m:sSubPr>
+              <m:ctrlPr>
+                <w:rPr>
+                  <w:rFonts w:ascii="Cambria Math" w:hAnsi="Cambria Math"/>
+                  <w:lang w:bidi="fa-IR"/>
+                </w:rPr>
+              </m:ctrlPr>
+            </m:sSubPr>
+            <m:e>
+              <m:r>
+                <w:rPr>
+                  <w:rFonts w:ascii="Cambria Math" w:hAnsi="Cambria Math"/>
+                  <w:lang w:bidi="fa-IR"/>
+                </w:rPr>
+                <m:t>y</m:t>
+              </m:r>
+            </m:e>
+            <m:sub>
+              <m:r>
+                <w:rPr>
+                  <w:rFonts w:ascii="Cambria Math" w:hAnsi="Cambria Math"/>
+                  <w:lang w:bidi="fa-IR"/>
+                </w:rPr>
+                <m:t>1</m:t>
+              </m:r>
+            </m:sub>
+          </m:sSub>
+          <m:r>
+            <w:rPr>
+              <w:rFonts w:ascii="Cambria Math" w:hAnsi="Cambria Math"/>
+              <w:lang w:bidi="fa-IR"/>
+            </w:rPr>
+            <m:t>=+1,</m:t>
+          </m:r>
+          <m:sSub>
+            <m:sSubPr>
+              <m:ctrlPr>
+                <w:rPr>
+                  <w:rFonts w:ascii="Cambria Math" w:hAnsi="Cambria Math"/>
+                  <w:lang w:bidi="fa-IR"/>
+                </w:rPr>
+              </m:ctrlPr>
+            </m:sSubPr>
+            <m:e>
+              <m:r>
+                <w:rPr>
+                  <w:rFonts w:ascii="Cambria Math" w:hAnsi="Cambria Math"/>
+                  <w:lang w:bidi="fa-IR"/>
+                </w:rPr>
+                <m:t>α</m:t>
+              </m:r>
+            </m:e>
+            <m:sub>
+              <m:r>
+                <w:rPr>
+                  <w:rFonts w:ascii="Cambria Math" w:hAnsi="Cambria Math"/>
+                  <w:lang w:bidi="fa-IR"/>
+                </w:rPr>
+                <m:t>1</m:t>
+              </m:r>
+            </m:sub>
+          </m:sSub>
+          <m:r>
+            <w:rPr>
+              <w:rFonts w:ascii="Cambria Math" w:hAnsi="Cambria Math"/>
+              <w:lang w:bidi="fa-IR"/>
+            </w:rPr>
+            <m:t>=0.5</m:t>
+          </m:r>
+          <m:r>
+            <w:rPr>
+              <w:i/>
+              <w:lang w:bidi="fa-IR"/>
+            </w:rPr>
+            <w:br/>
+          </m:r>
+        </m:oMath>
+      </m:oMathPara>
+    </w:p>
+    <w:p>
+      <w:pPr>
+        <w:bidi/>
+        <w:rPr>
+          <w:lang w:val="en" w:bidi="fa-IR"/>
+        </w:rPr>
+      </w:pPr>
+      <m:oMathPara>
+        <m:oMath>
+          <m:sSub>
+            <m:sSubPr>
+              <m:ctrlPr>
+                <w:rPr>
+                  <w:rFonts w:ascii="Cambria Math" w:hAnsi="Cambria Math"/>
+                  <w:lang w:bidi="fa-IR"/>
+                </w:rPr>
+              </m:ctrlPr>
+            </m:sSubPr>
+            <m:e>
+              <m:r>
+                <w:rPr>
+                  <w:rFonts w:ascii="Cambria Math" w:hAnsi="Cambria Math"/>
+                  <w:lang w:bidi="fa-IR"/>
+                </w:rPr>
+                <m:t>x</m:t>
+              </m:r>
+            </m:e>
+            <m:sub>
+              <m:r>
+                <w:rPr>
+                  <w:rFonts w:ascii="Cambria Math" w:hAnsi="Cambria Math"/>
+                  <w:lang w:bidi="fa-IR"/>
+                </w:rPr>
+                <m:t>2</m:t>
+              </m:r>
+            </m:sub>
+          </m:sSub>
+          <m:r>
+            <w:rPr>
+              <w:rFonts w:ascii="Cambria Math" w:hAnsi="Cambria Math"/>
+              <w:lang w:bidi="fa-IR"/>
+            </w:rPr>
+            <m:t>=(0,1),</m:t>
+          </m:r>
+          <m:sSub>
+            <m:sSubPr>
+              <m:ctrlPr>
+                <w:rPr>
+                  <w:rFonts w:ascii="Cambria Math" w:hAnsi="Cambria Math"/>
+                  <w:lang w:bidi="fa-IR"/>
+                </w:rPr>
+              </m:ctrlPr>
+            </m:sSubPr>
+            <m:e>
+              <m:r>
+                <w:rPr>
+                  <w:rFonts w:ascii="Cambria Math" w:hAnsi="Cambria Math"/>
+                  <w:lang w:bidi="fa-IR"/>
+                </w:rPr>
+                <m:t>y</m:t>
+              </m:r>
+            </m:e>
+            <m:sub>
+              <m:r>
+                <w:rPr>
+                  <w:rFonts w:ascii="Cambria Math" w:hAnsi="Cambria Math"/>
+                  <w:lang w:bidi="fa-IR"/>
+                </w:rPr>
+                <m:t>2</m:t>
+              </m:r>
+            </m:sub>
+          </m:sSub>
+          <m:r>
+            <w:rPr>
+              <w:rFonts w:ascii="Cambria Math" w:hAnsi="Cambria Math"/>
+              <w:lang w:bidi="fa-IR"/>
+            </w:rPr>
+            <m:t>=-1,</m:t>
+          </m:r>
+          <m:sSub>
+            <m:sSubPr>
+              <m:ctrlPr>
+                <w:rPr>
+                  <w:rFonts w:ascii="Cambria Math" w:hAnsi="Cambria Math"/>
+                  <w:lang w:bidi="fa-IR"/>
+                </w:rPr>
+              </m:ctrlPr>
+            </m:sSubPr>
+            <m:e>
+              <m:r>
+                <w:rPr>
+                  <w:rFonts w:ascii="Cambria Math" w:hAnsi="Cambria Math"/>
+                  <w:lang w:bidi="fa-IR"/>
+                </w:rPr>
+                <m:t>α</m:t>
+              </m:r>
+            </m:e>
+            <m:sub>
+              <m:r>
+                <w:rPr>
+                  <w:rFonts w:ascii="Cambria Math" w:hAnsi="Cambria Math"/>
+                  <w:lang w:bidi="fa-IR"/>
+                </w:rPr>
+                <m:t>2</m:t>
+              </m:r>
+            </m:sub>
+          </m:sSub>
+          <m:r>
+            <w:rPr>
+              <w:rFonts w:ascii="Cambria Math" w:hAnsi="Cambria Math"/>
+              <w:lang w:bidi="fa-IR"/>
+            </w:rPr>
+            <m:t>=0.5</m:t>
+          </m:r>
+          <m:r>
+            <w:rPr>
+              <w:i/>
+              <w:lang w:bidi="fa-IR"/>
+            </w:rPr>
+            <w:br/>
+          </m:r>
+        </m:oMath>
+      </m:oMathPara>
+    </w:p>
+    <w:p>
+      <w:pPr>
+        <w:bidi/>
+        <w:rPr>
+          <w:lang w:bidi="fa-IR"/>
+        </w:rPr>
+      </w:pPr>
+      <w:r>
+        <w:rPr>
+          <w:rtl/>
+          <w:lang w:bidi="fa-IR"/>
+        </w:rPr>
+        <w:t>و:</w:t>
+      </w:r>
+    </w:p>
+    <w:p>
+      <w:pPr>
+        <w:bidi/>
+        <w:rPr>
+          <w:rtl/>
+        </w:rPr>
+      </w:pPr>
+      <m:oMathPara>
+        <m:oMath>
+          <m:r>
+            <w:rPr>
+              <w:rFonts w:ascii="Cambria Math" w:hAnsi="Cambria Math"/>
+              <w:lang w:bidi="fa-IR"/>
+            </w:rPr>
+            <m:t>b=0</m:t>
+          </m:r>
+          <m:r>
+            <w:rPr>
+              <w:i/>
+              <w:lang w:bidi="fa-IR"/>
+            </w:rPr>
+            <w:br/>
+          </m:r>
+        </m:oMath>
+      </m:oMathPara>
+    </w:p>
+    <w:p>
+      <w:pPr>
+        <w:bidi/>
+        <w:rPr>
+          <w:lang w:bidi="fa-IR"/>
+        </w:rPr>
+      </w:pPr>
+      <w:r>
+        <w:rPr>
+          <w:rtl/>
+          <w:lang w:bidi="fa-IR"/>
+        </w:rPr>
+        <w:t>برای نقطه‌ی جدید زیر کلاس را پیش‌بینی کنید:</w:t>
+      </w:r>
+    </w:p>
+    <w:p>
+      <w:pPr>
+        <w:bidi/>
+        <w:rPr>
+          <w:rtl/>
+        </w:rPr>
+      </w:pPr>
+      <m:oMathPara>
+        <m:oMath>
+          <m:r>
+            <w:rPr>
+              <w:rFonts w:ascii="Cambria Math" w:hAnsi="Cambria Math"/>
+              <w:lang w:bidi="fa-IR"/>
+            </w:rPr>
+            <m:t>x=(2,1)</m:t>
+          </m:r>
+          <m:r>
+            <w:rPr>
+              <w:i/>
+              <w:lang w:bidi="fa-IR"/>
+            </w:rPr>
+            <w:br/>
+          </m:r>
+        </m:oMath>
+      </m:oMathPara>
+    </w:p>
+    <w:p>
+      <w:pPr>
+        <w:bidi/>
+        <w:rPr>
+          <w:lang w:bidi="fa-IR"/>
+        </w:rPr>
+      </w:pPr>
+      <w:r>
+        <w:rPr>
+          <w:lang w:bidi="fa-IR"/>
+        </w:rPr>
+        <w:pict w14:anchorId="0FD4807A">
+          <v:rect id="_x0000_i1041" style="width:0;height:1.5pt" o:hralign="center" o:hrstd="t" o:hr="t" fillcolor="#a0a0a0" stroked="f"/>
+        </w:pict>
+      </w:r>
+    </w:p>
+    <w:p>
+      <w:pPr>
+        <w:bidi/>
+        <w:rPr>
+          <w:b/>
+          <w:bCs/>
+          <w:lang w:bidi="fa-IR"/>
+        </w:rPr>
+      </w:pPr>
+      <w:r>
+        <w:rPr>
+          <w:b/>
+          <w:bCs/>
+          <w:rtl/>
+          <w:lang w:bidi="fa-IR"/>
+        </w:rPr>
+        <w:lastRenderedPageBreak/>
+        <w:t>حل سؤال ۳</w:t>
+      </w:r>
+    </w:p>
+    <w:p>
+      <w:pPr>
+        <w:bidi/>
+        <w:rPr>
+          <w:rtl/>
+          <w:lang w:bidi="fa-IR"/>
+        </w:rPr>
+      </w:pPr>
+      <w:r>
+        <w:rPr>
+          <w:rtl/>
+          <w:lang w:bidi="fa-IR"/>
+        </w:rPr>
+        <w:t>تابع تصمیم:</w:t>
+      </w:r>
+    </w:p>
+    <w:p>
+      <w:pPr>
+        <w:bidi/>
+        <w:rPr>
+          <w:rtl/>
+        </w:rPr>
+      </w:pPr>
+      <m:oMathPara>
+        <m:oMath>
+          <m:r>
+            <w:rPr>
+              <w:rFonts w:ascii="Cambria Math" w:hAnsi="Cambria Math"/>
+              <w:lang w:bidi="fa-IR"/>
+            </w:rPr>
+            <m:t>h(x)=</m:t>
+          </m:r>
+          <m:r>
+            <m:rPr>
+              <m:nor/>
+            </m:rPr>
+            <w:rPr>
+              <w:lang w:bidi="fa-IR"/>
+            </w:rPr>
+            <m:t>sign</m:t>
+          </m:r>
+          <m:d>
+            <m:dPr>
+              <m:ctrlPr>
+                <w:rPr>
+                  <w:rFonts w:ascii="Cambria Math" w:hAnsi="Cambria Math"/>
+                  <w:lang w:bidi="fa-IR"/>
+                </w:rPr>
+              </m:ctrlPr>
+            </m:dPr>
+            <m:e>
+              <m:sSub>
+                <m:sSubPr>
+                  <m:ctrlPr>
+                    <w:rPr>
+                      <w:rFonts w:ascii="Cambria Math" w:hAnsi="Cambria Math"/>
+                      <w:lang w:bidi="fa-IR"/>
+                    </w:rPr>
+                  </m:ctrlPr>
+                </m:sSubPr>
+                <m:e>
+                  <m:r>
+                    <w:rPr>
+                      <w:rFonts w:ascii="Cambria Math" w:hAnsi="Cambria Math"/>
+                      <w:lang w:bidi="fa-IR"/>
+                    </w:rPr>
+                    <m:t>α</m:t>
+                  </m:r>
+                </m:e>
+                <m:sub>
+                  <m:r>
+                    <w:rPr>
+                      <w:rFonts w:ascii="Cambria Math" w:hAnsi="Cambria Math"/>
+                      <w:lang w:bidi="fa-IR"/>
+                    </w:rPr>
+                    <m:t>1</m:t>
+                  </m:r>
+                </m:sub>
+              </m:sSub>
+              <m:sSub>
+                <m:sSubPr>
+                  <m:ctrlPr>
+                    <w:rPr>
+                      <w:rFonts w:ascii="Cambria Math" w:hAnsi="Cambria Math"/>
+                      <w:lang w:bidi="fa-IR"/>
+                    </w:rPr>
+                  </m:ctrlPr>
+                </m:sSubPr>
+                <m:e>
+                  <m:r>
+                    <w:rPr>
+                      <w:rFonts w:ascii="Cambria Math" w:hAnsi="Cambria Math"/>
+                      <w:lang w:bidi="fa-IR"/>
+                    </w:rPr>
+                    <m:t>y</m:t>
+                  </m:r>
+                </m:e>
+                <m:sub>
+                  <m:r>
+                    <w:rPr>
+                      <w:rFonts w:ascii="Cambria Math" w:hAnsi="Cambria Math"/>
+                      <w:lang w:bidi="fa-IR"/>
+                    </w:rPr>
+                    <m:t>1</m:t>
+                  </m:r>
+                </m:sub>
+              </m:sSub>
+              <m:r>
+                <w:rPr>
+                  <w:rFonts w:ascii="Cambria Math" w:hAnsi="Cambria Math"/>
+                  <w:lang w:bidi="fa-IR"/>
+                </w:rPr>
+                <m:t>K(</m:t>
+              </m:r>
+              <m:sSub>
+                <m:sSubPr>
+                  <m:ctrlPr>
+                    <w:rPr>
+                      <w:rFonts w:ascii="Cambria Math" w:hAnsi="Cambria Math"/>
+                      <w:lang w:bidi="fa-IR"/>
+                    </w:rPr>
+                  </m:ctrlPr>
+                </m:sSubPr>
+                <m:e>
+                  <m:r>
+                    <w:rPr>
+                      <w:rFonts w:ascii="Cambria Math" w:hAnsi="Cambria Math"/>
+                      <w:lang w:bidi="fa-IR"/>
+                    </w:rPr>
+                    <m:t>x</m:t>
+                  </m:r>
+                </m:e>
+                <m:sub>
+                  <m:r>
+                    <w:rPr>
+                      <w:rFonts w:ascii="Cambria Math" w:hAnsi="Cambria Math"/>
+                      <w:lang w:bidi="fa-IR"/>
+                    </w:rPr>
+                    <m:t>1</m:t>
+                  </m:r>
+                </m:sub>
+              </m:sSub>
+              <m:r>
+                <w:rPr>
+                  <w:rFonts w:ascii="Cambria Math" w:hAnsi="Cambria Math"/>
+                  <w:lang w:bidi="fa-IR"/>
+                </w:rPr>
+                <m:t>,x)+</m:t>
+              </m:r>
+              <m:sSub>
+                <m:sSubPr>
+                  <m:ctrlPr>
+                    <w:rPr>
+                      <w:rFonts w:ascii="Cambria Math" w:hAnsi="Cambria Math"/>
+                      <w:lang w:bidi="fa-IR"/>
+                    </w:rPr>
+                  </m:ctrlPr>
+                </m:sSubPr>
+                <m:e>
+                  <m:r>
+                    <w:rPr>
+                      <w:rFonts w:ascii="Cambria Math" w:hAnsi="Cambria Math"/>
+                      <w:lang w:bidi="fa-IR"/>
+                    </w:rPr>
+                    <m:t>α</m:t>
+                  </m:r>
+                </m:e>
+                <m:sub>
+                  <m:r>
+                    <w:rPr>
+                      <w:rFonts w:ascii="Cambria Math" w:hAnsi="Cambria Math"/>
+                      <w:lang w:bidi="fa-IR"/>
+                    </w:rPr>
+                    <m:t>2</m:t>
+                  </m:r>
+                </m:sub>
+              </m:sSub>
+              <m:sSub>
+                <m:sSubPr>
+                  <m:ctrlPr>
+                    <w:rPr>
+                      <w:rFonts w:ascii="Cambria Math" w:hAnsi="Cambria Math"/>
+                      <w:lang w:bidi="fa-IR"/>
+                    </w:rPr>
+                  </m:ctrlPr>
+                </m:sSubPr>
+                <m:e>
+                  <m:r>
+                    <w:rPr>
+                      <w:rFonts w:ascii="Cambria Math" w:hAnsi="Cambria Math"/>
+                      <w:lang w:bidi="fa-IR"/>
+                    </w:rPr>
+                    <m:t>y</m:t>
+                  </m:r>
+                </m:e>
+                <m:sub>
+                  <m:r>
+                    <w:rPr>
+                      <w:rFonts w:ascii="Cambria Math" w:hAnsi="Cambria Math"/>
+                      <w:lang w:bidi="fa-IR"/>
+                    </w:rPr>
+                    <m:t>2</m:t>
+                  </m:r>
+                </m:sub>
+              </m:sSub>
+              <m:r>
+                <w:rPr>
+                  <w:rFonts w:ascii="Cambria Math" w:hAnsi="Cambria Math"/>
+                  <w:lang w:bidi="fa-IR"/>
+                </w:rPr>
+                <m:t>K(</m:t>
+              </m:r>
+              <m:sSub>
+                <m:sSubPr>
+                  <m:ctrlPr>
+                    <w:rPr>
+                      <w:rFonts w:ascii="Cambria Math" w:hAnsi="Cambria Math"/>
+                      <w:lang w:bidi="fa-IR"/>
+                    </w:rPr>
+                  </m:ctrlPr>
+                </m:sSubPr>
+                <m:e>
+                  <m:r>
+                    <w:rPr>
+                      <w:rFonts w:ascii="Cambria Math" w:hAnsi="Cambria Math"/>
+                      <w:lang w:bidi="fa-IR"/>
+                    </w:rPr>
+                    <m:t>x</m:t>
+                  </m:r>
+                </m:e>
+                <m:sub>
+                  <m:r>
+                    <w:rPr>
+                      <w:rFonts w:ascii="Cambria Math" w:hAnsi="Cambria Math"/>
+                      <w:lang w:bidi="fa-IR"/>
+                    </w:rPr>
+                    <m:t>2</m:t>
+                  </m:r>
+                </m:sub>
+              </m:sSub>
+              <m:r>
+                <w:rPr>
+                  <w:rFonts w:ascii="Cambria Math" w:hAnsi="Cambria Math"/>
+                  <w:lang w:bidi="fa-IR"/>
+                </w:rPr>
+                <m:t>,x)+b</m:t>
+              </m:r>
+            </m:e>
+          </m:d>
+          <m:r>
+            <w:rPr>
+              <w:lang w:bidi="fa-IR"/>
+            </w:rPr>
+            <w:br/>
+          </m:r>
+        </m:oMath>
+      </m:oMathPara>
+    </w:p>
+    <w:p>
+      <w:pPr>
+        <w:bidi/>
+        <w:rPr>
+          <w:lang w:bidi="fa-IR"/>
+        </w:rPr>
+      </w:pPr>
+      <w:r>
+        <w:rPr>
+          <w:rtl/>
+          <w:lang w:bidi="fa-IR"/>
+        </w:rPr>
+        <w:t xml:space="preserve">ابتدا </w:t>
+      </w:r>
+      <m:oMath>
+        <m:r>
+          <w:rPr>
+            <w:rFonts w:ascii="Cambria Math" w:hAnsi="Cambria Math"/>
+            <w:lang w:bidi="fa-IR"/>
+          </w:rPr>
+          <m:t>K(</m:t>
+        </m:r>
+        <m:sSub>
+          <m:sSubPr>
+            <m:ctrlPr>
+              <w:rPr>
+                <w:rFonts w:ascii="Cambria Math" w:hAnsi="Cambria Math"/>
+                <w:lang w:bidi="fa-IR"/>
+              </w:rPr>
+            </m:ctrlPr>
+          </m:sSubPr>
+          <m:e>
+            <m:r>
+              <w:rPr>
+                <w:rFonts w:ascii="Cambria Math" w:hAnsi="Cambria Math"/>
+                <w:lang w:bidi="fa-IR"/>
+              </w:rPr>
+              <m:t>x</m:t>
+            </m:r>
+          </m:e>
+          <m:sub>
+            <m:r>
+              <w:rPr>
+                <w:rFonts w:ascii="Cambria Math" w:hAnsi="Cambria Math"/>
+                <w:lang w:bidi="fa-IR"/>
+              </w:rPr>
+              <m:t>1</m:t>
+            </m:r>
+          </m:sub>
+        </m:sSub>
+        <m:r>
+          <w:rPr>
+            <w:rFonts w:ascii="Cambria Math" w:hAnsi="Cambria Math"/>
+            <w:lang w:bidi="fa-IR"/>
+          </w:rPr>
+          <m:t>,x)</m:t>
+        </m:r>
+      </m:oMath>
+      <w:r>
+        <w:rPr>
+          <w:rtl/>
+          <w:lang w:bidi="fa-IR"/>
+        </w:rPr>
+        <w:t>را حساب می‌کنیم.</w:t>
+      </w:r>
+    </w:p>
+    <w:p>
+      <w:pPr>
+        <w:bidi/>
+        <w:rPr>
+          <w:rtl/>
+        </w:rPr>
+      </w:pPr>
+      <m:oMathPara>
+        <m:oMath>
+          <m:sSub>
+            <m:sSubPr>
+              <m:ctrlPr>
+                <w:rPr>
+                  <w:rFonts w:ascii="Cambria Math" w:hAnsi="Cambria Math"/>
+                  <w:lang w:bidi="fa-IR"/>
+                </w:rPr>
+              </m:ctrlPr>
+            </m:sSubPr>
+            <m:e>
+              <m:r>
+                <w:rPr>
+                  <w:rFonts w:ascii="Cambria Math" w:hAnsi="Cambria Math"/>
+                  <w:lang w:bidi="fa-IR"/>
+                </w:rPr>
+                <m:t>x</m:t>
+              </m:r>
+            </m:e>
+            <m:sub>
+              <m:r>
+                <w:rPr>
+                  <w:rFonts w:ascii="Cambria Math" w:hAnsi="Cambria Math"/>
+                  <w:lang w:bidi="fa-IR"/>
+                </w:rPr>
+                <m:t>1</m:t>
+              </m:r>
+            </m:sub>
+          </m:sSub>
+          <m:r>
+            <w:rPr>
+              <w:rFonts w:ascii="Cambria Math" w:hAnsi="Cambria Math"/>
+              <w:lang w:bidi="fa-IR"/>
+            </w:rPr>
+            <m:t>=(1,0),x=(2,1)</m:t>
+          </m:r>
+          <m:r>
+            <w:rPr>
+              <w:i/>
+              <w:lang w:bidi="fa-IR"/>
+            </w:rPr>
+            <w:br/>
+          </m:r>
+        </m:oMath>
+      </m:oMathPara>
+    </w:p>
+    <w:p>
+      <w:pPr>
+        <w:bidi/>
+        <w:rPr>
+          <w:lang w:val="en" w:bidi="fa-IR"/>
+        </w:rPr>
+      </w:pPr>
+      <m:oMathPara>
+        <m:oMath>
+          <m:sSub>
+            <m:sSubPr>
+              <m:ctrlPr>
+                <w:rPr>
+                  <w:rFonts w:ascii="Cambria Math" w:hAnsi="Cambria Math"/>
+                  <w:lang w:bidi="fa-IR"/>
+                </w:rPr>
+              </m:ctrlPr>
+            </m:sSubPr>
+            <m:e>
+              <m:r>
+                <w:rPr>
+                  <w:rFonts w:ascii="Cambria Math" w:hAnsi="Cambria Math"/>
+                  <w:lang w:bidi="fa-IR"/>
+                </w:rPr>
+                <m:t>x</m:t>
+              </m:r>
+            </m:e>
+            <m:sub>
+              <m:r>
+                <w:rPr>
+                  <w:rFonts w:ascii="Cambria Math" w:hAnsi="Cambria Math"/>
+                  <w:lang w:bidi="fa-IR"/>
+                </w:rPr>
+                <m:t>1</m:t>
+              </m:r>
+            </m:sub>
+          </m:sSub>
+          <m:r>
+            <w:rPr>
+              <w:rFonts w:ascii="Cambria Math" w:hAnsi="Cambria Math"/>
+              <w:lang w:bidi="fa-IR"/>
+            </w:rPr>
+            <m:t>⋅x=(1)(2)+(0)(1)=2</m:t>
+          </m:r>
+          <m:r>
+            <w:rPr>
+              <w:i/>
+              <w:lang w:bidi="fa-IR"/>
+            </w:rPr>
+            <w:br/>
+          </m:r>
+        </m:oMath>
+      </m:oMathPara>
+    </w:p>
+    <w:p>
+      <w:pPr>
+        <w:bidi/>
+        <w:rPr>
+          <w:lang w:bidi="fa-IR"/>
+        </w:rPr>
+      </w:pPr>
+      <w:r>
+        <w:rPr>
+          <w:rtl/>
+          <w:lang w:bidi="fa-IR"/>
+        </w:rPr>
+        <w:t>پس:</w:t>
+      </w:r>
+    </w:p>
+    <w:p>
+      <w:pPr>
+        <w:bidi/>
+        <w:rPr>
+          <w:rtl/>
+        </w:rPr>
+      </w:pPr>
+      <m:oMathPara>
+        <m:oMath>
+          <m:r>
+            <w:rPr>
+              <w:rFonts w:ascii="Cambria Math" w:hAnsi="Cambria Math"/>
+              <w:lang w:bidi="fa-IR"/>
+            </w:rPr>
+            <m:t>K(</m:t>
+          </m:r>
+          <m:sSub>
+            <m:sSubPr>
+              <m:ctrlPr>
+                <w:rPr>
+                  <w:rFonts w:ascii="Cambria Math" w:hAnsi="Cambria Math"/>
+                  <w:lang w:bidi="fa-IR"/>
+                </w:rPr>
+              </m:ctrlPr>
+            </m:sSubPr>
+            <m:e>
+              <m:r>
+                <w:rPr>
+                  <w:rFonts w:ascii="Cambria Math" w:hAnsi="Cambria Math"/>
+                  <w:lang w:bidi="fa-IR"/>
+                </w:rPr>
+                <m:t>x</m:t>
+              </m:r>
+            </m:e>
+            <m:sub>
+              <m:r>
+                <w:rPr>
+                  <w:rFonts w:ascii="Cambria Math" w:hAnsi="Cambria Math"/>
+                  <w:lang w:bidi="fa-IR"/>
+                </w:rPr>
+                <m:t>1</m:t>
+              </m:r>
+            </m:sub>
+          </m:sSub>
+          <m:r>
+            <w:rPr>
+              <w:rFonts w:ascii="Cambria Math" w:hAnsi="Cambria Math"/>
+              <w:lang w:bidi="fa-IR"/>
+            </w:rPr>
+            <m:t>,x)=(2+1</m:t>
+          </m:r>
+          <m:sSup>
+            <m:sSupPr>
+              <m:ctrlPr>
+                <w:rPr>
+                  <w:rFonts w:ascii="Cambria Math" w:hAnsi="Cambria Math"/>
+                  <w:lang w:bidi="fa-IR"/>
+                </w:rPr>
+              </m:ctrlPr>
+            </m:sSupPr>
+            <m:e>
+              <m:r>
+                <w:rPr>
+                  <w:rFonts w:ascii="Cambria Math" w:hAnsi="Cambria Math"/>
+                  <w:lang w:bidi="fa-IR"/>
+                </w:rPr>
+                <m:t>)</m:t>
+              </m:r>
+            </m:e>
+            <m:sup>
+              <m:r>
+                <w:rPr>
+                  <w:rFonts w:ascii="Cambria Math" w:hAnsi="Cambria Math"/>
+                  <w:lang w:bidi="fa-IR"/>
+                </w:rPr>
+                <m:t>2</m:t>
+              </m:r>
+            </m:sup>
+          </m:sSup>
+          <m:r>
+            <w:rPr>
+              <w:rFonts w:ascii="Cambria Math" w:hAnsi="Cambria Math"/>
+              <w:lang w:bidi="fa-IR"/>
+            </w:rPr>
+            <m:t>=9</m:t>
+          </m:r>
+          <m:r>
+            <w:rPr>
+              <w:i/>
+              <w:lang w:bidi="fa-IR"/>
+            </w:rPr>
+            <w:br/>
+          </m:r>
+        </m:oMath>
+      </m:oMathPara>
+    </w:p>
+    <w:p>
+      <w:pPr>
+        <w:bidi/>
+        <w:rPr>
+          <w:lang w:bidi="fa-IR"/>
+        </w:rPr>
+      </w:pPr>
+      <w:r>
+        <w:rPr>
+          <w:rtl/>
+          <w:lang w:bidi="fa-IR"/>
+        </w:rPr>
+        <w:t xml:space="preserve">حالا </w:t>
+      </w:r>
+      <m:oMath>
+        <m:r>
+          <w:rPr>
+            <w:rFonts w:ascii="Cambria Math" w:hAnsi="Cambria Math"/>
+            <w:lang w:bidi="fa-IR"/>
+          </w:rPr>
+          <m:t>K(</m:t>
+        </m:r>
+        <m:sSub>
+          <m:sSubPr>
+            <m:ctrlPr>
+              <w:rPr>
+                <w:rFonts w:ascii="Cambria Math" w:hAnsi="Cambria Math"/>
+                <w:lang w:bidi="fa-IR"/>
+              </w:rPr>
+            </m:ctrlPr>
+          </m:sSubPr>
+          <m:e>
+            <m:r>
+              <w:rPr>
+                <w:rFonts w:ascii="Cambria Math" w:hAnsi="Cambria Math"/>
+                <w:lang w:bidi="fa-IR"/>
+              </w:rPr>
+              <m:t>x</m:t>
+            </m:r>
+          </m:e>
+          <m:sub>
+            <m:r>
+              <w:rPr>
+                <w:rFonts w:ascii="Cambria Math" w:hAnsi="Cambria Math"/>
+                <w:lang w:bidi="fa-IR"/>
+              </w:rPr>
+              <m:t>2</m:t>
+            </m:r>
+          </m:sub>
+        </m:sSub>
+        <m:r>
+          <w:rPr>
+            <w:rFonts w:ascii="Cambria Math" w:hAnsi="Cambria Math"/>
+            <w:lang w:bidi="fa-IR"/>
+          </w:rPr>
+          <m:t>,x)</m:t>
+        </m:r>
+      </m:oMath>
+      <w:r>
+        <w:rPr>
+          <w:rtl/>
+          <w:lang w:bidi="fa-IR"/>
+        </w:rPr>
+        <w:t>:</w:t>
+      </w:r>
+    </w:p>
+    <w:p>
+      <w:pPr>
+        <w:bidi/>
+        <w:rPr>
+          <w:rtl/>
+        </w:rPr>
+      </w:pPr>
+      <m:oMathPara>
+        <m:oMath>
+          <m:sSub>
+            <m:sSubPr>
+              <m:ctrlPr>
+                <w:rPr>
+                  <w:rFonts w:ascii="Cambria Math" w:hAnsi="Cambria Math"/>
+                  <w:lang w:bidi="fa-IR"/>
+                </w:rPr>
+              </m:ctrlPr>
+            </m:sSubPr>
+            <m:e>
+              <m:r>
+                <w:rPr>
+                  <w:rFonts w:ascii="Cambria Math" w:hAnsi="Cambria Math"/>
+                  <w:lang w:bidi="fa-IR"/>
+                </w:rPr>
+                <m:t>x</m:t>
+              </m:r>
+            </m:e>
+            <m:sub>
+              <m:r>
+                <w:rPr>
+                  <w:rFonts w:ascii="Cambria Math" w:hAnsi="Cambria Math"/>
+                  <w:lang w:bidi="fa-IR"/>
+                </w:rPr>
+                <m:t>2</m:t>
+              </m:r>
+            </m:sub>
+          </m:sSub>
+          <m:r>
+            <w:rPr>
+              <w:rFonts w:ascii="Cambria Math" w:hAnsi="Cambria Math"/>
+              <w:lang w:bidi="fa-IR"/>
+            </w:rPr>
+            <m:t>=(0,1),x=(2,1)</m:t>
+          </m:r>
+          <m:r>
+            <w:rPr>
+              <w:i/>
+              <w:lang w:bidi="fa-IR"/>
+            </w:rPr>
+            <w:br/>
+          </m:r>
+        </m:oMath>
+      </m:oMathPara>
+    </w:p>
+    <w:p>
+      <w:pPr>
+        <w:bidi/>
+        <w:rPr>
+          <w:lang w:val="en" w:bidi="fa-IR"/>
+        </w:rPr>
+      </w:pPr>
+      <m:oMathPara>
+        <m:oMath>
+          <m:sSub>
+            <m:sSubPr>
+              <m:ctrlPr>
+                <w:rPr>
+                  <w:rFonts w:ascii="Cambria Math" w:hAnsi="Cambria Math"/>
+                  <w:lang w:bidi="fa-IR"/>
+                </w:rPr>
+              </m:ctrlPr>
+            </m:sSubPr>
+            <m:e>
+              <m:r>
+                <w:rPr>
+                  <w:rFonts w:ascii="Cambria Math" w:hAnsi="Cambria Math"/>
+                  <w:lang w:bidi="fa-IR"/>
+                </w:rPr>
+                <m:t>x</m:t>
+              </m:r>
+            </m:e>
+            <m:sub>
+              <m:r>
+                <w:rPr>
+                  <w:rFonts w:ascii="Cambria Math" w:hAnsi="Cambria Math"/>
+                  <w:lang w:bidi="fa-IR"/>
+                </w:rPr>
+                <m:t>2</m:t>
+              </m:r>
+            </m:sub>
+          </m:sSub>
+          <m:r>
+            <w:rPr>
+              <w:rFonts w:ascii="Cambria Math" w:hAnsi="Cambria Math"/>
+              <w:lang w:bidi="fa-IR"/>
+            </w:rPr>
+            <m:t>⋅x=(0)(2)+(1)(1)=1</m:t>
+          </m:r>
+          <m:r>
+            <w:rPr>
+              <w:i/>
+              <w:lang w:bidi="fa-IR"/>
+            </w:rPr>
+            <w:br/>
+          </m:r>
+        </m:oMath>
+      </m:oMathPara>
+    </w:p>
+    <w:p>
+      <w:pPr>
+        <w:bidi/>
+        <w:rPr>
+          <w:lang w:bidi="fa-IR"/>
+        </w:rPr>
+      </w:pPr>
+      <w:r>
+        <w:rPr>
+          <w:rtl/>
+          <w:lang w:bidi="fa-IR"/>
+        </w:rPr>
+        <w:t>پس:</w:t>
+      </w:r>
+    </w:p>
+    <w:p>
+      <w:pPr>
+        <w:bidi/>
+        <w:rPr>
+          <w:rtl/>
+        </w:rPr>
+      </w:pPr>
+      <m:oMathPara>
+        <m:oMath>
+          <m:r>
+            <w:rPr>
+              <w:rFonts w:ascii="Cambria Math" w:hAnsi="Cambria Math"/>
+              <w:lang w:bidi="fa-IR"/>
+            </w:rPr>
+            <m:t>K(</m:t>
+          </m:r>
+          <m:sSub>
+            <m:sSubPr>
+              <m:ctrlPr>
+                <w:rPr>
+                  <w:rFonts w:ascii="Cambria Math" w:hAnsi="Cambria Math"/>
+                  <w:lang w:bidi="fa-IR"/>
+                </w:rPr>
+              </m:ctrlPr>
+            </m:sSubPr>
+            <m:e>
+              <m:r>
+                <w:rPr>
+                  <w:rFonts w:ascii="Cambria Math" w:hAnsi="Cambria Math"/>
+                  <w:lang w:bidi="fa-IR"/>
+                </w:rPr>
+                <m:t>x</m:t>
+              </m:r>
+            </m:e>
+            <m:sub>
+              <m:r>
+                <w:rPr>
+                  <w:rFonts w:ascii="Cambria Math" w:hAnsi="Cambria Math"/>
+                  <w:lang w:bidi="fa-IR"/>
+                </w:rPr>
+                <m:t>2</m:t>
+              </m:r>
+            </m:sub>
+          </m:sSub>
+          <m:r>
+            <w:rPr>
+              <w:rFonts w:ascii="Cambria Math" w:hAnsi="Cambria Math"/>
+              <w:lang w:bidi="fa-IR"/>
+            </w:rPr>
+            <m:t>,x)=(1+1</m:t>
+          </m:r>
+          <m:sSup>
+            <m:sSupPr>
+              <m:ctrlPr>
+                <w:rPr>
+                  <w:rFonts w:ascii="Cambria Math" w:hAnsi="Cambria Math"/>
+                  <w:lang w:bidi="fa-IR"/>
+                </w:rPr>
+              </m:ctrlPr>
+            </m:sSupPr>
+            <m:e>
+              <m:r>
+                <w:rPr>
+                  <w:rFonts w:ascii="Cambria Math" w:hAnsi="Cambria Math"/>
+                  <w:lang w:bidi="fa-IR"/>
+                </w:rPr>
+                <m:t>)</m:t>
+              </m:r>
+            </m:e>
+            <m:sup>
+              <m:r>
+                <w:rPr>
+                  <w:rFonts w:ascii="Cambria Math" w:hAnsi="Cambria Math"/>
+                  <w:lang w:bidi="fa-IR"/>
+                </w:rPr>
+                <m:t>2</m:t>
+              </m:r>
+            </m:sup>
+          </m:sSup>
+          <m:r>
+            <w:rPr>
+              <w:rFonts w:ascii="Cambria Math" w:hAnsi="Cambria Math"/>
+              <w:lang w:bidi="fa-IR"/>
+            </w:rPr>
+            <m:t>=4</m:t>
+          </m:r>
+          <m:r>
+            <w:rPr>
+              <w:i/>
+              <w:lang w:bidi="fa-IR"/>
+            </w:rPr>
+            <w:br/>
+          </m:r>
+        </m:oMath>
+      </m:oMathPara>
+    </w:p>
+    <w:p>
+      <w:pPr>
+        <w:bidi/>
+        <w:rPr>
+          <w:lang w:bidi="fa-IR"/>
+        </w:rPr>
+      </w:pPr>
+      <w:r>
+        <w:rPr>
+          <w:rtl/>
+          <w:lang w:bidi="fa-IR"/>
+        </w:rPr>
+        <w:t>حالا در تابع تصمیم قرار می‌دهیم:</w:t>
+      </w:r>
+    </w:p>
+    <w:p>
+      <w:pPr>
+        <w:bidi/>
+        <w:rPr>
+          <w:rtl/>
+        </w:rPr>
+      </w:pPr>
+      <m:oMathPara>
+        <m:oMath>
+          <m:r>
+            <w:rPr>
+              <w:rFonts w:ascii="Cambria Math" w:hAnsi="Cambria Math"/>
+              <w:lang w:bidi="fa-IR"/>
+            </w:rPr>
+            <m:t>f(x)=</m:t>
+          </m:r>
+          <m:sSub>
+            <m:sSubPr>
+              <m:ctrlPr>
+                <w:rPr>
+                  <w:rFonts w:ascii="Cambria Math" w:hAnsi="Cambria Math"/>
+                  <w:lang w:bidi="fa-IR"/>
+                </w:rPr>
+              </m:ctrlPr>
+            </m:sSubPr>
+            <m:e>
+              <m:r>
+                <w:rPr>
+                  <w:rFonts w:ascii="Cambria Math" w:hAnsi="Cambria Math"/>
+                  <w:lang w:bidi="fa-IR"/>
+                </w:rPr>
+                <m:t>α</m:t>
+              </m:r>
+            </m:e>
+            <m:sub>
+              <m:r>
+                <w:rPr>
+                  <w:rFonts w:ascii="Cambria Math" w:hAnsi="Cambria Math"/>
+                  <w:lang w:bidi="fa-IR"/>
+                </w:rPr>
+                <m:t>1</m:t>
+              </m:r>
+            </m:sub>
+          </m:sSub>
+          <m:sSub>
+            <m:sSubPr>
+              <m:ctrlPr>
+                <w:rPr>
+                  <w:rFonts w:ascii="Cambria Math" w:hAnsi="Cambria Math"/>
+                  <w:lang w:bidi="fa-IR"/>
+                </w:rPr>
+              </m:ctrlPr>
+            </m:sSubPr>
+            <m:e>
+              <m:r>
+                <w:rPr>
+                  <w:rFonts w:ascii="Cambria Math" w:hAnsi="Cambria Math"/>
+                  <w:lang w:bidi="fa-IR"/>
+                </w:rPr>
+                <m:t>y</m:t>
+              </m:r>
+            </m:e>
+            <m:sub>
+              <m:r>
+                <w:rPr>
+                  <w:rFonts w:ascii="Cambria Math" w:hAnsi="Cambria Math"/>
+                  <w:lang w:bidi="fa-IR"/>
+                </w:rPr>
+                <m:t>1</m:t>
+              </m:r>
+            </m:sub>
+          </m:sSub>
+          <m:r>
+            <w:rPr>
+              <w:rFonts w:ascii="Cambria Math" w:hAnsi="Cambria Math"/>
+              <w:lang w:bidi="fa-IR"/>
+            </w:rPr>
+            <m:t>K(</m:t>
+          </m:r>
+          <m:sSub>
+            <m:sSubPr>
+              <m:ctrlPr>
+                <w:rPr>
+                  <w:rFonts w:ascii="Cambria Math" w:hAnsi="Cambria Math"/>
+                  <w:lang w:bidi="fa-IR"/>
+                </w:rPr>
+              </m:ctrlPr>
+            </m:sSubPr>
+            <m:e>
+              <m:r>
+                <w:rPr>
+                  <w:rFonts w:ascii="Cambria Math" w:hAnsi="Cambria Math"/>
+                  <w:lang w:bidi="fa-IR"/>
+                </w:rPr>
+                <m:t>x</m:t>
+              </m:r>
+            </m:e>
+            <m:sub>
+              <m:r>
+                <w:rPr>
+                  <w:rFonts w:ascii="Cambria Math" w:hAnsi="Cambria Math"/>
+                  <w:lang w:bidi="fa-IR"/>
+                </w:rPr>
+                <m:t>1</m:t>
+              </m:r>
+            </m:sub>
+          </m:sSub>
+          <m:r>
+            <w:rPr>
+              <w:rFonts w:ascii="Cambria Math" w:hAnsi="Cambria Math"/>
+              <w:lang w:bidi="fa-IR"/>
+            </w:rPr>
+            <m:t>,x)+</m:t>
+          </m:r>
+          <m:sSub>
+            <m:sSubPr>
+              <m:ctrlPr>
+                <w:rPr>
+                  <w:rFonts w:ascii="Cambria Math" w:hAnsi="Cambria Math"/>
+                  <w:lang w:bidi="fa-IR"/>
+                </w:rPr>
+              </m:ctrlPr>
+            </m:sSubPr>
+            <m:e>
+              <m:r>
+                <w:rPr>
+                  <w:rFonts w:ascii="Cambria Math" w:hAnsi="Cambria Math"/>
+                  <w:lang w:bidi="fa-IR"/>
+                </w:rPr>
+                <m:t>α</m:t>
+              </m:r>
+            </m:e>
+            <m:sub>
+              <m:r>
+                <w:rPr>
+                  <w:rFonts w:ascii="Cambria Math" w:hAnsi="Cambria Math"/>
+                  <w:lang w:bidi="fa-IR"/>
+                </w:rPr>
+                <m:t>2</m:t>
+              </m:r>
+            </m:sub>
+          </m:sSub>
+          <m:sSub>
+            <m:sSubPr>
+              <m:ctrlPr>
+                <w:rPr>
+                  <w:rFonts w:ascii="Cambria Math" w:hAnsi="Cambria Math"/>
+                  <w:lang w:bidi="fa-IR"/>
+                </w:rPr>
+              </m:ctrlPr>
+            </m:sSubPr>
+            <m:e>
+              <m:r>
+                <w:rPr>
+                  <w:rFonts w:ascii="Cambria Math" w:hAnsi="Cambria Math"/>
+                  <w:lang w:bidi="fa-IR"/>
+                </w:rPr>
+                <m:t>y</m:t>
+              </m:r>
+            </m:e>
+            <m:sub>
+              <m:r>
+                <w:rPr>
+                  <w:rFonts w:ascii="Cambria Math" w:hAnsi="Cambria Math"/>
+                  <w:lang w:bidi="fa-IR"/>
+                </w:rPr>
+                <m:t>2</m:t>
+              </m:r>
+            </m:sub>
+          </m:sSub>
+          <m:r>
+            <w:rPr>
+              <w:rFonts w:ascii="Cambria Math" w:hAnsi="Cambria Math"/>
+              <w:lang w:bidi="fa-IR"/>
+            </w:rPr>
+            <m:t>K(</m:t>
+          </m:r>
+          <m:sSub>
+            <m:sSubPr>
+              <m:ctrlPr>
+                <w:rPr>
+                  <w:rFonts w:ascii="Cambria Math" w:hAnsi="Cambria Math"/>
+                  <w:lang w:bidi="fa-IR"/>
+                </w:rPr>
+              </m:ctrlPr>
+            </m:sSubPr>
+            <m:e>
+              <m:r>
+                <w:rPr>
+                  <w:rFonts w:ascii="Cambria Math" w:hAnsi="Cambria Math"/>
+                  <w:lang w:bidi="fa-IR"/>
+                </w:rPr>
+                <m:t>x</m:t>
+              </m:r>
+            </m:e>
+            <m:sub>
+              <m:r>
+                <w:rPr>
+                  <w:rFonts w:ascii="Cambria Math" w:hAnsi="Cambria Math"/>
+                  <w:lang w:bidi="fa-IR"/>
+                </w:rPr>
+                <m:t>2</m:t>
+              </m:r>
+            </m:sub>
+          </m:sSub>
+          <m:r>
+            <w:rPr>
+              <w:rFonts w:ascii="Cambria Math" w:hAnsi="Cambria Math"/>
+              <w:lang w:bidi="fa-IR"/>
+            </w:rPr>
+            <m:t>,x)+b</m:t>
+          </m:r>
+          <m:r>
+            <w:rPr>
+              <w:i/>
+              <w:lang w:bidi="fa-IR"/>
+            </w:rPr>
+            <w:br/>
+          </m:r>
+        </m:oMath>
+      </m:oMathPara>
+    </w:p>
+    <w:p>
+      <w:pPr>
+        <w:bidi/>
+        <w:rPr>
+          <w:lang w:val="en" w:bidi="fa-IR"/>
+        </w:rPr>
+      </w:pPr>
+      <m:oMathPara>
+        <m:oMath>
+          <m:r>
+            <w:rPr>
+              <w:rFonts w:ascii="Cambria Math" w:hAnsi="Cambria Math"/>
+              <w:lang w:bidi="fa-IR"/>
+            </w:rPr>
+            <m:t>f(x)=(0.5)(+1)(9)+(0.5)(-1)(4)+0</m:t>
+          </m:r>
+          <m:r>
+            <w:rPr>
+              <w:i/>
+              <w:lang w:bidi="fa-IR"/>
+            </w:rPr>
+            <w:br/>
+          </m:r>
+        </m:oMath>
+      </m:oMathPara>
+    </w:p>
+    <w:p>
+      <w:pPr>
+        <w:bidi/>
+        <w:rPr>
+          <w:lang w:val="en" w:bidi="fa-IR"/>
+        </w:rPr>
+      </w:pPr>
+      <m:oMathPara>
+        <m:oMath>
+          <m:r>
+            <w:rPr>
+              <w:rFonts w:ascii="Cambria Math" w:hAnsi="Cambria Math"/>
+              <w:lang w:bidi="fa-IR"/>
+            </w:rPr>
+            <m:t>f(x)=4.5-2</m:t>
+          </m:r>
+          <m:r>
+            <w:rPr>
+              <w:i/>
+              <w:lang w:bidi="fa-IR"/>
+            </w:rPr>
+            <w:br/>
+          </m:r>
+        </m:oMath>
+      </m:oMathPara>
+    </w:p>
+    <w:p>
+      <w:pPr>
+        <w:bidi/>
+        <w:rPr>
+          <w:lang w:val="en" w:bidi="fa-IR"/>
+        </w:rPr>
+      </w:pPr>
+      <m:oMathPara>
+        <m:oMath>
+          <m:r>
+            <w:rPr>
+              <w:rFonts w:ascii="Cambria Math" w:hAnsi="Cambria Math"/>
+              <w:lang w:bidi="fa-IR"/>
+            </w:rPr>
+            <m:t>f(x)=2.5</m:t>
+          </m:r>
+          <m:r>
+            <w:rPr>
+              <w:i/>
+              <w:lang w:bidi="fa-IR"/>
+            </w:rPr>
+            <w:br/>
+          </m:r>
+        </m:oMath>
+      </m:oMathPara>
+    </w:p>
+    <w:p>
+      <w:pPr>
+        <w:bidi/>
+        <w:rPr>
+          <w:lang w:bidi="fa-IR"/>
+        </w:rPr>
+      </w:pPr>
+      <w:r>
+        <w:rPr>
+          <w:rtl/>
+          <w:lang w:bidi="fa-IR"/>
+        </w:rPr>
+        <w:t>چون:</w:t>
+      </w:r>
+    </w:p>
+    <w:p>
+      <w:pPr>
+        <w:bidi/>
+        <w:rPr>
+          <w:rtl/>
+        </w:rPr>
+      </w:pPr>
+      <m:oMathPara>
+        <m:oMath>
+          <m:r>
+            <w:rPr>
+              <w:rFonts w:ascii="Cambria Math" w:hAnsi="Cambria Math"/>
+              <w:lang w:bidi="fa-IR"/>
+            </w:rPr>
+            <w:lastRenderedPageBreak/>
+            <m:t>f(x)&gt;0</m:t>
+          </m:r>
+          <m:r>
+            <w:rPr>
+              <w:i/>
+              <w:lang w:bidi="fa-IR"/>
+            </w:rPr>
+            <w:br/>
+          </m:r>
+        </m:oMath>
+      </m:oMathPara>
+    </w:p>
+    <w:p>
+      <w:pPr>
+        <w:bidi/>
+        <w:rPr>
+          <w:lang w:bidi="fa-IR"/>
+        </w:rPr>
+      </w:pPr>
+      <w:r>
+        <w:rPr>
+          <w:rtl/>
+          <w:lang w:bidi="fa-IR"/>
+        </w:rPr>
+        <w:t>پس:</w:t>
+      </w:r>
+    </w:p>
+    <w:p>
+      <w:pPr>
+        <w:bidi/>
+        <w:rPr>
+          <w:rtl/>
+        </w:rPr>
+      </w:pPr>
+      <m:oMathPara>
+        <m:oMath>
+          <m:r>
+            <w:rPr>
+              <w:rFonts w:ascii="Cambria Math" w:hAnsi="Cambria Math"/>
+              <w:lang w:bidi="fa-IR"/>
+            </w:rPr>
+            <m:t>h(x)=+1</m:t>
+          </m:r>
+          <m:r>
+            <w:rPr>
+              <w:i/>
+              <w:lang w:bidi="fa-IR"/>
+            </w:rPr>
+            <w:br/>
+          </m:r>
+        </m:oMath>
+      </m:oMathPara>
+    </w:p>
+    <w:p>
+      <w:pPr>
+        <w:bidi/>
+        <w:rPr>
+          <w:lang w:bidi="fa-IR"/>
+        </w:rPr>
+      </w:pPr>
+      <w:r>
+        <w:rPr>
+          <w:rtl/>
+          <w:lang w:bidi="fa-IR"/>
+        </w:rPr>
+        <w:t>جواب نهایی:</w:t>
+      </w:r>
+    </w:p>
+    <w:p>
+      <w:pPr>
+        <w:bidi/>
+        <w:rPr>
+          <w:rtl/>
+        </w:rPr>
+      </w:pPr>
+      <m:oMathPara>
+        <m:oMath>
+          <m:borderBox>
+            <m:borderBoxPr>
+              <m:ctrlPr>
+                <w:rPr>
+                  <w:rFonts w:ascii="Cambria Math" w:hAnsi="Cambria Math"/>
+                  <w:lang w:bidi="fa-IR"/>
+                </w:rPr>
+              </m:ctrlPr>
+            </m:borderBoxPr>
+            <m:e>
+              <m:r>
+                <w:rPr>
+                  <w:rFonts w:ascii="Cambria Math" w:hAnsi="Cambria Math"/>
+                  <w:lang w:bidi="fa-IR"/>
+                </w:rPr>
+                <m:t>h(x)=+1</m:t>
+              </m:r>
+            </m:e>
+          </m:borderBox>
+          <m:r>
+            <w:rPr>
+              <w:lang w:bidi="fa-IR"/>
+            </w:rPr>
+            <w:br/>
+          </m:r>
+        </m:oMath>
+      </m:oMathPara>
+    </w:p>
+    <w:p>
+      <w:pPr>
+        <w:pBdr>
+          <w:top w:val="double" w:sz="6" w:space="1" w:color="auto"/>
+          <w:bottom w:val="double" w:sz="6" w:space="1" w:color="auto"/>
+        </w:pBdr>
+        <w:bidi/>
+        <w:rPr>
+          <w:lang w:bidi="fa-IR"/>
+        </w:rPr>
+      </w:pPr>
+    </w:p>
+    <w:p>
+      <w:pPr>
+        <w:bidi/>
+        <w:rPr>
           <w:lang w:bidi="fa-IR"/>
         </w:rPr>
       </w:pPr>

--- a/SVM.docx
+++ b/SVM.docx
@@ -2689,6 +2689,9 @@
             <m:t>=-1</m:t>
           </m:r>
           <m:r>
+            <m:rPr>
+              <m:sty m:val="p"/>
+            </m:rPr>
             <w:rPr>
               <w:lang w:bidi="fa-IR"/>
             </w:rPr>
@@ -2776,6 +2779,9 @@
             <m:t>=+1</m:t>
           </m:r>
           <m:r>
+            <m:rPr>
+              <m:sty m:val="p"/>
+            </m:rPr>
             <w:rPr>
               <w:lang w:bidi="fa-IR"/>
             </w:rPr>
@@ -3003,6 +3009,9 @@
             <m:t>+b)≥1</m:t>
           </m:r>
           <m:r>
+            <m:rPr>
+              <m:sty m:val="p"/>
+            </m:rPr>
             <w:rPr>
               <w:lang w:bidi="fa-IR"/>
             </w:rPr>
@@ -3160,6 +3169,9 @@
             <m:t>-1(w+b)≥1</m:t>
           </m:r>
           <m:r>
+            <m:rPr>
+              <m:sty m:val="p"/>
+            </m:rPr>
             <w:rPr>
               <w:lang w:bidi="fa-IR"/>
             </w:rPr>
@@ -3184,6 +3196,9 @@
             <m:t>w+b≤-1</m:t>
           </m:r>
           <m:r>
+            <m:rPr>
+              <m:sty m:val="p"/>
+            </m:rPr>
             <w:rPr>
               <w:lang w:bidi="fa-IR"/>
             </w:rPr>
@@ -3309,6 +3324,9 @@
             <m:t>3w+b≥1</m:t>
           </m:r>
           <m:r>
+            <m:rPr>
+              <m:sty m:val="p"/>
+            </m:rPr>
             <w:rPr>
               <w:lang w:bidi="fa-IR"/>
             </w:rPr>
@@ -3379,6 +3397,9 @@
             <m:t>w+b=-1</m:t>
           </m:r>
           <m:r>
+            <m:rPr>
+              <m:sty m:val="p"/>
+            </m:rPr>
             <w:rPr>
               <w:lang w:bidi="fa-IR"/>
             </w:rPr>
@@ -3403,6 +3424,9 @@
             <m:t>3w+b=1</m:t>
           </m:r>
           <m:r>
+            <m:rPr>
+              <m:sty m:val="p"/>
+            </m:rPr>
             <w:rPr>
               <w:lang w:bidi="fa-IR"/>
             </w:rPr>
@@ -3440,6 +3464,9 @@
             <m:t>2w=2</m:t>
           </m:r>
           <m:r>
+            <m:rPr>
+              <m:sty m:val="p"/>
+            </m:rPr>
             <w:rPr>
               <w:lang w:bidi="fa-IR"/>
             </w:rPr>
@@ -3464,6 +3491,9 @@
             <m:t>w=1</m:t>
           </m:r>
           <m:r>
+            <m:rPr>
+              <m:sty m:val="p"/>
+            </m:rPr>
             <w:rPr>
               <w:lang w:bidi="fa-IR"/>
             </w:rPr>
@@ -3501,6 +3531,9 @@
             <m:t>1+b=-1</m:t>
           </m:r>
           <m:r>
+            <m:rPr>
+              <m:sty m:val="p"/>
+            </m:rPr>
             <w:rPr>
               <w:lang w:bidi="fa-IR"/>
             </w:rPr>
@@ -3525,6 +3558,9 @@
             <m:t>b=-2</m:t>
           </m:r>
           <m:r>
+            <m:rPr>
+              <m:sty m:val="p"/>
+            </m:rPr>
             <w:rPr>
               <w:lang w:bidi="fa-IR"/>
             </w:rPr>
@@ -3597,6 +3633,9 @@
             <m:t>(wx+b)</m:t>
           </m:r>
           <m:r>
+            <m:rPr>
+              <m:sty m:val="p"/>
+            </m:rPr>
             <w:rPr>
               <w:lang w:bidi="fa-IR"/>
             </w:rPr>
@@ -3637,6 +3676,9 @@
             <m:t>(x-2)</m:t>
           </m:r>
           <m:r>
+            <m:rPr>
+              <m:sty m:val="p"/>
+            </m:rPr>
             <w:rPr>
               <w:lang w:bidi="fa-IR"/>
             </w:rPr>
@@ -3674,6 +3716,9 @@
             <m:t>x-2=0</m:t>
           </m:r>
           <m:r>
+            <m:rPr>
+              <m:sty m:val="p"/>
+            </m:rPr>
             <w:rPr>
               <w:lang w:bidi="fa-IR"/>
             </w:rPr>
@@ -3698,6 +3743,9 @@
             <m:t>x=2</m:t>
           </m:r>
           <m:r>
+            <m:rPr>
+              <m:sty m:val="p"/>
+            </m:rPr>
             <w:rPr>
               <w:lang w:bidi="fa-IR"/>
             </w:rPr>
@@ -3754,6 +3802,9 @@
             <m:t>w=1,b=-2</m:t>
           </m:r>
           <m:r>
+            <m:rPr>
+              <m:sty m:val="p"/>
+            </m:rPr>
             <w:rPr>
               <w:lang w:bidi="fa-IR"/>
             </w:rPr>
@@ -3795,6 +3846,9 @@
             <m:t>(x-2)</m:t>
           </m:r>
           <m:r>
+            <m:rPr>
+              <m:sty m:val="p"/>
+            </m:rPr>
             <w:rPr>
               <w:lang w:bidi="fa-IR"/>
             </w:rPr>
@@ -3880,6 +3934,9 @@
             <m:t>=1</m:t>
           </m:r>
           <m:r>
+            <m:rPr>
+              <m:sty m:val="p"/>
+            </m:rPr>
             <w:rPr>
               <w:lang w:bidi="fa-IR"/>
             </w:rPr>
@@ -3920,6 +3977,9 @@
             <m:t>x=1,x=3</m:t>
           </m:r>
           <m:r>
+            <m:rPr>
+              <m:sty m:val="p"/>
+            </m:rPr>
             <w:rPr>
               <w:lang w:bidi="fa-IR"/>
             </w:rPr>
@@ -4165,6 +4225,9 @@
             </m:e>
           </m:d>
           <m:r>
+            <m:rPr>
+              <m:sty m:val="p"/>
+            </m:rPr>
             <w:rPr>
               <w:lang w:bidi="fa-IR"/>
             </w:rPr>
@@ -4303,6 +4366,9 @@
             </m:sup>
           </m:sSup>
           <m:r>
+            <m:rPr>
+              <m:sty m:val="p"/>
+            </m:rPr>
             <w:rPr>
               <w:lang w:bidi="fa-IR"/>
             </w:rPr>
@@ -4441,8 +4507,10 @@
             <m:t>=0.5</m:t>
           </m:r>
           <m:r>
-            <w:rPr>
-              <w:i/>
+            <m:rPr>
+              <m:sty m:val="p"/>
+            </m:rPr>
+            <w:rPr>
               <w:lang w:bidi="fa-IR"/>
             </w:rPr>
             <w:br/>
@@ -4565,8 +4633,10 @@
             <m:t>=0.5</m:t>
           </m:r>
           <m:r>
-            <w:rPr>
-              <w:i/>
+            <m:rPr>
+              <m:sty m:val="p"/>
+            </m:rPr>
+            <w:rPr>
               <w:lang w:bidi="fa-IR"/>
             </w:rPr>
             <w:br/>
@@ -4606,8 +4676,10 @@
             <m:t>b=0</m:t>
           </m:r>
           <m:r>
-            <w:rPr>
-              <w:i/>
+            <m:rPr>
+              <m:sty m:val="p"/>
+            </m:rPr>
+            <w:rPr>
               <w:lang w:bidi="fa-IR"/>
             </w:rPr>
             <w:br/>
@@ -4647,8 +4719,10 @@
             <m:t>x=(2,1)</m:t>
           </m:r>
           <m:r>
-            <w:rPr>
-              <w:i/>
+            <m:rPr>
+              <m:sty m:val="p"/>
+            </m:rPr>
+            <w:rPr>
               <w:lang w:bidi="fa-IR"/>
             </w:rPr>
             <w:br/>
@@ -4668,7 +4742,7 @@
           <w:lang w:bidi="fa-IR"/>
         </w:rPr>
         <w:pict w14:anchorId="0FD4807A">
-          <v:rect id="_x0000_i1041" style="width:0;height:1.5pt" o:hralign="center" o:hrstd="t" o:hr="t" fillcolor="#a0a0a0" stroked="f"/>
+          <v:rect id="_x0000_i1029" style="width:0;height:1.5pt" o:hralign="center" o:hrstd="t" o:hr="t" fillcolor="#a0a0a0" stroked="f"/>
         </w:pict>
       </w:r>
     </w:p>
@@ -4942,6 +5016,9 @@
             </m:e>
           </m:d>
           <m:r>
+            <m:rPr>
+              <m:sty m:val="p"/>
+            </m:rPr>
             <w:rPr>
               <w:lang w:bidi="fa-IR"/>
             </w:rPr>
@@ -5061,8 +5138,10 @@
             <m:t>=(1,0),x=(2,1)</m:t>
           </m:r>
           <m:r>
-            <w:rPr>
-              <w:i/>
+            <m:rPr>
+              <m:sty m:val="p"/>
+            </m:rPr>
+            <w:rPr>
               <w:lang w:bidi="fa-IR"/>
             </w:rPr>
             <w:br/>
@@ -5115,8 +5194,10 @@
             <m:t>⋅x=(1)(2)+(0)(1)=2</m:t>
           </m:r>
           <m:r>
-            <w:rPr>
-              <w:i/>
+            <m:rPr>
+              <m:sty m:val="p"/>
+            </m:rPr>
+            <w:rPr>
               <w:lang w:bidi="fa-IR"/>
             </w:rPr>
             <w:br/>
@@ -5226,8 +5307,10 @@
             <m:t>=9</m:t>
           </m:r>
           <m:r>
-            <w:rPr>
-              <w:i/>
+            <m:rPr>
+              <m:sty m:val="p"/>
+            </m:rPr>
+            <w:rPr>
               <w:lang w:bidi="fa-IR"/>
             </w:rPr>
             <w:br/>
@@ -5346,8 +5429,10 @@
             <m:t>=(0,1),x=(2,1)</m:t>
           </m:r>
           <m:r>
-            <w:rPr>
-              <w:i/>
+            <m:rPr>
+              <m:sty m:val="p"/>
+            </m:rPr>
+            <w:rPr>
               <w:lang w:bidi="fa-IR"/>
             </w:rPr>
             <w:br/>
@@ -5400,8 +5485,10 @@
             <m:t>⋅x=(0)(2)+(1)(1)=1</m:t>
           </m:r>
           <m:r>
-            <w:rPr>
-              <w:i/>
+            <m:rPr>
+              <m:sty m:val="p"/>
+            </m:rPr>
+            <w:rPr>
               <w:lang w:bidi="fa-IR"/>
             </w:rPr>
             <w:br/>
@@ -5511,8 +5598,10 @@
             <m:t>=4</m:t>
           </m:r>
           <m:r>
-            <w:rPr>
-              <w:i/>
+            <m:rPr>
+              <m:sty m:val="p"/>
+            </m:rPr>
+            <w:rPr>
               <w:lang w:bidi="fa-IR"/>
             </w:rPr>
             <w:br/>
@@ -5748,8 +5837,10 @@
             <m:t>,x)+b</m:t>
           </m:r>
           <m:r>
-            <w:rPr>
-              <w:i/>
+            <m:rPr>
+              <m:sty m:val="p"/>
+            </m:rPr>
+            <w:rPr>
               <w:lang w:bidi="fa-IR"/>
             </w:rPr>
             <w:br/>
@@ -5774,8 +5865,10 @@
             <m:t>f(x)=(0.5)(+1)(9)+(0.5)(-1)(4)+0</m:t>
           </m:r>
           <m:r>
-            <w:rPr>
-              <w:i/>
+            <m:rPr>
+              <m:sty m:val="p"/>
+            </m:rPr>
+            <w:rPr>
               <w:lang w:bidi="fa-IR"/>
             </w:rPr>
             <w:br/>
@@ -5800,8 +5893,10 @@
             <m:t>f(x)=4.5-2</m:t>
           </m:r>
           <m:r>
-            <w:rPr>
-              <w:i/>
+            <m:rPr>
+              <m:sty m:val="p"/>
+            </m:rPr>
+            <w:rPr>
               <w:lang w:bidi="fa-IR"/>
             </w:rPr>
             <w:br/>
@@ -5826,8 +5921,10 @@
             <m:t>f(x)=2.5</m:t>
           </m:r>
           <m:r>
-            <w:rPr>
-              <w:i/>
+            <m:rPr>
+              <m:sty m:val="p"/>
+            </m:rPr>
+            <w:rPr>
               <w:lang w:bidi="fa-IR"/>
             </w:rPr>
             <w:br/>
@@ -5868,8 +5965,10 @@
             <m:t>f(x)&gt;0</m:t>
           </m:r>
           <m:r>
-            <w:rPr>
-              <w:i/>
+            <m:rPr>
+              <m:sty m:val="p"/>
+            </m:rPr>
+            <w:rPr>
               <w:lang w:bidi="fa-IR"/>
             </w:rPr>
             <w:br/>
@@ -5909,8 +6008,10 @@
             <m:t>h(x)=+1</m:t>
           </m:r>
           <m:r>
-            <w:rPr>
-              <w:i/>
+            <m:rPr>
+              <m:sty m:val="p"/>
+            </m:rPr>
+            <w:rPr>
               <w:lang w:bidi="fa-IR"/>
             </w:rPr>
             <w:br/>
@@ -5936,9 +6037,6 @@
     <w:p>
       <w:pPr>
         <w:bidi/>
-        <w:rPr>
-          <w:rtl/>
-        </w:rPr>
       </w:pPr>
       <m:oMathPara>
         <m:oMath>
@@ -5962,6 +6060,9 @@
             </m:e>
           </m:borderBox>
           <m:r>
+            <m:rPr>
+              <m:sty m:val="p"/>
+            </m:rPr>
             <w:rPr>
               <w:lang w:bidi="fa-IR"/>
             </w:rPr>
@@ -5969,6 +6070,15 @@
           </m:r>
         </m:oMath>
       </m:oMathPara>
+    </w:p>
+    <w:p>
+      <w:pPr>
+        <w:bidi/>
+        <w:rPr>
+          <w:rtl/>
+          <w:lang w:bidi="fa-IR"/>
+        </w:rPr>
+      </w:pPr>
     </w:p>
     <w:p>
       <w:pPr>
@@ -5984,8 +6094,3352 @@
     </w:p>
     <w:p>
       <w:pPr>
+        <w:rPr>
+          <w:b/>
+          <w:bCs/>
+          <w:lang w:val="en" w:bidi="fa-IR"/>
+        </w:rPr>
+      </w:pPr>
+      <w:r>
+        <w:rPr>
+          <w:rFonts w:ascii="Segoe UI Emoji" w:hAnsi="Segoe UI Emoji" w:cs="Segoe UI Emoji"/>
+          <w:b/>
+          <w:bCs/>
+          <w:lang w:val="en" w:bidi="fa-IR"/>
+        </w:rPr>
+        <w:t>📘</w:t>
+      </w:r>
+      <w:r>
+        <w:rPr>
+          <w:b/>
+          <w:bCs/>
+          <w:lang w:val="en" w:bidi="fa-IR"/>
+        </w:rPr>
+        <w:t xml:space="preserve"> Exam Question: Finding the SVM Hyperplane</w:t>
+      </w:r>
+    </w:p>
+    <w:p>
+      <w:pPr>
+        <w:rPr>
+          <w:lang w:val="en" w:bidi="fa-IR"/>
+        </w:rPr>
+      </w:pPr>
+      <w:r>
+        <w:rPr>
+          <w:lang w:val="en" w:bidi="fa-IR"/>
+        </w:rPr>
+        <w:t>Consider the following training dataset:</w:t>
+      </w:r>
+    </w:p>
+    <w:tbl>
+      <w:tblPr>
+        <w:tblW w:w="0" w:type="auto"/>
+        <w:tblCellSpacing w:w="15" w:type="dxa"/>
+        <w:tblCellMar>
+          <w:top w:w="15" w:type="dxa"/>
+          <w:left w:w="15" w:type="dxa"/>
+          <w:bottom w:w="15" w:type="dxa"/>
+          <w:right w:w="15" w:type="dxa"/>
+        </w:tblCellMar>
+        <w:tblLook w:val="04A0" w:firstRow="1" w:lastRow="0" w:firstColumn="1" w:lastColumn="0" w:noHBand="0" w:noVBand="1"/>
+      </w:tblPr>
+      <w:tblGrid>
+        <w:gridCol w:w="202"/>
+        <w:gridCol w:w="601"/>
+        <w:gridCol w:w="381"/>
+      </w:tblGrid>
+      <w:tr>
+        <w:trPr>
+          <w:tblHeader/>
+          <w:tblCellSpacing w:w="15" w:type="dxa"/>
+        </w:trPr>
+        <w:tc>
+          <w:tcPr>
+            <w:tcW w:w="0" w:type="auto"/>
+            <w:vAlign w:val="center"/>
+            <w:hideMark/>
+          </w:tcPr>
+          <w:p>
+            <w:pPr>
+              <w:rPr>
+                <w:b/>
+                <w:bCs/>
+                <w:lang w:val="en" w:bidi="fa-IR"/>
+              </w:rPr>
+            </w:pPr>
+            <w:proofErr w:type="spellStart"/>
+            <w:r>
+              <w:rPr>
+                <w:b/>
+                <w:bCs/>
+                <w:lang w:val="en" w:bidi="fa-IR"/>
+              </w:rPr>
+              <w:t>i</w:t>
+            </w:r>
+            <w:proofErr w:type="spellEnd"/>
+          </w:p>
+        </w:tc>
+        <w:tc>
+          <w:tcPr>
+            <w:tcW w:w="0" w:type="auto"/>
+            <w:vAlign w:val="center"/>
+            <w:hideMark/>
+          </w:tcPr>
+          <w:p>
+            <w:pPr>
+              <w:rPr>
+                <w:b/>
+                <w:bCs/>
+                <w:lang w:val="en" w:bidi="fa-IR"/>
+              </w:rPr>
+            </w:pPr>
+            <m:oMathPara>
+              <m:oMath>
+                <m:sSub>
+                  <m:sSubPr>
+                    <m:ctrlPr>
+                      <w:rPr>
+                        <w:rFonts w:ascii="Cambria Math" w:hAnsi="Cambria Math"/>
+                        <w:lang w:bidi="fa-IR"/>
+                      </w:rPr>
+                    </m:ctrlPr>
+                  </m:sSubPr>
+                  <m:e>
+                    <m:r>
+                      <w:rPr>
+                        <w:rFonts w:ascii="Cambria Math" w:hAnsi="Cambria Math"/>
+                        <w:lang w:bidi="fa-IR"/>
+                      </w:rPr>
+                      <m:t>x</m:t>
+                    </m:r>
+                  </m:e>
+                  <m:sub>
+                    <m:r>
+                      <w:rPr>
+                        <w:rFonts w:ascii="Cambria Math" w:hAnsi="Cambria Math"/>
+                        <w:lang w:bidi="fa-IR"/>
+                      </w:rPr>
+                      <m:t>i</m:t>
+                    </m:r>
+                  </m:sub>
+                </m:sSub>
+              </m:oMath>
+            </m:oMathPara>
+          </w:p>
+        </w:tc>
+        <w:tc>
+          <w:tcPr>
+            <w:tcW w:w="0" w:type="auto"/>
+            <w:vAlign w:val="center"/>
+            <w:hideMark/>
+          </w:tcPr>
+          <w:p>
+            <w:pPr>
+              <w:rPr>
+                <w:b/>
+                <w:bCs/>
+                <w:lang w:val="en" w:bidi="fa-IR"/>
+              </w:rPr>
+            </w:pPr>
+            <m:oMathPara>
+              <m:oMath>
+                <m:sSub>
+                  <m:sSubPr>
+                    <m:ctrlPr>
+                      <w:rPr>
+                        <w:rFonts w:ascii="Cambria Math" w:hAnsi="Cambria Math"/>
+                        <w:lang w:bidi="fa-IR"/>
+                      </w:rPr>
+                    </m:ctrlPr>
+                  </m:sSubPr>
+                  <m:e>
+                    <m:r>
+                      <w:rPr>
+                        <w:rFonts w:ascii="Cambria Math" w:hAnsi="Cambria Math"/>
+                        <w:lang w:bidi="fa-IR"/>
+                      </w:rPr>
+                      <m:t>y</m:t>
+                    </m:r>
+                  </m:e>
+                  <m:sub>
+                    <m:r>
+                      <w:rPr>
+                        <w:rFonts w:ascii="Cambria Math" w:hAnsi="Cambria Math"/>
+                        <w:lang w:bidi="fa-IR"/>
+                      </w:rPr>
+                      <m:t>i</m:t>
+                    </m:r>
+                  </m:sub>
+                </m:sSub>
+              </m:oMath>
+            </m:oMathPara>
+          </w:p>
+        </w:tc>
+      </w:tr>
+      <w:tr>
+        <w:trPr>
+          <w:tblCellSpacing w:w="15" w:type="dxa"/>
+        </w:trPr>
+        <w:tc>
+          <w:tcPr>
+            <w:tcW w:w="0" w:type="auto"/>
+            <w:vAlign w:val="center"/>
+            <w:hideMark/>
+          </w:tcPr>
+          <w:p>
+            <w:pPr>
+              <w:rPr>
+                <w:lang w:val="en" w:bidi="fa-IR"/>
+              </w:rPr>
+            </w:pPr>
+            <w:r>
+              <w:rPr>
+                <w:lang w:val="en" w:bidi="fa-IR"/>
+              </w:rPr>
+              <w:t>1</w:t>
+            </w:r>
+          </w:p>
+        </w:tc>
+        <w:tc>
+          <w:tcPr>
+            <w:tcW w:w="0" w:type="auto"/>
+            <w:vAlign w:val="center"/>
+            <w:hideMark/>
+          </w:tcPr>
+          <w:p>
+            <w:pPr>
+              <w:rPr>
+                <w:lang w:val="en" w:bidi="fa-IR"/>
+              </w:rPr>
+            </w:pPr>
+            <m:oMathPara>
+              <m:oMath>
+                <m:d>
+                  <m:dPr>
+                    <m:sepChr m:val=","/>
+                    <m:ctrlPr>
+                      <w:rPr>
+                        <w:rFonts w:ascii="Cambria Math" w:hAnsi="Cambria Math"/>
+                        <w:lang w:bidi="fa-IR"/>
+                      </w:rPr>
+                    </m:ctrlPr>
+                  </m:dPr>
+                  <m:e>
+                    <m:r>
+                      <w:rPr>
+                        <w:rFonts w:ascii="Cambria Math" w:hAnsi="Cambria Math"/>
+                        <w:lang w:bidi="fa-IR"/>
+                      </w:rPr>
+                      <m:t>2</m:t>
+                    </m:r>
+                  </m:e>
+                  <m:e>
+                    <m:r>
+                      <w:rPr>
+                        <w:rFonts w:ascii="Cambria Math" w:hAnsi="Cambria Math"/>
+                        <w:lang w:bidi="fa-IR"/>
+                      </w:rPr>
+                      <m:t>2</m:t>
+                    </m:r>
+                  </m:e>
+                </m:d>
+              </m:oMath>
+            </m:oMathPara>
+          </w:p>
+        </w:tc>
+        <w:tc>
+          <w:tcPr>
+            <w:tcW w:w="0" w:type="auto"/>
+            <w:vAlign w:val="center"/>
+            <w:hideMark/>
+          </w:tcPr>
+          <w:p>
+            <w:pPr>
+              <w:rPr>
+                <w:lang w:val="en" w:bidi="fa-IR"/>
+              </w:rPr>
+            </w:pPr>
+            <m:oMathPara>
+              <m:oMath>
+                <m:r>
+                  <w:rPr>
+                    <w:rFonts w:ascii="Cambria Math" w:hAnsi="Cambria Math"/>
+                    <w:lang w:bidi="fa-IR"/>
+                  </w:rPr>
+                  <m:t>+1</m:t>
+                </m:r>
+              </m:oMath>
+            </m:oMathPara>
+          </w:p>
+        </w:tc>
+      </w:tr>
+      <w:tr>
+        <w:trPr>
+          <w:tblCellSpacing w:w="15" w:type="dxa"/>
+        </w:trPr>
+        <w:tc>
+          <w:tcPr>
+            <w:tcW w:w="0" w:type="auto"/>
+            <w:vAlign w:val="center"/>
+            <w:hideMark/>
+          </w:tcPr>
+          <w:p>
+            <w:pPr>
+              <w:rPr>
+                <w:lang w:val="en" w:bidi="fa-IR"/>
+              </w:rPr>
+            </w:pPr>
+            <w:r>
+              <w:rPr>
+                <w:lang w:val="en" w:bidi="fa-IR"/>
+              </w:rPr>
+              <w:t>2</w:t>
+            </w:r>
+          </w:p>
+        </w:tc>
+        <w:tc>
+          <w:tcPr>
+            <w:tcW w:w="0" w:type="auto"/>
+            <w:vAlign w:val="center"/>
+            <w:hideMark/>
+          </w:tcPr>
+          <w:p>
+            <w:pPr>
+              <w:rPr>
+                <w:lang w:val="en" w:bidi="fa-IR"/>
+              </w:rPr>
+            </w:pPr>
+            <m:oMathPara>
+              <m:oMath>
+                <m:d>
+                  <m:dPr>
+                    <m:sepChr m:val=","/>
+                    <m:ctrlPr>
+                      <w:rPr>
+                        <w:rFonts w:ascii="Cambria Math" w:hAnsi="Cambria Math"/>
+                        <w:lang w:bidi="fa-IR"/>
+                      </w:rPr>
+                    </m:ctrlPr>
+                  </m:dPr>
+                  <m:e>
+                    <m:r>
+                      <w:rPr>
+                        <w:rFonts w:ascii="Cambria Math" w:hAnsi="Cambria Math"/>
+                        <w:lang w:bidi="fa-IR"/>
+                      </w:rPr>
+                      <m:t>4</m:t>
+                    </m:r>
+                  </m:e>
+                  <m:e>
+                    <m:r>
+                      <w:rPr>
+                        <w:rFonts w:ascii="Cambria Math" w:hAnsi="Cambria Math"/>
+                        <w:lang w:bidi="fa-IR"/>
+                      </w:rPr>
+                      <m:t>4</m:t>
+                    </m:r>
+                  </m:e>
+                </m:d>
+              </m:oMath>
+            </m:oMathPara>
+          </w:p>
+        </w:tc>
+        <w:tc>
+          <w:tcPr>
+            <w:tcW w:w="0" w:type="auto"/>
+            <w:vAlign w:val="center"/>
+            <w:hideMark/>
+          </w:tcPr>
+          <w:p>
+            <w:pPr>
+              <w:rPr>
+                <w:lang w:val="en" w:bidi="fa-IR"/>
+              </w:rPr>
+            </w:pPr>
+            <m:oMathPara>
+              <m:oMath>
+                <m:r>
+                  <w:rPr>
+                    <w:rFonts w:ascii="Cambria Math" w:hAnsi="Cambria Math"/>
+                    <w:lang w:bidi="fa-IR"/>
+                  </w:rPr>
+                  <m:t>+1</m:t>
+                </m:r>
+              </m:oMath>
+            </m:oMathPara>
+          </w:p>
+        </w:tc>
+      </w:tr>
+      <w:tr>
+        <w:trPr>
+          <w:tblCellSpacing w:w="15" w:type="dxa"/>
+        </w:trPr>
+        <w:tc>
+          <w:tcPr>
+            <w:tcW w:w="0" w:type="auto"/>
+            <w:vAlign w:val="center"/>
+            <w:hideMark/>
+          </w:tcPr>
+          <w:p>
+            <w:pPr>
+              <w:rPr>
+                <w:lang w:val="en" w:bidi="fa-IR"/>
+              </w:rPr>
+            </w:pPr>
+            <w:r>
+              <w:rPr>
+                <w:lang w:val="en" w:bidi="fa-IR"/>
+              </w:rPr>
+              <w:t>3</w:t>
+            </w:r>
+          </w:p>
+        </w:tc>
+        <w:tc>
+          <w:tcPr>
+            <w:tcW w:w="0" w:type="auto"/>
+            <w:vAlign w:val="center"/>
+            <w:hideMark/>
+          </w:tcPr>
+          <w:p>
+            <w:pPr>
+              <w:rPr>
+                <w:lang w:val="en" w:bidi="fa-IR"/>
+              </w:rPr>
+            </w:pPr>
+            <m:oMathPara>
+              <m:oMath>
+                <m:d>
+                  <m:dPr>
+                    <m:sepChr m:val=","/>
+                    <m:ctrlPr>
+                      <w:rPr>
+                        <w:rFonts w:ascii="Cambria Math" w:hAnsi="Cambria Math"/>
+                        <w:lang w:bidi="fa-IR"/>
+                      </w:rPr>
+                    </m:ctrlPr>
+                  </m:dPr>
+                  <m:e>
+                    <m:r>
+                      <w:rPr>
+                        <w:rFonts w:ascii="Cambria Math" w:hAnsi="Cambria Math"/>
+                        <w:lang w:bidi="fa-IR"/>
+                      </w:rPr>
+                      <m:t>2</m:t>
+                    </m:r>
+                  </m:e>
+                  <m:e>
+                    <m:r>
+                      <w:rPr>
+                        <w:rFonts w:ascii="Cambria Math" w:hAnsi="Cambria Math"/>
+                        <w:lang w:bidi="fa-IR"/>
+                      </w:rPr>
+                      <m:t>0</m:t>
+                    </m:r>
+                  </m:e>
+                </m:d>
+              </m:oMath>
+            </m:oMathPara>
+          </w:p>
+        </w:tc>
+        <w:tc>
+          <w:tcPr>
+            <w:tcW w:w="0" w:type="auto"/>
+            <w:vAlign w:val="center"/>
+            <w:hideMark/>
+          </w:tcPr>
+          <w:p>
+            <w:pPr>
+              <w:rPr>
+                <w:lang w:val="en" w:bidi="fa-IR"/>
+              </w:rPr>
+            </w:pPr>
+            <m:oMathPara>
+              <m:oMath>
+                <m:r>
+                  <w:rPr>
+                    <w:rFonts w:ascii="Cambria Math" w:hAnsi="Cambria Math"/>
+                    <w:lang w:bidi="fa-IR"/>
+                  </w:rPr>
+                  <m:t>-1</m:t>
+                </m:r>
+              </m:oMath>
+            </m:oMathPara>
+          </w:p>
+        </w:tc>
+      </w:tr>
+      <w:tr>
+        <w:trPr>
+          <w:tblCellSpacing w:w="15" w:type="dxa"/>
+        </w:trPr>
+        <w:tc>
+          <w:tcPr>
+            <w:tcW w:w="0" w:type="auto"/>
+            <w:vAlign w:val="center"/>
+            <w:hideMark/>
+          </w:tcPr>
+          <w:p>
+            <w:pPr>
+              <w:rPr>
+                <w:lang w:val="en" w:bidi="fa-IR"/>
+              </w:rPr>
+            </w:pPr>
+            <w:r>
+              <w:rPr>
+                <w:lang w:val="en" w:bidi="fa-IR"/>
+              </w:rPr>
+              <w:t>4</w:t>
+            </w:r>
+          </w:p>
+        </w:tc>
+        <w:tc>
+          <w:tcPr>
+            <w:tcW w:w="0" w:type="auto"/>
+            <w:vAlign w:val="center"/>
+            <w:hideMark/>
+          </w:tcPr>
+          <w:p>
+            <w:pPr>
+              <w:rPr>
+                <w:lang w:val="en" w:bidi="fa-IR"/>
+              </w:rPr>
+            </w:pPr>
+            <m:oMathPara>
+              <m:oMath>
+                <m:d>
+                  <m:dPr>
+                    <m:sepChr m:val=","/>
+                    <m:ctrlPr>
+                      <w:rPr>
+                        <w:rFonts w:ascii="Cambria Math" w:hAnsi="Cambria Math"/>
+                        <w:lang w:bidi="fa-IR"/>
+                      </w:rPr>
+                    </m:ctrlPr>
+                  </m:dPr>
+                  <m:e>
+                    <m:r>
+                      <w:rPr>
+                        <w:rFonts w:ascii="Cambria Math" w:hAnsi="Cambria Math"/>
+                        <w:lang w:bidi="fa-IR"/>
+                      </w:rPr>
+                      <m:t>4</m:t>
+                    </m:r>
+                  </m:e>
+                  <m:e>
+                    <m:r>
+                      <w:rPr>
+                        <w:rFonts w:ascii="Cambria Math" w:hAnsi="Cambria Math"/>
+                        <w:lang w:bidi="fa-IR"/>
+                      </w:rPr>
+                      <m:t>0</m:t>
+                    </m:r>
+                  </m:e>
+                </m:d>
+              </m:oMath>
+            </m:oMathPara>
+          </w:p>
+        </w:tc>
+        <w:tc>
+          <w:tcPr>
+            <w:tcW w:w="0" w:type="auto"/>
+            <w:vAlign w:val="center"/>
+            <w:hideMark/>
+          </w:tcPr>
+          <w:p>
+            <w:pPr>
+              <w:rPr>
+                <w:lang w:val="en" w:bidi="fa-IR"/>
+              </w:rPr>
+            </w:pPr>
+            <m:oMathPara>
+              <m:oMath>
+                <m:r>
+                  <w:rPr>
+                    <w:rFonts w:ascii="Cambria Math" w:hAnsi="Cambria Math"/>
+                    <w:lang w:bidi="fa-IR"/>
+                  </w:rPr>
+                  <m:t>-1</m:t>
+                </m:r>
+              </m:oMath>
+            </m:oMathPara>
+          </w:p>
+        </w:tc>
+      </w:tr>
+    </w:tbl>
+    <w:p>
+      <w:pPr>
+        <w:rPr>
+          <w:lang w:val="en" w:bidi="fa-IR"/>
+        </w:rPr>
+      </w:pPr>
+      <w:r>
+        <w:rPr>
+          <w:lang w:val="en" w:bidi="fa-IR"/>
+        </w:rPr>
+        <w:t xml:space="preserve">Assume that the following are the </w:t>
+      </w:r>
+      <w:r>
+        <w:rPr>
+          <w:b/>
+          <w:bCs/>
+          <w:lang w:val="en" w:bidi="fa-IR"/>
+        </w:rPr>
+        <w:t>only support vectors</w:t>
+      </w:r>
+      <w:r>
+        <w:rPr>
+          <w:lang w:val="en" w:bidi="fa-IR"/>
+        </w:rPr>
+        <w:t xml:space="preserve"> with non-zero Lagrange multipliers:</w:t>
+      </w:r>
+    </w:p>
+    <w:p>
+      <w:pPr>
+        <w:rPr>
+          <w:lang w:val="en" w:bidi="fa-IR"/>
+        </w:rPr>
+      </w:pPr>
+      <m:oMathPara>
+        <m:oMath>
+          <m:sSub>
+            <m:sSubPr>
+              <m:ctrlPr>
+                <w:rPr>
+                  <w:rFonts w:ascii="Cambria Math" w:hAnsi="Cambria Math"/>
+                  <w:lang w:bidi="fa-IR"/>
+                </w:rPr>
+              </m:ctrlPr>
+            </m:sSubPr>
+            <m:e>
+              <m:r>
+                <w:rPr>
+                  <w:rFonts w:ascii="Cambria Math" w:hAnsi="Cambria Math"/>
+                  <w:lang w:bidi="fa-IR"/>
+                </w:rPr>
+                <m:t>α</m:t>
+              </m:r>
+            </m:e>
+            <m:sub>
+              <m:r>
+                <w:rPr>
+                  <w:rFonts w:ascii="Cambria Math" w:hAnsi="Cambria Math"/>
+                  <w:lang w:bidi="fa-IR"/>
+                </w:rPr>
+                <m:t>1</m:t>
+              </m:r>
+            </m:sub>
+          </m:sSub>
+          <m:r>
+            <w:rPr>
+              <w:rFonts w:ascii="Cambria Math" w:hAnsi="Cambria Math"/>
+              <w:lang w:bidi="fa-IR"/>
+            </w:rPr>
+            <m:t>=0.25,</m:t>
+          </m:r>
+          <m:sSub>
+            <m:sSubPr>
+              <m:ctrlPr>
+                <w:rPr>
+                  <w:rFonts w:ascii="Cambria Math" w:hAnsi="Cambria Math"/>
+                  <w:lang w:bidi="fa-IR"/>
+                </w:rPr>
+              </m:ctrlPr>
+            </m:sSubPr>
+            <m:e>
+              <m:r>
+                <w:rPr>
+                  <w:rFonts w:ascii="Cambria Math" w:hAnsi="Cambria Math"/>
+                  <w:lang w:bidi="fa-IR"/>
+                </w:rPr>
+                <m:t>α</m:t>
+              </m:r>
+            </m:e>
+            <m:sub>
+              <m:r>
+                <w:rPr>
+                  <w:rFonts w:ascii="Cambria Math" w:hAnsi="Cambria Math"/>
+                  <w:lang w:bidi="fa-IR"/>
+                </w:rPr>
+                <m:t>3</m:t>
+              </m:r>
+            </m:sub>
+          </m:sSub>
+          <m:r>
+            <w:rPr>
+              <w:rFonts w:ascii="Cambria Math" w:hAnsi="Cambria Math"/>
+              <w:lang w:bidi="fa-IR"/>
+            </w:rPr>
+            <m:t>=0.25</m:t>
+          </m:r>
+          <m:r>
+            <w:rPr>
+              <w:lang w:bidi="fa-IR"/>
+            </w:rPr>
+            <w:br/>
+          </m:r>
+        </m:oMath>
+      </m:oMathPara>
+    </w:p>
+    <w:p>
+      <w:pPr>
+        <w:rPr>
+          <w:lang w:val="en" w:bidi="fa-IR"/>
+        </w:rPr>
+      </w:pPr>
+      <w:r>
+        <w:rPr>
+          <w:lang w:val="en" w:bidi="fa-IR"/>
+        </w:rPr>
+        <w:t xml:space="preserve">All other </w:t>
+      </w:r>
+      <m:oMath>
+        <m:sSub>
+          <m:sSubPr>
+            <m:ctrlPr>
+              <w:rPr>
+                <w:rFonts w:ascii="Cambria Math" w:hAnsi="Cambria Math"/>
+                <w:lang w:bidi="fa-IR"/>
+              </w:rPr>
+            </m:ctrlPr>
+          </m:sSubPr>
+          <m:e>
+            <m:r>
+              <w:rPr>
+                <w:rFonts w:ascii="Cambria Math" w:hAnsi="Cambria Math"/>
+                <w:lang w:bidi="fa-IR"/>
+              </w:rPr>
+              <m:t>α</m:t>
+            </m:r>
+          </m:e>
+          <m:sub>
+            <m:r>
+              <w:rPr>
+                <w:rFonts w:ascii="Cambria Math" w:hAnsi="Cambria Math"/>
+                <w:lang w:bidi="fa-IR"/>
+              </w:rPr>
+              <m:t>i</m:t>
+            </m:r>
+          </m:sub>
+        </m:sSub>
+        <m:r>
+          <w:rPr>
+            <w:rFonts w:ascii="Cambria Math" w:hAnsi="Cambria Math"/>
+            <w:lang w:bidi="fa-IR"/>
+          </w:rPr>
+          <m:t>=0</m:t>
+        </m:r>
+      </m:oMath>
+      <w:r>
+        <w:rPr>
+          <w:lang w:val="en" w:bidi="fa-IR"/>
+        </w:rPr>
+        <w:t>.</w:t>
+      </w:r>
+    </w:p>
+    <w:p>
+      <w:pPr>
+        <w:rPr>
+          <w:lang w:bidi="fa-IR"/>
+        </w:rPr>
+      </w:pPr>
+      <w:r>
+        <w:rPr>
+          <w:lang w:bidi="fa-IR"/>
+        </w:rPr>
+        <w:pict w14:anchorId="44EC8129">
+          <v:rect id="_x0000_i1030" style="width:0;height:1.5pt" o:hralign="center" o:hrstd="t" o:hr="t" fillcolor="#a0a0a0" stroked="f"/>
+        </w:pict>
+      </w:r>
+    </w:p>
+    <w:p>
+      <w:pPr>
+        <w:rPr>
+          <w:b/>
+          <w:bCs/>
+          <w:lang w:val="en" w:bidi="fa-IR"/>
+        </w:rPr>
+      </w:pPr>
+      <w:r>
+        <w:rPr>
+          <w:b/>
+          <w:bCs/>
+          <w:lang w:val="en" w:bidi="fa-IR"/>
+        </w:rPr>
+        <w:t>Tasks:</w:t>
+      </w:r>
+    </w:p>
+    <w:p>
+      <w:pPr>
+        <w:numPr>
+          <w:ilvl w:val="0"/>
+          <w:numId w:val="6"/>
+        </w:numPr>
+        <w:rPr>
+          <w:lang w:val="en" w:bidi="fa-IR"/>
+        </w:rPr>
+      </w:pPr>
+      <w:r>
+        <w:rPr>
+          <w:lang w:val="en" w:bidi="fa-IR"/>
+        </w:rPr>
+        <w:t xml:space="preserve">Compute the weight vector </w:t>
+      </w:r>
+      <m:oMath>
+        <m:r>
+          <w:rPr>
+            <w:rFonts w:ascii="Cambria Math" w:hAnsi="Cambria Math"/>
+            <w:lang w:bidi="fa-IR"/>
+          </w:rPr>
+          <m:t>w</m:t>
+        </m:r>
+      </m:oMath>
+      <w:r>
+        <w:rPr>
+          <w:lang w:val="en" w:bidi="fa-IR"/>
+        </w:rPr>
+        <w:t>.</w:t>
+      </w:r>
+    </w:p>
+    <w:p>
+      <w:pPr>
+        <w:numPr>
+          <w:ilvl w:val="0"/>
+          <w:numId w:val="6"/>
+        </w:numPr>
+        <w:rPr>
+          <w:lang w:val="en" w:bidi="fa-IR"/>
+        </w:rPr>
+      </w:pPr>
+      <w:r>
+        <w:rPr>
+          <w:lang w:val="en" w:bidi="fa-IR"/>
+        </w:rPr>
+        <w:t xml:space="preserve">Compute the bias </w:t>
+      </w:r>
+      <m:oMath>
+        <m:r>
+          <w:rPr>
+            <w:rFonts w:ascii="Cambria Math" w:hAnsi="Cambria Math"/>
+            <w:lang w:bidi="fa-IR"/>
+          </w:rPr>
+          <m:t>b</m:t>
+        </m:r>
+      </m:oMath>
+      <w:r>
+        <w:rPr>
+          <w:lang w:val="en" w:bidi="fa-IR"/>
+        </w:rPr>
+        <w:t>.</w:t>
+      </w:r>
+    </w:p>
+    <w:p>
+      <w:pPr>
+        <w:numPr>
+          <w:ilvl w:val="0"/>
+          <w:numId w:val="6"/>
+        </w:numPr>
+        <w:rPr>
+          <w:lang w:val="en" w:bidi="fa-IR"/>
+        </w:rPr>
+      </w:pPr>
+      <w:r>
+        <w:rPr>
+          <w:lang w:val="en" w:bidi="fa-IR"/>
+        </w:rPr>
+        <w:t>Write the equation of the separating hyperplane.</w:t>
+      </w:r>
+    </w:p>
+    <w:p>
+      <w:pPr>
+        <w:numPr>
+          <w:ilvl w:val="0"/>
+          <w:numId w:val="6"/>
+        </w:numPr>
+        <w:rPr>
+          <w:lang w:val="en" w:bidi="fa-IR"/>
+        </w:rPr>
+      </w:pPr>
+      <w:r>
+        <w:rPr>
+          <w:lang w:val="en" w:bidi="fa-IR"/>
+        </w:rPr>
+        <w:lastRenderedPageBreak/>
+        <w:t>Write the final decision function.</w:t>
+      </w:r>
+    </w:p>
+    <w:p>
+      <w:pPr>
+        <w:rPr>
+          <w:lang w:bidi="fa-IR"/>
+        </w:rPr>
+      </w:pPr>
+      <w:r>
+        <w:rPr>
+          <w:lang w:bidi="fa-IR"/>
+        </w:rPr>
+        <w:pict w14:anchorId="4023EDCB">
+          <v:rect id="_x0000_i1031" style="width:0;height:1.5pt" o:hralign="center" o:hrstd="t" o:hr="t" fillcolor="#a0a0a0" stroked="f"/>
+        </w:pict>
+      </w:r>
+    </w:p>
+    <w:p>
+      <w:pPr>
+        <w:rPr>
+          <w:b/>
+          <w:bCs/>
+          <w:lang w:val="en" w:bidi="fa-IR"/>
+        </w:rPr>
+      </w:pPr>
+      <w:r>
+        <w:rPr>
+          <w:rFonts w:ascii="Segoe UI Emoji" w:hAnsi="Segoe UI Emoji" w:cs="Segoe UI Emoji"/>
+          <w:b/>
+          <w:bCs/>
+          <w:lang w:val="en" w:bidi="fa-IR"/>
+        </w:rPr>
+        <w:t>✅</w:t>
+      </w:r>
+      <w:r>
+        <w:rPr>
+          <w:b/>
+          <w:bCs/>
+          <w:lang w:val="en" w:bidi="fa-IR"/>
+        </w:rPr>
+        <w:t xml:space="preserve"> Solution</w:t>
+      </w:r>
+    </w:p>
+    <w:p>
+      <w:pPr>
+        <w:rPr>
+          <w:lang w:bidi="fa-IR"/>
+        </w:rPr>
+      </w:pPr>
+      <w:r>
+        <w:rPr>
+          <w:lang w:bidi="fa-IR"/>
+        </w:rPr>
+        <w:pict w14:anchorId="3D664DCD">
+          <v:rect id="_x0000_i1032" style="width:0;height:1.5pt" o:hralign="center" o:hrstd="t" o:hr="t" fillcolor="#a0a0a0" stroked="f"/>
+        </w:pict>
+      </w:r>
+    </w:p>
+    <w:p>
+      <w:pPr>
+        <w:rPr>
+          <w:b/>
+          <w:bCs/>
+          <w:lang w:val="en" w:bidi="fa-IR"/>
+        </w:rPr>
+      </w:pPr>
+      <w:r>
+        <w:rPr>
+          <w:b/>
+          <w:bCs/>
+          <w:lang w:val="en" w:bidi="fa-IR"/>
+        </w:rPr>
+        <w:t xml:space="preserve">Step 1: Compute </w:t>
+      </w:r>
+      <m:oMath>
+        <m:r>
+          <m:rPr>
+            <m:sty m:val="bi"/>
+          </m:rPr>
+          <w:rPr>
+            <w:rFonts w:ascii="Cambria Math" w:hAnsi="Cambria Math"/>
+            <w:lang w:bidi="fa-IR"/>
+          </w:rPr>
+          <m:t>w</m:t>
+        </m:r>
+      </m:oMath>
+    </w:p>
+    <w:p>
+      <w:pPr>
+        <w:rPr>
+          <w:lang w:val="en" w:bidi="fa-IR"/>
+        </w:rPr>
+      </w:pPr>
+      <w:r>
+        <w:rPr>
+          <w:lang w:val="en" w:bidi="fa-IR"/>
+        </w:rPr>
+        <w:t>We use:</w:t>
+      </w:r>
+    </w:p>
+    <w:p>
+      <w:pPr>
+        <w:rPr>
+          <w:lang w:val="en" w:bidi="fa-IR"/>
+        </w:rPr>
+      </w:pPr>
+      <m:oMathPara>
+        <m:oMath>
+          <m:r>
+            <w:rPr>
+              <w:rFonts w:ascii="Cambria Math" w:hAnsi="Cambria Math"/>
+              <w:lang w:bidi="fa-IR"/>
+            </w:rPr>
+            <m:t>w=</m:t>
+          </m:r>
+          <m:nary>
+            <m:naryPr>
+              <m:chr m:val="∑"/>
+              <m:limLoc m:val="undOvr"/>
+              <m:grow m:val="1"/>
+              <m:ctrlPr>
+                <w:rPr>
+                  <w:rFonts w:ascii="Cambria Math" w:hAnsi="Cambria Math"/>
+                  <w:lang w:bidi="fa-IR"/>
+                </w:rPr>
+              </m:ctrlPr>
+            </m:naryPr>
+            <m:sub>
+              <m:r>
+                <w:rPr>
+                  <w:rFonts w:ascii="Cambria Math" w:hAnsi="Cambria Math"/>
+                  <w:lang w:bidi="fa-IR"/>
+                </w:rPr>
+                <m:t>i=1</m:t>
+              </m:r>
+            </m:sub>
+            <m:sup>
+              <m:r>
+                <w:rPr>
+                  <w:rFonts w:ascii="Cambria Math" w:hAnsi="Cambria Math"/>
+                  <w:lang w:bidi="fa-IR"/>
+                </w:rPr>
+                <m:t>n</m:t>
+              </m:r>
+            </m:sup>
+            <m:e>
+              <m:sSub>
+                <m:sSubPr>
+                  <m:ctrlPr>
+                    <w:rPr>
+                      <w:rFonts w:ascii="Cambria Math" w:hAnsi="Cambria Math"/>
+                      <w:lang w:bidi="fa-IR"/>
+                    </w:rPr>
+                  </m:ctrlPr>
+                </m:sSubPr>
+                <m:e>
+                  <m:r>
+                    <w:rPr>
+                      <w:rFonts w:ascii="Cambria Math" w:hAnsi="Cambria Math"/>
+                      <w:lang w:bidi="fa-IR"/>
+                    </w:rPr>
+                    <m:t>α</m:t>
+                  </m:r>
+                </m:e>
+                <m:sub>
+                  <m:r>
+                    <w:rPr>
+                      <w:rFonts w:ascii="Cambria Math" w:hAnsi="Cambria Math"/>
+                      <w:lang w:bidi="fa-IR"/>
+                    </w:rPr>
+                    <m:t>i</m:t>
+                  </m:r>
+                </m:sub>
+              </m:sSub>
+            </m:e>
+          </m:nary>
+          <m:sSub>
+            <m:sSubPr>
+              <m:ctrlPr>
+                <w:rPr>
+                  <w:rFonts w:ascii="Cambria Math" w:hAnsi="Cambria Math"/>
+                  <w:lang w:bidi="fa-IR"/>
+                </w:rPr>
+              </m:ctrlPr>
+            </m:sSubPr>
+            <m:e>
+              <m:r>
+                <w:rPr>
+                  <w:rFonts w:ascii="Cambria Math" w:hAnsi="Cambria Math"/>
+                  <w:lang w:bidi="fa-IR"/>
+                </w:rPr>
+                <m:t>y</m:t>
+              </m:r>
+            </m:e>
+            <m:sub>
+              <m:r>
+                <w:rPr>
+                  <w:rFonts w:ascii="Cambria Math" w:hAnsi="Cambria Math"/>
+                  <w:lang w:bidi="fa-IR"/>
+                </w:rPr>
+                <m:t>i</m:t>
+              </m:r>
+            </m:sub>
+          </m:sSub>
+          <m:sSub>
+            <m:sSubPr>
+              <m:ctrlPr>
+                <w:rPr>
+                  <w:rFonts w:ascii="Cambria Math" w:hAnsi="Cambria Math"/>
+                  <w:lang w:bidi="fa-IR"/>
+                </w:rPr>
+              </m:ctrlPr>
+            </m:sSubPr>
+            <m:e>
+              <m:r>
+                <w:rPr>
+                  <w:rFonts w:ascii="Cambria Math" w:hAnsi="Cambria Math"/>
+                  <w:lang w:bidi="fa-IR"/>
+                </w:rPr>
+                <m:t>x</m:t>
+              </m:r>
+            </m:e>
+            <m:sub>
+              <m:r>
+                <w:rPr>
+                  <w:rFonts w:ascii="Cambria Math" w:hAnsi="Cambria Math"/>
+                  <w:lang w:bidi="fa-IR"/>
+                </w:rPr>
+                <m:t>i</m:t>
+              </m:r>
+            </m:sub>
+          </m:sSub>
+          <m:r>
+            <m:rPr>
+              <m:sty m:val="p"/>
+            </m:rPr>
+            <w:rPr>
+              <w:lang w:bidi="fa-IR"/>
+            </w:rPr>
+            <w:br/>
+          </m:r>
+        </m:oMath>
+      </m:oMathPara>
+    </w:p>
+    <w:p>
+      <w:pPr>
+        <w:rPr>
+          <w:lang w:val="en" w:bidi="fa-IR"/>
+        </w:rPr>
+      </w:pPr>
+      <w:r>
+        <w:rPr>
+          <w:lang w:val="en" w:bidi="fa-IR"/>
+        </w:rPr>
+        <w:t xml:space="preserve">Since only </w:t>
+      </w:r>
+      <m:oMath>
+        <m:sSub>
+          <m:sSubPr>
+            <m:ctrlPr>
+              <w:rPr>
+                <w:rFonts w:ascii="Cambria Math" w:hAnsi="Cambria Math"/>
+                <w:lang w:bidi="fa-IR"/>
+              </w:rPr>
+            </m:ctrlPr>
+          </m:sSubPr>
+          <m:e>
+            <m:r>
+              <w:rPr>
+                <w:rFonts w:ascii="Cambria Math" w:hAnsi="Cambria Math"/>
+                <w:lang w:bidi="fa-IR"/>
+              </w:rPr>
+              <m:t>α</m:t>
+            </m:r>
+          </m:e>
+          <m:sub>
+            <m:r>
+              <w:rPr>
+                <w:rFonts w:ascii="Cambria Math" w:hAnsi="Cambria Math"/>
+                <w:lang w:bidi="fa-IR"/>
+              </w:rPr>
+              <m:t>1</m:t>
+            </m:r>
+          </m:sub>
+        </m:sSub>
+      </m:oMath>
+      <w:r>
+        <w:rPr>
+          <w:lang w:val="en" w:bidi="fa-IR"/>
+        </w:rPr>
+        <w:t xml:space="preserve">and </w:t>
+      </w:r>
+      <m:oMath>
+        <m:sSub>
+          <m:sSubPr>
+            <m:ctrlPr>
+              <w:rPr>
+                <w:rFonts w:ascii="Cambria Math" w:hAnsi="Cambria Math"/>
+                <w:lang w:bidi="fa-IR"/>
+              </w:rPr>
+            </m:ctrlPr>
+          </m:sSubPr>
+          <m:e>
+            <m:r>
+              <w:rPr>
+                <w:rFonts w:ascii="Cambria Math" w:hAnsi="Cambria Math"/>
+                <w:lang w:bidi="fa-IR"/>
+              </w:rPr>
+              <m:t>α</m:t>
+            </m:r>
+          </m:e>
+          <m:sub>
+            <m:r>
+              <w:rPr>
+                <w:rFonts w:ascii="Cambria Math" w:hAnsi="Cambria Math"/>
+                <w:lang w:bidi="fa-IR"/>
+              </w:rPr>
+              <m:t>3</m:t>
+            </m:r>
+          </m:sub>
+        </m:sSub>
+      </m:oMath>
+      <w:r>
+        <w:rPr>
+          <w:lang w:val="en" w:bidi="fa-IR"/>
+        </w:rPr>
+        <w:t>are non-zero:</w:t>
+      </w:r>
+    </w:p>
+    <w:p>
+      <w:pPr>
+        <w:rPr>
+          <w:lang w:val="en" w:bidi="fa-IR"/>
+        </w:rPr>
+      </w:pPr>
+      <m:oMathPara>
+        <m:oMath>
+          <m:r>
+            <w:rPr>
+              <w:rFonts w:ascii="Cambria Math" w:hAnsi="Cambria Math"/>
+              <w:lang w:bidi="fa-IR"/>
+            </w:rPr>
+            <m:t>w=</m:t>
+          </m:r>
+          <m:sSub>
+            <m:sSubPr>
+              <m:ctrlPr>
+                <w:rPr>
+                  <w:rFonts w:ascii="Cambria Math" w:hAnsi="Cambria Math"/>
+                  <w:lang w:bidi="fa-IR"/>
+                </w:rPr>
+              </m:ctrlPr>
+            </m:sSubPr>
+            <m:e>
+              <m:r>
+                <w:rPr>
+                  <w:rFonts w:ascii="Cambria Math" w:hAnsi="Cambria Math"/>
+                  <w:lang w:bidi="fa-IR"/>
+                </w:rPr>
+                <m:t>α</m:t>
+              </m:r>
+            </m:e>
+            <m:sub>
+              <m:r>
+                <w:rPr>
+                  <w:rFonts w:ascii="Cambria Math" w:hAnsi="Cambria Math"/>
+                  <w:lang w:bidi="fa-IR"/>
+                </w:rPr>
+                <m:t>1</m:t>
+              </m:r>
+            </m:sub>
+          </m:sSub>
+          <m:sSub>
+            <m:sSubPr>
+              <m:ctrlPr>
+                <w:rPr>
+                  <w:rFonts w:ascii="Cambria Math" w:hAnsi="Cambria Math"/>
+                  <w:lang w:bidi="fa-IR"/>
+                </w:rPr>
+              </m:ctrlPr>
+            </m:sSubPr>
+            <m:e>
+              <m:r>
+                <w:rPr>
+                  <w:rFonts w:ascii="Cambria Math" w:hAnsi="Cambria Math"/>
+                  <w:lang w:bidi="fa-IR"/>
+                </w:rPr>
+                <m:t>y</m:t>
+              </m:r>
+            </m:e>
+            <m:sub>
+              <m:r>
+                <w:rPr>
+                  <w:rFonts w:ascii="Cambria Math" w:hAnsi="Cambria Math"/>
+                  <w:lang w:bidi="fa-IR"/>
+                </w:rPr>
+                <m:t>1</m:t>
+              </m:r>
+            </m:sub>
+          </m:sSub>
+          <m:sSub>
+            <m:sSubPr>
+              <m:ctrlPr>
+                <w:rPr>
+                  <w:rFonts w:ascii="Cambria Math" w:hAnsi="Cambria Math"/>
+                  <w:lang w:bidi="fa-IR"/>
+                </w:rPr>
+              </m:ctrlPr>
+            </m:sSubPr>
+            <m:e>
+              <m:r>
+                <w:rPr>
+                  <w:rFonts w:ascii="Cambria Math" w:hAnsi="Cambria Math"/>
+                  <w:lang w:bidi="fa-IR"/>
+                </w:rPr>
+                <m:t>x</m:t>
+              </m:r>
+            </m:e>
+            <m:sub>
+              <m:r>
+                <w:rPr>
+                  <w:rFonts w:ascii="Cambria Math" w:hAnsi="Cambria Math"/>
+                  <w:lang w:bidi="fa-IR"/>
+                </w:rPr>
+                <m:t>1</m:t>
+              </m:r>
+            </m:sub>
+          </m:sSub>
+          <m:r>
+            <w:rPr>
+              <w:rFonts w:ascii="Cambria Math" w:hAnsi="Cambria Math"/>
+              <w:lang w:bidi="fa-IR"/>
+            </w:rPr>
+            <m:t>+</m:t>
+          </m:r>
+          <m:sSub>
+            <m:sSubPr>
+              <m:ctrlPr>
+                <w:rPr>
+                  <w:rFonts w:ascii="Cambria Math" w:hAnsi="Cambria Math"/>
+                  <w:lang w:bidi="fa-IR"/>
+                </w:rPr>
+              </m:ctrlPr>
+            </m:sSubPr>
+            <m:e>
+              <m:r>
+                <w:rPr>
+                  <w:rFonts w:ascii="Cambria Math" w:hAnsi="Cambria Math"/>
+                  <w:lang w:bidi="fa-IR"/>
+                </w:rPr>
+                <m:t>α</m:t>
+              </m:r>
+            </m:e>
+            <m:sub>
+              <m:r>
+                <w:rPr>
+                  <w:rFonts w:ascii="Cambria Math" w:hAnsi="Cambria Math"/>
+                  <w:lang w:bidi="fa-IR"/>
+                </w:rPr>
+                <m:t>3</m:t>
+              </m:r>
+            </m:sub>
+          </m:sSub>
+          <m:sSub>
+            <m:sSubPr>
+              <m:ctrlPr>
+                <w:rPr>
+                  <w:rFonts w:ascii="Cambria Math" w:hAnsi="Cambria Math"/>
+                  <w:lang w:bidi="fa-IR"/>
+                </w:rPr>
+              </m:ctrlPr>
+            </m:sSubPr>
+            <m:e>
+              <m:r>
+                <w:rPr>
+                  <w:rFonts w:ascii="Cambria Math" w:hAnsi="Cambria Math"/>
+                  <w:lang w:bidi="fa-IR"/>
+                </w:rPr>
+                <m:t>y</m:t>
+              </m:r>
+            </m:e>
+            <m:sub>
+              <m:r>
+                <w:rPr>
+                  <w:rFonts w:ascii="Cambria Math" w:hAnsi="Cambria Math"/>
+                  <w:lang w:bidi="fa-IR"/>
+                </w:rPr>
+                <m:t>3</m:t>
+              </m:r>
+            </m:sub>
+          </m:sSub>
+          <m:sSub>
+            <m:sSubPr>
+              <m:ctrlPr>
+                <w:rPr>
+                  <w:rFonts w:ascii="Cambria Math" w:hAnsi="Cambria Math"/>
+                  <w:lang w:bidi="fa-IR"/>
+                </w:rPr>
+              </m:ctrlPr>
+            </m:sSubPr>
+            <m:e>
+              <m:r>
+                <w:rPr>
+                  <w:rFonts w:ascii="Cambria Math" w:hAnsi="Cambria Math"/>
+                  <w:lang w:bidi="fa-IR"/>
+                </w:rPr>
+                <m:t>x</m:t>
+              </m:r>
+            </m:e>
+            <m:sub>
+              <m:r>
+                <w:rPr>
+                  <w:rFonts w:ascii="Cambria Math" w:hAnsi="Cambria Math"/>
+                  <w:lang w:bidi="fa-IR"/>
+                </w:rPr>
+                <m:t>3</m:t>
+              </m:r>
+            </m:sub>
+          </m:sSub>
+          <m:r>
+            <m:rPr>
+              <m:sty m:val="p"/>
+            </m:rPr>
+            <w:rPr>
+              <w:lang w:bidi="fa-IR"/>
+            </w:rPr>
+            <w:br/>
+          </m:r>
+        </m:oMath>
+      </m:oMathPara>
+    </w:p>
+    <w:p>
+      <w:pPr>
+        <w:rPr>
+          <w:lang w:val="en" w:bidi="fa-IR"/>
+        </w:rPr>
+      </w:pPr>
+      <w:r>
+        <w:rPr>
+          <w:lang w:val="en" w:bidi="fa-IR"/>
+        </w:rPr>
+        <w:t>Substitute values:</w:t>
+      </w:r>
+    </w:p>
+    <w:p>
+      <w:pPr>
+        <w:rPr>
+          <w:lang w:val="en" w:bidi="fa-IR"/>
+        </w:rPr>
+      </w:pPr>
+      <m:oMathPara>
+        <m:oMath>
+          <m:r>
+            <w:rPr>
+              <w:rFonts w:ascii="Cambria Math" w:hAnsi="Cambria Math"/>
+              <w:lang w:bidi="fa-IR"/>
+            </w:rPr>
+            <m:t>=(0.25)(+1)(2,2)+(0.25)(-1)(2,0)</m:t>
+          </m:r>
+          <m:r>
+            <w:rPr>
+              <w:lang w:bidi="fa-IR"/>
+            </w:rPr>
+            <w:br/>
+          </m:r>
+        </m:oMath>
+      </m:oMathPara>
+    </w:p>
+    <w:p>
+      <w:pPr>
+        <w:rPr>
+          <w:lang w:val="en" w:bidi="fa-IR"/>
+        </w:rPr>
+      </w:pPr>
+      <w:r>
+        <w:rPr>
+          <w:lang w:val="en" w:bidi="fa-IR"/>
+        </w:rPr>
+        <w:t>Compute each term:</w:t>
+      </w:r>
+    </w:p>
+    <w:p>
+      <w:pPr>
+        <w:rPr>
+          <w:lang w:val="en" w:bidi="fa-IR"/>
+        </w:rPr>
+      </w:pPr>
+      <m:oMathPara>
+        <m:oMath>
+          <m:d>
+            <m:dPr>
+              <m:ctrlPr>
+                <w:rPr>
+                  <w:rFonts w:ascii="Cambria Math" w:hAnsi="Cambria Math"/>
+                  <w:lang w:bidi="fa-IR"/>
+                </w:rPr>
+              </m:ctrlPr>
+            </m:dPr>
+            <m:e>
+              <m:r>
+                <w:rPr>
+                  <w:rFonts w:ascii="Cambria Math" w:hAnsi="Cambria Math"/>
+                  <w:lang w:bidi="fa-IR"/>
+                </w:rPr>
+                <m:t>0.25)(2,2)=(0.5,0.5</m:t>
+              </m:r>
+            </m:e>
+          </m:d>
+          <m:r>
+            <m:rPr>
+              <m:sty m:val="p"/>
+            </m:rPr>
+            <w:rPr>
+              <w:lang w:bidi="fa-IR"/>
+            </w:rPr>
+            <w:br/>
+          </m:r>
+        </m:oMath>
+      </m:oMathPara>
+    </w:p>
+    <w:p>
+      <w:pPr>
+        <w:rPr>
+          <w:lang w:val="en" w:bidi="fa-IR"/>
+        </w:rPr>
+      </w:pPr>
+      <m:oMathPara>
+        <m:oMath>
+          <m:d>
+            <m:dPr>
+              <m:ctrlPr>
+                <w:rPr>
+                  <w:rFonts w:ascii="Cambria Math" w:hAnsi="Cambria Math"/>
+                  <w:lang w:bidi="fa-IR"/>
+                </w:rPr>
+              </m:ctrlPr>
+            </m:dPr>
+            <m:e>
+              <m:r>
+                <w:rPr>
+                  <w:rFonts w:ascii="Cambria Math" w:hAnsi="Cambria Math"/>
+                  <w:lang w:bidi="fa-IR"/>
+                </w:rPr>
+                <m:t>0.25)(-1)(2,0)=(-0.5,0</m:t>
+              </m:r>
+            </m:e>
+          </m:d>
+          <m:r>
+            <m:rPr>
+              <m:sty m:val="p"/>
+            </m:rPr>
+            <w:rPr>
+              <w:lang w:bidi="fa-IR"/>
+            </w:rPr>
+            <w:br/>
+          </m:r>
+        </m:oMath>
+      </m:oMathPara>
+    </w:p>
+    <w:p>
+      <w:pPr>
+        <w:rPr>
+          <w:lang w:val="en" w:bidi="fa-IR"/>
+        </w:rPr>
+      </w:pPr>
+      <w:r>
+        <w:rPr>
+          <w:lang w:val="en" w:bidi="fa-IR"/>
+        </w:rPr>
+        <w:t>Now add:</w:t>
+      </w:r>
+    </w:p>
+    <w:p>
+      <w:pPr>
+        <w:rPr>
+          <w:lang w:val="en" w:bidi="fa-IR"/>
+        </w:rPr>
+      </w:pPr>
+      <m:oMathPara>
+        <m:oMath>
+          <m:r>
+            <w:rPr>
+              <w:rFonts w:ascii="Cambria Math" w:hAnsi="Cambria Math"/>
+              <w:lang w:bidi="fa-IR"/>
+            </w:rPr>
+            <m:t>w=(0.5,0.5)+(-0.5,0)</m:t>
+          </m:r>
+          <m:r>
+            <w:rPr>
+              <w:lang w:bidi="fa-IR"/>
+            </w:rPr>
+            <w:br/>
+          </m:r>
+        </m:oMath>
+      </m:oMathPara>
+    </w:p>
+    <w:p>
+      <w:pPr>
+        <w:rPr>
+          <w:lang w:val="en" w:bidi="fa-IR"/>
+        </w:rPr>
+      </w:pPr>
+      <m:oMathPara>
+        <m:oMath>
+          <m:r>
+            <w:rPr>
+              <w:rFonts w:ascii="Cambria Math" w:hAnsi="Cambria Math"/>
+              <w:lang w:bidi="fa-IR"/>
+            </w:rPr>
+            <m:t>w=(0,0.5)</m:t>
+          </m:r>
+          <m:r>
+            <w:rPr>
+              <w:lang w:bidi="fa-IR"/>
+            </w:rPr>
+            <w:br/>
+          </m:r>
+        </m:oMath>
+      </m:oMathPara>
+    </w:p>
+    <w:p>
+      <w:pPr>
+        <w:rPr>
+          <w:lang w:bidi="fa-IR"/>
+        </w:rPr>
+      </w:pPr>
+      <w:r>
+        <w:rPr>
+          <w:lang w:bidi="fa-IR"/>
+        </w:rPr>
+        <w:pict w14:anchorId="18C38F23">
+          <v:rect id="_x0000_i1033" style="width:0;height:1.5pt" o:hralign="center" o:hrstd="t" o:hr="t" fillcolor="#a0a0a0" stroked="f"/>
+        </w:pict>
+      </w:r>
+    </w:p>
+    <w:p>
+      <w:pPr>
+        <w:rPr>
+          <w:b/>
+          <w:bCs/>
+          <w:lang w:val="en" w:bidi="fa-IR"/>
+        </w:rPr>
+      </w:pPr>
+      <w:r>
+        <w:rPr>
+          <w:b/>
+          <w:bCs/>
+          <w:lang w:val="en" w:bidi="fa-IR"/>
+        </w:rPr>
+        <w:t xml:space="preserve">Step 2: Compute </w:t>
+      </w:r>
+      <m:oMath>
+        <m:r>
+          <m:rPr>
+            <m:sty m:val="bi"/>
+          </m:rPr>
+          <w:rPr>
+            <w:rFonts w:ascii="Cambria Math" w:hAnsi="Cambria Math"/>
+            <w:lang w:bidi="fa-IR"/>
+          </w:rPr>
+          <m:t>b</m:t>
+        </m:r>
+      </m:oMath>
+    </w:p>
+    <w:p>
+      <w:pPr>
+        <w:rPr>
+          <w:lang w:val="en" w:bidi="fa-IR"/>
+        </w:rPr>
+      </w:pPr>
+      <w:r>
+        <w:rPr>
+          <w:lang w:val="en" w:bidi="fa-IR"/>
+        </w:rPr>
+        <w:t>For any support vector:</w:t>
+      </w:r>
+    </w:p>
+    <w:p>
+      <w:pPr>
+        <w:rPr>
+          <w:lang w:val="en" w:bidi="fa-IR"/>
+        </w:rPr>
+      </w:pPr>
+      <m:oMathPara>
+        <m:oMath>
+          <m:sSub>
+            <m:sSubPr>
+              <m:ctrlPr>
+                <w:rPr>
+                  <w:rFonts w:ascii="Cambria Math" w:hAnsi="Cambria Math"/>
+                  <w:lang w:bidi="fa-IR"/>
+                </w:rPr>
+              </m:ctrlPr>
+            </m:sSubPr>
+            <m:e>
+              <m:r>
+                <w:rPr>
+                  <w:rFonts w:ascii="Cambria Math" w:hAnsi="Cambria Math"/>
+                  <w:lang w:bidi="fa-IR"/>
+                </w:rPr>
+                <m:t>y</m:t>
+              </m:r>
+            </m:e>
+            <m:sub>
+              <m:r>
+                <w:rPr>
+                  <w:rFonts w:ascii="Cambria Math" w:hAnsi="Cambria Math"/>
+                  <w:lang w:bidi="fa-IR"/>
+                </w:rPr>
+                <m:t>i</m:t>
+              </m:r>
+            </m:sub>
+          </m:sSub>
+          <m:r>
+            <w:rPr>
+              <w:rFonts w:ascii="Cambria Math" w:hAnsi="Cambria Math"/>
+              <w:lang w:bidi="fa-IR"/>
+            </w:rPr>
+            <m:t>(</m:t>
+          </m:r>
+          <m:sSup>
+            <m:sSupPr>
+              <m:ctrlPr>
+                <w:rPr>
+                  <w:rFonts w:ascii="Cambria Math" w:hAnsi="Cambria Math"/>
+                  <w:lang w:bidi="fa-IR"/>
+                </w:rPr>
+              </m:ctrlPr>
+            </m:sSupPr>
+            <m:e>
+              <m:r>
+                <w:rPr>
+                  <w:rFonts w:ascii="Cambria Math" w:hAnsi="Cambria Math"/>
+                  <w:lang w:bidi="fa-IR"/>
+                </w:rPr>
+                <m:t>w</m:t>
+              </m:r>
+            </m:e>
+            <m:sup>
+              <m:r>
+                <w:rPr>
+                  <w:rFonts w:ascii="Cambria Math" w:hAnsi="Cambria Math"/>
+                  <w:lang w:bidi="fa-IR"/>
+                </w:rPr>
+                <m:t>T</m:t>
+              </m:r>
+            </m:sup>
+          </m:sSup>
+          <m:sSub>
+            <m:sSubPr>
+              <m:ctrlPr>
+                <w:rPr>
+                  <w:rFonts w:ascii="Cambria Math" w:hAnsi="Cambria Math"/>
+                  <w:lang w:bidi="fa-IR"/>
+                </w:rPr>
+              </m:ctrlPr>
+            </m:sSubPr>
+            <m:e>
+              <m:r>
+                <w:rPr>
+                  <w:rFonts w:ascii="Cambria Math" w:hAnsi="Cambria Math"/>
+                  <w:lang w:bidi="fa-IR"/>
+                </w:rPr>
+                <m:t>x</m:t>
+              </m:r>
+            </m:e>
+            <m:sub>
+              <m:r>
+                <w:rPr>
+                  <w:rFonts w:ascii="Cambria Math" w:hAnsi="Cambria Math"/>
+                  <w:lang w:bidi="fa-IR"/>
+                </w:rPr>
+                <m:t>i</m:t>
+              </m:r>
+            </m:sub>
+          </m:sSub>
+          <m:r>
+            <w:rPr>
+              <w:rFonts w:ascii="Cambria Math" w:hAnsi="Cambria Math"/>
+              <w:lang w:bidi="fa-IR"/>
+            </w:rPr>
+            <m:t>+b)=1</m:t>
+          </m:r>
+          <m:r>
+            <w:rPr>
+              <w:lang w:bidi="fa-IR"/>
+            </w:rPr>
+            <w:br/>
+          </m:r>
+        </m:oMath>
+      </m:oMathPara>
+    </w:p>
+    <w:p>
+      <w:pPr>
+        <w:rPr>
+          <w:lang w:val="en" w:bidi="fa-IR"/>
+        </w:rPr>
+      </w:pPr>
+      <w:r>
+        <w:rPr>
+          <w:lang w:val="en" w:bidi="fa-IR"/>
+        </w:rPr>
+        <w:t xml:space="preserve">Use support vector 1: </w:t>
+      </w:r>
+      <m:oMath>
+        <m:sSub>
+          <m:sSubPr>
+            <m:ctrlPr>
+              <w:rPr>
+                <w:rFonts w:ascii="Cambria Math" w:hAnsi="Cambria Math"/>
+                <w:lang w:bidi="fa-IR"/>
+              </w:rPr>
+            </m:ctrlPr>
+          </m:sSubPr>
+          <m:e>
+            <m:r>
+              <w:rPr>
+                <w:rFonts w:ascii="Cambria Math" w:hAnsi="Cambria Math"/>
+                <w:lang w:bidi="fa-IR"/>
+              </w:rPr>
+              <m:t>x</m:t>
+            </m:r>
+          </m:e>
+          <m:sub>
+            <m:r>
+              <w:rPr>
+                <w:rFonts w:ascii="Cambria Math" w:hAnsi="Cambria Math"/>
+                <w:lang w:bidi="fa-IR"/>
+              </w:rPr>
+              <m:t>1</m:t>
+            </m:r>
+          </m:sub>
+        </m:sSub>
+        <m:r>
+          <w:rPr>
+            <w:rFonts w:ascii="Cambria Math" w:hAnsi="Cambria Math"/>
+            <w:lang w:bidi="fa-IR"/>
+          </w:rPr>
+          <m:t>=(2,2),</m:t>
+        </m:r>
+        <m:sSub>
+          <m:sSubPr>
+            <m:ctrlPr>
+              <w:rPr>
+                <w:rFonts w:ascii="Cambria Math" w:hAnsi="Cambria Math"/>
+                <w:lang w:bidi="fa-IR"/>
+              </w:rPr>
+            </m:ctrlPr>
+          </m:sSubPr>
+          <m:e>
+            <m:r>
+              <w:rPr>
+                <w:rFonts w:ascii="Cambria Math" w:hAnsi="Cambria Math"/>
+                <w:lang w:bidi="fa-IR"/>
+              </w:rPr>
+              <m:t>y</m:t>
+            </m:r>
+          </m:e>
+          <m:sub>
+            <m:r>
+              <w:rPr>
+                <w:rFonts w:ascii="Cambria Math" w:hAnsi="Cambria Math"/>
+                <w:lang w:bidi="fa-IR"/>
+              </w:rPr>
+              <m:t>1</m:t>
+            </m:r>
+          </m:sub>
+        </m:sSub>
+        <m:r>
+          <w:rPr>
+            <w:rFonts w:ascii="Cambria Math" w:hAnsi="Cambria Math"/>
+            <w:lang w:bidi="fa-IR"/>
+          </w:rPr>
+          <m:t>=+1</m:t>
+        </m:r>
+      </m:oMath>
+    </w:p>
+    <w:p>
+      <w:pPr>
+        <w:rPr>
+          <w:lang w:val="en" w:bidi="fa-IR"/>
+        </w:rPr>
+      </w:pPr>
+      <w:r>
+        <w:rPr>
+          <w:lang w:val="en" w:bidi="fa-IR"/>
+        </w:rPr>
+        <w:t>First compute:</w:t>
+      </w:r>
+    </w:p>
+    <w:p>
+      <w:pPr>
+        <w:rPr>
+          <w:lang w:val="en" w:bidi="fa-IR"/>
+        </w:rPr>
+      </w:pPr>
+      <m:oMathPara>
+        <m:oMath>
+          <m:sSup>
+            <m:sSupPr>
+              <m:ctrlPr>
+                <w:rPr>
+                  <w:rFonts w:ascii="Cambria Math" w:hAnsi="Cambria Math"/>
+                  <w:lang w:bidi="fa-IR"/>
+                </w:rPr>
+              </m:ctrlPr>
+            </m:sSupPr>
+            <m:e>
+              <m:r>
+                <w:rPr>
+                  <w:rFonts w:ascii="Cambria Math" w:hAnsi="Cambria Math"/>
+                  <w:lang w:bidi="fa-IR"/>
+                </w:rPr>
+                <m:t>w</m:t>
+              </m:r>
+            </m:e>
+            <m:sup>
+              <m:r>
+                <w:rPr>
+                  <w:rFonts w:ascii="Cambria Math" w:hAnsi="Cambria Math"/>
+                  <w:lang w:bidi="fa-IR"/>
+                </w:rPr>
+                <m:t>T</m:t>
+              </m:r>
+            </m:sup>
+          </m:sSup>
+          <m:sSub>
+            <m:sSubPr>
+              <m:ctrlPr>
+                <w:rPr>
+                  <w:rFonts w:ascii="Cambria Math" w:hAnsi="Cambria Math"/>
+                  <w:lang w:bidi="fa-IR"/>
+                </w:rPr>
+              </m:ctrlPr>
+            </m:sSubPr>
+            <m:e>
+              <m:r>
+                <w:rPr>
+                  <w:rFonts w:ascii="Cambria Math" w:hAnsi="Cambria Math"/>
+                  <w:lang w:bidi="fa-IR"/>
+                </w:rPr>
+                <m:t>x</m:t>
+              </m:r>
+            </m:e>
+            <m:sub>
+              <m:r>
+                <w:rPr>
+                  <w:rFonts w:ascii="Cambria Math" w:hAnsi="Cambria Math"/>
+                  <w:lang w:bidi="fa-IR"/>
+                </w:rPr>
+                <m:t>1</m:t>
+              </m:r>
+            </m:sub>
+          </m:sSub>
+          <m:r>
+            <w:rPr>
+              <w:rFonts w:ascii="Cambria Math" w:hAnsi="Cambria Math"/>
+              <w:lang w:bidi="fa-IR"/>
+            </w:rPr>
+            <m:t>=(0,0.5)⋅(2,2)</m:t>
+          </m:r>
+          <m:r>
+            <w:rPr>
+              <w:lang w:bidi="fa-IR"/>
+            </w:rPr>
+            <w:br/>
+          </m:r>
+        </m:oMath>
+      </m:oMathPara>
+    </w:p>
+    <w:p>
+      <w:pPr>
+        <w:rPr>
+          <w:lang w:val="en" w:bidi="fa-IR"/>
+        </w:rPr>
+      </w:pPr>
+      <m:oMathPara>
+        <m:oMath>
+          <m:r>
+            <w:rPr>
+              <w:rFonts w:ascii="Cambria Math" w:hAnsi="Cambria Math"/>
+              <w:lang w:bidi="fa-IR"/>
+            </w:rPr>
+            <m:t>=0(2)+0.5(2)</m:t>
+          </m:r>
+          <m:r>
+            <w:rPr>
+              <w:lang w:bidi="fa-IR"/>
+            </w:rPr>
+            <w:br/>
+          </m:r>
+        </m:oMath>
+      </m:oMathPara>
+    </w:p>
+    <w:p>
+      <w:pPr>
+        <w:rPr>
+          <w:lang w:val="en" w:bidi="fa-IR"/>
+        </w:rPr>
+      </w:pPr>
+      <m:oMathPara>
+        <m:oMath>
+          <m:r>
+            <w:rPr>
+              <w:rFonts w:ascii="Cambria Math" w:hAnsi="Cambria Math"/>
+              <w:lang w:bidi="fa-IR"/>
+            </w:rPr>
+            <m:t>=1</m:t>
+          </m:r>
+          <m:r>
+            <w:rPr>
+              <w:lang w:bidi="fa-IR"/>
+            </w:rPr>
+            <w:br/>
+          </m:r>
+        </m:oMath>
+      </m:oMathPara>
+    </w:p>
+    <w:p>
+      <w:pPr>
+        <w:rPr>
+          <w:lang w:val="en" w:bidi="fa-IR"/>
+        </w:rPr>
+      </w:pPr>
+      <w:r>
+        <w:rPr>
+          <w:lang w:val="en" w:bidi="fa-IR"/>
+        </w:rPr>
+        <w:t>Now use margin condition:</w:t>
+      </w:r>
+    </w:p>
+    <w:p>
+      <w:pPr>
+        <w:rPr>
+          <w:lang w:val="en" w:bidi="fa-IR"/>
+        </w:rPr>
+      </w:pPr>
+      <m:oMathPara>
+        <m:oMath>
+          <m:r>
+            <w:rPr>
+              <w:rFonts w:ascii="Cambria Math" w:hAnsi="Cambria Math"/>
+              <w:lang w:bidi="fa-IR"/>
+            </w:rPr>
+            <m:t>+1(1+b)=1</m:t>
+          </m:r>
+          <m:r>
+            <w:rPr>
+              <w:lang w:bidi="fa-IR"/>
+            </w:rPr>
+            <w:br/>
+          </m:r>
+        </m:oMath>
+      </m:oMathPara>
+    </w:p>
+    <w:p>
+      <w:pPr>
+        <w:rPr>
+          <w:lang w:val="en" w:bidi="fa-IR"/>
+        </w:rPr>
+      </w:pPr>
+      <m:oMathPara>
+        <m:oMath>
+          <m:r>
+            <w:rPr>
+              <w:rFonts w:ascii="Cambria Math" w:hAnsi="Cambria Math"/>
+              <w:lang w:bidi="fa-IR"/>
+            </w:rPr>
+            <m:t>1+b=1</m:t>
+          </m:r>
+          <m:r>
+            <w:rPr>
+              <w:lang w:bidi="fa-IR"/>
+            </w:rPr>
+            <w:br/>
+          </m:r>
+        </m:oMath>
+      </m:oMathPara>
+    </w:p>
+    <w:p>
+      <w:pPr>
+        <w:rPr>
+          <w:lang w:val="en" w:bidi="fa-IR"/>
+        </w:rPr>
+      </w:pPr>
+      <m:oMathPara>
+        <m:oMath>
+          <m:r>
+            <w:rPr>
+              <w:rFonts w:ascii="Cambria Math" w:hAnsi="Cambria Math"/>
+              <w:lang w:bidi="fa-IR"/>
+            </w:rPr>
+            <m:t>b=0</m:t>
+          </m:r>
+          <m:r>
+            <w:rPr>
+              <w:lang w:bidi="fa-IR"/>
+            </w:rPr>
+            <w:br/>
+          </m:r>
+        </m:oMath>
+      </m:oMathPara>
+    </w:p>
+    <w:p>
+      <w:pPr>
+        <w:rPr>
+          <w:lang w:bidi="fa-IR"/>
+        </w:rPr>
+      </w:pPr>
+      <w:r>
+        <w:rPr>
+          <w:lang w:bidi="fa-IR"/>
+        </w:rPr>
+        <w:pict w14:anchorId="2156E724">
+          <v:rect id="_x0000_i1034" style="width:0;height:1.5pt" o:hralign="center" o:hrstd="t" o:hr="t" fillcolor="#a0a0a0" stroked="f"/>
+        </w:pict>
+      </w:r>
+    </w:p>
+    <w:p>
+      <w:pPr>
+        <w:rPr>
+          <w:b/>
+          <w:bCs/>
+          <w:lang w:val="en" w:bidi="fa-IR"/>
+        </w:rPr>
+      </w:pPr>
+      <w:r>
+        <w:rPr>
+          <w:b/>
+          <w:bCs/>
+          <w:lang w:val="en" w:bidi="fa-IR"/>
+        </w:rPr>
+        <w:t>Step 3: Equation of the hyperplane</w:t>
+      </w:r>
+    </w:p>
+    <w:p>
+      <w:pPr>
+        <w:rPr>
+          <w:lang w:val="en" w:bidi="fa-IR"/>
+        </w:rPr>
+      </w:pPr>
+      <w:r>
+        <w:rPr>
+          <w:lang w:val="en" w:bidi="fa-IR"/>
+        </w:rPr>
+        <w:t>The hyperplane equation is:</w:t>
+      </w:r>
+    </w:p>
+    <w:p>
+      <w:pPr>
+        <w:rPr>
+          <w:lang w:val="en" w:bidi="fa-IR"/>
+        </w:rPr>
+      </w:pPr>
+      <m:oMathPara>
+        <m:oMath>
+          <m:sSup>
+            <m:sSupPr>
+              <m:ctrlPr>
+                <w:rPr>
+                  <w:rFonts w:ascii="Cambria Math" w:hAnsi="Cambria Math"/>
+                  <w:lang w:bidi="fa-IR"/>
+                </w:rPr>
+              </m:ctrlPr>
+            </m:sSupPr>
+            <m:e>
+              <m:r>
+                <w:rPr>
+                  <w:rFonts w:ascii="Cambria Math" w:hAnsi="Cambria Math"/>
+                  <w:lang w:bidi="fa-IR"/>
+                </w:rPr>
+                <m:t>w</m:t>
+              </m:r>
+            </m:e>
+            <m:sup>
+              <m:r>
+                <w:rPr>
+                  <w:rFonts w:ascii="Cambria Math" w:hAnsi="Cambria Math"/>
+                  <w:lang w:bidi="fa-IR"/>
+                </w:rPr>
+                <m:t>T</m:t>
+              </m:r>
+            </m:sup>
+          </m:sSup>
+          <m:r>
+            <w:rPr>
+              <w:rFonts w:ascii="Cambria Math" w:hAnsi="Cambria Math"/>
+              <w:lang w:bidi="fa-IR"/>
+            </w:rPr>
+            <m:t>x+b=0</m:t>
+          </m:r>
+          <m:r>
+            <w:rPr>
+              <w:lang w:bidi="fa-IR"/>
+            </w:rPr>
+            <w:br/>
+          </m:r>
+        </m:oMath>
+      </m:oMathPara>
+    </w:p>
+    <w:p>
+      <w:pPr>
+        <w:rPr>
+          <w:lang w:val="en" w:bidi="fa-IR"/>
+        </w:rPr>
+      </w:pPr>
+      <w:r>
+        <w:rPr>
+          <w:lang w:val="en" w:bidi="fa-IR"/>
+        </w:rPr>
+        <w:t>Substitute:</w:t>
+      </w:r>
+    </w:p>
+    <w:p>
+      <w:pPr>
+        <w:rPr>
+          <w:lang w:val="en" w:bidi="fa-IR"/>
+        </w:rPr>
+      </w:pPr>
+      <m:oMathPara>
+        <m:oMath>
+          <m:r>
+            <w:rPr>
+              <w:rFonts w:ascii="Cambria Math" w:hAnsi="Cambria Math"/>
+              <w:lang w:bidi="fa-IR"/>
+            </w:rPr>
+            <m:t>(0,0.5)⋅(</m:t>
+          </m:r>
+          <m:sSub>
+            <m:sSubPr>
+              <m:ctrlPr>
+                <w:rPr>
+                  <w:rFonts w:ascii="Cambria Math" w:hAnsi="Cambria Math"/>
+                  <w:lang w:bidi="fa-IR"/>
+                </w:rPr>
+              </m:ctrlPr>
+            </m:sSubPr>
+            <m:e>
+              <m:r>
+                <w:rPr>
+                  <w:rFonts w:ascii="Cambria Math" w:hAnsi="Cambria Math"/>
+                  <w:lang w:bidi="fa-IR"/>
+                </w:rPr>
+                <m:t>x</m:t>
+              </m:r>
+            </m:e>
+            <m:sub>
+              <m:r>
+                <w:rPr>
+                  <w:rFonts w:ascii="Cambria Math" w:hAnsi="Cambria Math"/>
+                  <w:lang w:bidi="fa-IR"/>
+                </w:rPr>
+                <m:t>1</m:t>
+              </m:r>
+            </m:sub>
+          </m:sSub>
+          <m:r>
+            <w:rPr>
+              <w:rFonts w:ascii="Cambria Math" w:hAnsi="Cambria Math"/>
+              <w:lang w:bidi="fa-IR"/>
+            </w:rPr>
+            <m:t>,</m:t>
+          </m:r>
+          <m:sSub>
+            <m:sSubPr>
+              <m:ctrlPr>
+                <w:rPr>
+                  <w:rFonts w:ascii="Cambria Math" w:hAnsi="Cambria Math"/>
+                  <w:lang w:bidi="fa-IR"/>
+                </w:rPr>
+              </m:ctrlPr>
+            </m:sSubPr>
+            <m:e>
+              <m:r>
+                <w:rPr>
+                  <w:rFonts w:ascii="Cambria Math" w:hAnsi="Cambria Math"/>
+                  <w:lang w:bidi="fa-IR"/>
+                </w:rPr>
+                <m:t>x</m:t>
+              </m:r>
+            </m:e>
+            <m:sub>
+              <m:r>
+                <w:rPr>
+                  <w:rFonts w:ascii="Cambria Math" w:hAnsi="Cambria Math"/>
+                  <w:lang w:bidi="fa-IR"/>
+                </w:rPr>
+                <m:t>2</m:t>
+              </m:r>
+            </m:sub>
+          </m:sSub>
+          <m:r>
+            <w:rPr>
+              <w:rFonts w:ascii="Cambria Math" w:hAnsi="Cambria Math"/>
+              <w:lang w:bidi="fa-IR"/>
+            </w:rPr>
+            <m:t>)+0=0</m:t>
+          </m:r>
+          <m:r>
+            <w:rPr>
+              <w:lang w:bidi="fa-IR"/>
+            </w:rPr>
+            <w:br/>
+          </m:r>
+        </m:oMath>
+      </m:oMathPara>
+    </w:p>
+    <w:p>
+      <w:pPr>
+        <w:rPr>
+          <w:lang w:val="en" w:bidi="fa-IR"/>
+        </w:rPr>
+      </w:pPr>
+      <m:oMathPara>
+        <m:oMath>
+          <m:r>
+            <w:rPr>
+              <w:rFonts w:ascii="Cambria Math" w:hAnsi="Cambria Math"/>
+              <w:lang w:bidi="fa-IR"/>
+            </w:rPr>
+            <m:t>0</m:t>
+          </m:r>
+          <m:sSub>
+            <m:sSubPr>
+              <m:ctrlPr>
+                <w:rPr>
+                  <w:rFonts w:ascii="Cambria Math" w:hAnsi="Cambria Math"/>
+                  <w:lang w:bidi="fa-IR"/>
+                </w:rPr>
+              </m:ctrlPr>
+            </m:sSubPr>
+            <m:e>
+              <m:r>
+                <w:rPr>
+                  <w:rFonts w:ascii="Cambria Math" w:hAnsi="Cambria Math"/>
+                  <w:lang w:bidi="fa-IR"/>
+                </w:rPr>
+                <m:t>x</m:t>
+              </m:r>
+            </m:e>
+            <m:sub>
+              <m:r>
+                <w:rPr>
+                  <w:rFonts w:ascii="Cambria Math" w:hAnsi="Cambria Math"/>
+                  <w:lang w:bidi="fa-IR"/>
+                </w:rPr>
+                <m:t>1</m:t>
+              </m:r>
+            </m:sub>
+          </m:sSub>
+          <m:r>
+            <w:rPr>
+              <w:rFonts w:ascii="Cambria Math" w:hAnsi="Cambria Math"/>
+              <w:lang w:bidi="fa-IR"/>
+            </w:rPr>
+            <m:t>+0.5</m:t>
+          </m:r>
+          <m:sSub>
+            <m:sSubPr>
+              <m:ctrlPr>
+                <w:rPr>
+                  <w:rFonts w:ascii="Cambria Math" w:hAnsi="Cambria Math"/>
+                  <w:lang w:bidi="fa-IR"/>
+                </w:rPr>
+              </m:ctrlPr>
+            </m:sSubPr>
+            <m:e>
+              <m:r>
+                <w:rPr>
+                  <w:rFonts w:ascii="Cambria Math" w:hAnsi="Cambria Math"/>
+                  <w:lang w:bidi="fa-IR"/>
+                </w:rPr>
+                <m:t>x</m:t>
+              </m:r>
+            </m:e>
+            <m:sub>
+              <m:r>
+                <w:rPr>
+                  <w:rFonts w:ascii="Cambria Math" w:hAnsi="Cambria Math"/>
+                  <w:lang w:bidi="fa-IR"/>
+                </w:rPr>
+                <m:t>2</m:t>
+              </m:r>
+            </m:sub>
+          </m:sSub>
+          <m:r>
+            <w:rPr>
+              <w:rFonts w:ascii="Cambria Math" w:hAnsi="Cambria Math"/>
+              <w:lang w:bidi="fa-IR"/>
+            </w:rPr>
+            <m:t>=0</m:t>
+          </m:r>
+          <m:r>
+            <w:rPr>
+              <w:lang w:bidi="fa-IR"/>
+            </w:rPr>
+            <w:br/>
+          </m:r>
+        </m:oMath>
+      </m:oMathPara>
+    </w:p>
+    <w:p>
+      <w:pPr>
+        <w:rPr>
+          <w:lang w:val="en" w:bidi="fa-IR"/>
+        </w:rPr>
+      </w:pPr>
+      <m:oMathPara>
+        <m:oMath>
+          <m:r>
+            <w:rPr>
+              <w:rFonts w:ascii="Cambria Math" w:hAnsi="Cambria Math"/>
+              <w:lang w:bidi="fa-IR"/>
+            </w:rPr>
+            <m:t>0.5</m:t>
+          </m:r>
+          <m:sSub>
+            <m:sSubPr>
+              <m:ctrlPr>
+                <w:rPr>
+                  <w:rFonts w:ascii="Cambria Math" w:hAnsi="Cambria Math"/>
+                  <w:lang w:bidi="fa-IR"/>
+                </w:rPr>
+              </m:ctrlPr>
+            </m:sSubPr>
+            <m:e>
+              <m:r>
+                <w:rPr>
+                  <w:rFonts w:ascii="Cambria Math" w:hAnsi="Cambria Math"/>
+                  <w:lang w:bidi="fa-IR"/>
+                </w:rPr>
+                <m:t>x</m:t>
+              </m:r>
+            </m:e>
+            <m:sub>
+              <m:r>
+                <w:rPr>
+                  <w:rFonts w:ascii="Cambria Math" w:hAnsi="Cambria Math"/>
+                  <w:lang w:bidi="fa-IR"/>
+                </w:rPr>
+                <m:t>2</m:t>
+              </m:r>
+            </m:sub>
+          </m:sSub>
+          <m:r>
+            <w:rPr>
+              <w:rFonts w:ascii="Cambria Math" w:hAnsi="Cambria Math"/>
+              <w:lang w:bidi="fa-IR"/>
+            </w:rPr>
+            <m:t>=0</m:t>
+          </m:r>
+          <m:r>
+            <w:rPr>
+              <w:lang w:bidi="fa-IR"/>
+            </w:rPr>
+            <w:br/>
+          </m:r>
+        </m:oMath>
+      </m:oMathPara>
+    </w:p>
+    <w:p>
+      <w:pPr>
+        <w:rPr>
+          <w:lang w:val="en" w:bidi="fa-IR"/>
+        </w:rPr>
+      </w:pPr>
+      <m:oMathPara>
+        <m:oMath>
+          <m:sSub>
+            <m:sSubPr>
+              <m:ctrlPr>
+                <w:rPr>
+                  <w:rFonts w:ascii="Cambria Math" w:hAnsi="Cambria Math"/>
+                  <w:lang w:bidi="fa-IR"/>
+                </w:rPr>
+              </m:ctrlPr>
+            </m:sSubPr>
+            <m:e>
+              <m:r>
+                <w:rPr>
+                  <w:rFonts w:ascii="Cambria Math" w:hAnsi="Cambria Math"/>
+                  <w:lang w:bidi="fa-IR"/>
+                </w:rPr>
+                <m:t>x</m:t>
+              </m:r>
+            </m:e>
+            <m:sub>
+              <m:r>
+                <w:rPr>
+                  <w:rFonts w:ascii="Cambria Math" w:hAnsi="Cambria Math"/>
+                  <w:lang w:bidi="fa-IR"/>
+                </w:rPr>
+                <m:t>2</m:t>
+              </m:r>
+            </m:sub>
+          </m:sSub>
+          <m:r>
+            <w:rPr>
+              <w:rFonts w:ascii="Cambria Math" w:hAnsi="Cambria Math"/>
+              <w:lang w:bidi="fa-IR"/>
+            </w:rPr>
+            <m:t>=0</m:t>
+          </m:r>
+          <m:r>
+            <w:rPr>
+              <w:lang w:bidi="fa-IR"/>
+            </w:rPr>
+            <w:br/>
+          </m:r>
+        </m:oMath>
+      </m:oMathPara>
+    </w:p>
+    <w:p>
+      <w:pPr>
+        <w:rPr>
+          <w:lang w:val="en" w:bidi="fa-IR"/>
+        </w:rPr>
+      </w:pPr>
+      <w:r>
+        <w:rPr>
+          <w:rFonts w:ascii="Segoe UI Emoji" w:hAnsi="Segoe UI Emoji" w:cs="Segoe UI Emoji"/>
+          <w:lang w:val="en" w:bidi="fa-IR"/>
+        </w:rPr>
+        <w:t>✅</w:t>
+      </w:r>
+      <w:r>
+        <w:rPr>
+          <w:lang w:val="en" w:bidi="fa-IR"/>
+        </w:rPr>
+        <w:t xml:space="preserve"> So the separating hyperplane is:</w:t>
+      </w:r>
+    </w:p>
+    <w:p>
+      <w:pPr>
+        <w:rPr>
+          <w:lang w:val="en" w:bidi="fa-IR"/>
+        </w:rPr>
+      </w:pPr>
+      <m:oMathPara>
+        <m:oMath>
+          <m:borderBox>
+            <m:borderBoxPr>
+              <m:ctrlPr>
+                <w:rPr>
+                  <w:rFonts w:ascii="Cambria Math" w:hAnsi="Cambria Math"/>
+                  <w:lang w:bidi="fa-IR"/>
+                </w:rPr>
+              </m:ctrlPr>
+            </m:borderBoxPr>
+            <m:e>
+              <m:sSub>
+                <m:sSubPr>
+                  <m:ctrlPr>
+                    <w:rPr>
+                      <w:rFonts w:ascii="Cambria Math" w:hAnsi="Cambria Math"/>
+                      <w:lang w:bidi="fa-IR"/>
+                    </w:rPr>
+                  </m:ctrlPr>
+                </m:sSubPr>
+                <m:e>
+                  <m:r>
+                    <w:rPr>
+                      <w:rFonts w:ascii="Cambria Math" w:hAnsi="Cambria Math"/>
+                      <w:lang w:bidi="fa-IR"/>
+                    </w:rPr>
+                    <m:t>x</m:t>
+                  </m:r>
+                </m:e>
+                <m:sub>
+                  <m:r>
+                    <w:rPr>
+                      <w:rFonts w:ascii="Cambria Math" w:hAnsi="Cambria Math"/>
+                      <w:lang w:bidi="fa-IR"/>
+                    </w:rPr>
+                    <m:t>2</m:t>
+                  </m:r>
+                </m:sub>
+              </m:sSub>
+              <m:r>
+                <w:rPr>
+                  <w:rFonts w:ascii="Cambria Math" w:hAnsi="Cambria Math"/>
+                  <w:lang w:bidi="fa-IR"/>
+                </w:rPr>
+                <m:t>=0</m:t>
+              </m:r>
+            </m:e>
+          </m:borderBox>
+          <m:r>
+            <m:rPr>
+              <m:sty m:val="p"/>
+            </m:rPr>
+            <w:rPr>
+              <w:lang w:bidi="fa-IR"/>
+            </w:rPr>
+            <w:br/>
+          </m:r>
+        </m:oMath>
+      </m:oMathPara>
+    </w:p>
+    <w:p>
+      <w:pPr>
+        <w:rPr>
+          <w:lang w:bidi="fa-IR"/>
+        </w:rPr>
+      </w:pPr>
+      <w:r>
+        <w:rPr>
+          <w:lang w:bidi="fa-IR"/>
+        </w:rPr>
+        <w:pict w14:anchorId="1DEE171D">
+          <v:rect id="_x0000_i1035" style="width:0;height:1.5pt" o:hralign="center" o:hrstd="t" o:hr="t" fillcolor="#a0a0a0" stroked="f"/>
+        </w:pict>
+      </w:r>
+    </w:p>
+    <w:p>
+      <w:pPr>
+        <w:rPr>
+          <w:b/>
+          <w:bCs/>
+          <w:lang w:val="en" w:bidi="fa-IR"/>
+        </w:rPr>
+      </w:pPr>
+      <w:r>
+        <w:rPr>
+          <w:b/>
+          <w:bCs/>
+          <w:lang w:val="en" w:bidi="fa-IR"/>
+        </w:rPr>
+        <w:t>Step 4: Final decision function</w:t>
+      </w:r>
+    </w:p>
+    <w:p>
+      <w:pPr>
+        <w:rPr>
+          <w:lang w:val="en" w:bidi="fa-IR"/>
+        </w:rPr>
+      </w:pPr>
+      <m:oMathPara>
+        <m:oMath>
+          <m:r>
+            <w:rPr>
+              <w:rFonts w:ascii="Cambria Math" w:hAnsi="Cambria Math"/>
+              <w:lang w:bidi="fa-IR"/>
+            </w:rPr>
+            <m:t>f(x)=</m:t>
+          </m:r>
+          <m:r>
+            <m:rPr>
+              <m:sty m:val="p"/>
+            </m:rPr>
+            <w:rPr>
+              <w:rFonts w:ascii="Cambria Math" w:hAnsi="Cambria Math"/>
+              <w:lang w:bidi="fa-IR"/>
+            </w:rPr>
+            <m:t>sign</m:t>
+          </m:r>
+          <m:r>
+            <w:rPr>
+              <w:rFonts w:ascii="Cambria Math" w:hAnsi="Cambria Math"/>
+              <w:lang w:bidi="fa-IR"/>
+            </w:rPr>
+            <m:t>⁡(</m:t>
+          </m:r>
+          <m:sSup>
+            <m:sSupPr>
+              <m:ctrlPr>
+                <w:rPr>
+                  <w:rFonts w:ascii="Cambria Math" w:hAnsi="Cambria Math"/>
+                  <w:lang w:bidi="fa-IR"/>
+                </w:rPr>
+              </m:ctrlPr>
+            </m:sSupPr>
+            <m:e>
+              <m:r>
+                <w:rPr>
+                  <w:rFonts w:ascii="Cambria Math" w:hAnsi="Cambria Math"/>
+                  <w:lang w:bidi="fa-IR"/>
+                </w:rPr>
+                <m:t>w</m:t>
+              </m:r>
+            </m:e>
+            <m:sup>
+              <m:r>
+                <w:rPr>
+                  <w:rFonts w:ascii="Cambria Math" w:hAnsi="Cambria Math"/>
+                  <w:lang w:bidi="fa-IR"/>
+                </w:rPr>
+                <m:t>T</m:t>
+              </m:r>
+            </m:sup>
+          </m:sSup>
+          <m:r>
+            <w:rPr>
+              <w:rFonts w:ascii="Cambria Math" w:hAnsi="Cambria Math"/>
+              <w:lang w:bidi="fa-IR"/>
+            </w:rPr>
+            <m:t>x+b)</m:t>
+          </m:r>
+          <m:r>
+            <w:rPr>
+              <w:lang w:bidi="fa-IR"/>
+            </w:rPr>
+            <w:br/>
+          </m:r>
+        </m:oMath>
+      </m:oMathPara>
+    </w:p>
+    <w:p>
+      <w:pPr>
+        <w:rPr>
+          <w:lang w:val="en" w:bidi="fa-IR"/>
+        </w:rPr>
+      </w:pPr>
+      <m:oMathPara>
+        <m:oMath>
+          <m:r>
+            <w:rPr>
+              <w:rFonts w:ascii="Cambria Math" w:hAnsi="Cambria Math"/>
+              <w:lang w:bidi="fa-IR"/>
+            </w:rPr>
+            <m:t>f(x)=</m:t>
+          </m:r>
+          <m:r>
+            <m:rPr>
+              <m:sty m:val="p"/>
+            </m:rPr>
+            <w:rPr>
+              <w:rFonts w:ascii="Cambria Math" w:hAnsi="Cambria Math"/>
+              <w:lang w:bidi="fa-IR"/>
+            </w:rPr>
+            <m:t>sign</m:t>
+          </m:r>
+          <m:r>
+            <w:rPr>
+              <w:rFonts w:ascii="Cambria Math" w:hAnsi="Cambria Math"/>
+              <w:lang w:bidi="fa-IR"/>
+            </w:rPr>
+            <m:t>⁡(0.5</m:t>
+          </m:r>
+          <m:sSub>
+            <m:sSubPr>
+              <m:ctrlPr>
+                <w:rPr>
+                  <w:rFonts w:ascii="Cambria Math" w:hAnsi="Cambria Math"/>
+                  <w:lang w:bidi="fa-IR"/>
+                </w:rPr>
+              </m:ctrlPr>
+            </m:sSubPr>
+            <m:e>
+              <m:r>
+                <w:rPr>
+                  <w:rFonts w:ascii="Cambria Math" w:hAnsi="Cambria Math"/>
+                  <w:lang w:bidi="fa-IR"/>
+                </w:rPr>
+                <m:t>x</m:t>
+              </m:r>
+            </m:e>
+            <m:sub>
+              <m:r>
+                <w:rPr>
+                  <w:rFonts w:ascii="Cambria Math" w:hAnsi="Cambria Math"/>
+                  <w:lang w:bidi="fa-IR"/>
+                </w:rPr>
+                <m:t>2</m:t>
+              </m:r>
+            </m:sub>
+          </m:sSub>
+          <m:r>
+            <w:rPr>
+              <w:rFonts w:ascii="Cambria Math" w:hAnsi="Cambria Math"/>
+              <w:lang w:bidi="fa-IR"/>
+            </w:rPr>
+            <m:t>)</m:t>
+          </m:r>
+          <m:r>
+            <w:rPr>
+              <w:lang w:bidi="fa-IR"/>
+            </w:rPr>
+            <w:br/>
+          </m:r>
+        </m:oMath>
+      </m:oMathPara>
+    </w:p>
+    <w:p>
+      <w:pPr>
+        <w:rPr>
+          <w:lang w:val="en" w:bidi="fa-IR"/>
+        </w:rPr>
+      </w:pPr>
+      <w:r>
+        <w:rPr>
+          <w:lang w:val="en" w:bidi="fa-IR"/>
+        </w:rPr>
+        <w:t>or equivalently:</w:t>
+      </w:r>
+    </w:p>
+    <w:p>
+      <w:pPr>
+        <w:rPr>
+          <w:lang w:val="en" w:bidi="fa-IR"/>
+        </w:rPr>
+      </w:pPr>
+      <m:oMathPara>
+        <m:oMath>
+          <m:borderBox>
+            <m:borderBoxPr>
+              <m:ctrlPr>
+                <w:rPr>
+                  <w:rFonts w:ascii="Cambria Math" w:hAnsi="Cambria Math"/>
+                  <w:lang w:bidi="fa-IR"/>
+                </w:rPr>
+              </m:ctrlPr>
+            </m:borderBoxPr>
+            <m:e>
+              <m:r>
+                <w:rPr>
+                  <w:rFonts w:ascii="Cambria Math" w:hAnsi="Cambria Math"/>
+                  <w:lang w:bidi="fa-IR"/>
+                </w:rPr>
+                <m:t>f(x)=</m:t>
+              </m:r>
+              <m:r>
+                <m:rPr>
+                  <m:sty m:val="p"/>
+                </m:rPr>
+                <w:rPr>
+                  <w:rFonts w:ascii="Cambria Math" w:hAnsi="Cambria Math"/>
+                  <w:lang w:bidi="fa-IR"/>
+                </w:rPr>
+                <m:t>sign</m:t>
+              </m:r>
+              <m:r>
+                <w:rPr>
+                  <w:rFonts w:ascii="Cambria Math" w:hAnsi="Cambria Math"/>
+                  <w:lang w:bidi="fa-IR"/>
+                </w:rPr>
+                <m:t>⁡(</m:t>
+              </m:r>
+              <m:sSub>
+                <m:sSubPr>
+                  <m:ctrlPr>
+                    <w:rPr>
+                      <w:rFonts w:ascii="Cambria Math" w:hAnsi="Cambria Math"/>
+                      <w:lang w:bidi="fa-IR"/>
+                    </w:rPr>
+                  </m:ctrlPr>
+                </m:sSubPr>
+                <m:e>
+                  <m:r>
+                    <w:rPr>
+                      <w:rFonts w:ascii="Cambria Math" w:hAnsi="Cambria Math"/>
+                      <w:lang w:bidi="fa-IR"/>
+                    </w:rPr>
+                    <m:t>x</m:t>
+                  </m:r>
+                </m:e>
+                <m:sub>
+                  <m:r>
+                    <w:rPr>
+                      <w:rFonts w:ascii="Cambria Math" w:hAnsi="Cambria Math"/>
+                      <w:lang w:bidi="fa-IR"/>
+                    </w:rPr>
+                    <m:t>2</m:t>
+                  </m:r>
+                </m:sub>
+              </m:sSub>
+              <m:r>
+                <w:rPr>
+                  <w:rFonts w:ascii="Cambria Math" w:hAnsi="Cambria Math"/>
+                  <w:lang w:bidi="fa-IR"/>
+                </w:rPr>
+                <m:t>)</m:t>
+              </m:r>
+            </m:e>
+          </m:borderBox>
+          <m:r>
+            <m:rPr>
+              <m:sty m:val="p"/>
+            </m:rPr>
+            <w:rPr>
+              <w:lang w:bidi="fa-IR"/>
+            </w:rPr>
+            <w:br/>
+          </m:r>
+        </m:oMath>
+      </m:oMathPara>
+    </w:p>
+    <w:p>
+      <w:pPr>
+        <w:rPr>
+          <w:lang w:bidi="fa-IR"/>
+        </w:rPr>
+      </w:pPr>
+    </w:p>
+    <w:p>
+      <w:pPr>
+        <w:rPr>
+          <w:lang w:bidi="fa-IR"/>
+        </w:rPr>
+      </w:pPr>
+    </w:p>
+    <w:p>
+      <w:pPr>
+        <w:rPr>
+          <w:lang w:bidi="fa-IR"/>
+        </w:rPr>
+      </w:pPr>
+    </w:p>
+    <w:p>
+      <w:pPr>
+        <w:rPr>
+          <w:lang w:bidi="fa-IR"/>
+        </w:rPr>
+      </w:pPr>
+    </w:p>
+    <w:p>
+      <w:pPr>
+        <w:rPr>
+          <w:lang w:bidi="fa-IR"/>
+        </w:rPr>
+      </w:pPr>
+    </w:p>
+    <w:p>
+      <w:pPr>
+        <w:rPr>
+          <w:lang w:bidi="fa-IR"/>
+        </w:rPr>
+      </w:pPr>
+    </w:p>
+    <w:p>
+      <w:pPr>
+        <w:rPr>
+          <w:lang w:bidi="fa-IR"/>
+        </w:rPr>
+      </w:pPr>
+    </w:p>
+    <w:p>
+      <w:pPr>
+        <w:rPr>
+          <w:lang w:bidi="fa-IR"/>
+        </w:rPr>
+      </w:pPr>
+    </w:p>
+    <w:p>
+      <w:pPr>
+        <w:rPr>
+          <w:lang w:bidi="fa-IR"/>
+        </w:rPr>
+      </w:pPr>
+    </w:p>
+    <w:p>
+      <w:pPr>
+        <w:rPr>
+          <w:lang w:bidi="fa-IR"/>
+        </w:rPr>
+      </w:pPr>
+    </w:p>
+    <w:p>
+      <w:pPr>
+        <w:rPr>
+          <w:lang w:bidi="fa-IR"/>
+        </w:rPr>
+      </w:pPr>
+    </w:p>
+    <w:p>
+      <w:pPr>
+        <w:rPr>
+          <w:lang w:bidi="fa-IR"/>
+        </w:rPr>
+      </w:pPr>
+    </w:p>
+    <w:p>
+      <w:pPr>
+        <w:pBdr>
+          <w:bottom w:val="double" w:sz="6" w:space="1" w:color="auto"/>
+        </w:pBdr>
+        <w:rPr>
+          <w:lang w:bidi="fa-IR"/>
+        </w:rPr>
+      </w:pPr>
+    </w:p>
+    <w:p>
+      <w:pPr>
+        <w:rPr>
+          <w:lang w:bidi="fa-IR"/>
+        </w:rPr>
+      </w:pPr>
+    </w:p>
+    <w:p>
+      <w:pPr>
+        <w:rPr>
+          <w:rtl/>
+          <w:lang w:bidi="fa-IR"/>
+        </w:rPr>
+      </w:pPr>
+      <w:r>
+        <w:rPr>
+          <w:lang w:bidi="fa-IR"/>
+        </w:rPr>
+        <w:lastRenderedPageBreak/>
+        <w:t xml:space="preserve">New example: </w:t>
+      </w:r>
+    </w:p>
+    <w:p>
+      <w:pPr>
+        <w:rPr>
+          <w:rtl/>
+          <w:lang w:bidi="fa-IR"/>
+        </w:rPr>
+      </w:pPr>
+      <w:hyperlink r:id="rId6" w:history="1">
+        <w:r>
+          <w:rPr>
+            <w:rStyle w:val="Hyperlink"/>
+            <w:lang w:bidi="fa-IR"/>
+          </w:rPr>
+          <w:t>https://youtu.be/rhz7AGlO5fw?si=upOrkadfmT790PKs</w:t>
+        </w:r>
+      </w:hyperlink>
+    </w:p>
+    <w:p>
+      <w:pPr>
+        <w:rPr>
+          <w:lang w:bidi="fa-IR"/>
+        </w:rPr>
+      </w:pPr>
+    </w:p>
+    <w:p>
+      <w:pPr>
+        <w:rPr>
+          <w:lang w:bidi="fa-IR"/>
+        </w:rPr>
+      </w:pPr>
+      <w:r>
+        <w:rPr>
+          <w:noProof/>
+        </w:rPr>
+        <w:drawing>
+          <wp:inline distT="0" distB="0" distL="0" distR="0" wp14:anchorId="6B3B9E4E" wp14:editId="7BAEB3E3">
+            <wp:extent cx="5943600" cy="2870835"/>
+            <wp:effectExtent l="0" t="0" r="0" b="5715"/>
+            <wp:docPr id="248382489" name="Picture 1"/>
+            <wp:cNvGraphicFramePr>
+              <a:graphicFrameLocks xmlns:a="http://schemas.openxmlformats.org/drawingml/2006/main" noChangeAspect="1"/>
+            </wp:cNvGraphicFramePr>
+            <a:graphic xmlns:a="http://schemas.openxmlformats.org/drawingml/2006/main">
+              <a:graphicData uri="http://schemas.openxmlformats.org/drawingml/2006/picture">
+                <pic:pic xmlns:pic="http://schemas.openxmlformats.org/drawingml/2006/picture">
+                  <pic:nvPicPr>
+                    <pic:cNvPr id="248382489" name=""/>
+                    <pic:cNvPicPr/>
+                  </pic:nvPicPr>
+                  <pic:blipFill>
+                    <a:blip r:embed="rId7"/>
+                    <a:stretch>
+                      <a:fillRect/>
+                    </a:stretch>
+                  </pic:blipFill>
+                  <pic:spPr>
+                    <a:xfrm>
+                      <a:off x="0" y="0"/>
+                      <a:ext cx="5943600" cy="2870835"/>
+                    </a:xfrm>
+                    <a:prstGeom prst="rect">
+                      <a:avLst/>
+                    </a:prstGeom>
+                  </pic:spPr>
+                </pic:pic>
+              </a:graphicData>
+            </a:graphic>
+          </wp:inline>
+        </w:drawing>
+      </w:r>
+    </w:p>
+    <w:p>
+      <w:pPr>
+        <w:rPr>
+          <w:lang w:bidi="fa-IR"/>
+        </w:rPr>
+      </w:pPr>
+      <w:proofErr w:type="spellStart"/>
+      <w:proofErr w:type="gramStart"/>
+      <w:r>
+        <w:rPr>
+          <w:lang w:bidi="fa-IR"/>
+        </w:rPr>
+        <w:t>Answear</w:t>
+      </w:r>
+      <w:proofErr w:type="spellEnd"/>
+      <w:r>
+        <w:rPr>
+          <w:lang w:bidi="fa-IR"/>
+        </w:rPr>
+        <w:t xml:space="preserve"> :</w:t>
+      </w:r>
+      <w:proofErr w:type="gramEnd"/>
+      <w:r>
+        <w:rPr>
+          <w:lang w:bidi="fa-IR"/>
+        </w:rPr>
+        <w:t xml:space="preserve"> </w:t>
+      </w:r>
+    </w:p>
+    <w:p>
+      <w:pPr>
         <w:bidi/>
         <w:rPr>
+          <w:lang w:bidi="fa-IR"/>
+        </w:rPr>
+      </w:pPr>
+      <w:r>
+        <w:rPr>
+          <w:noProof/>
+        </w:rPr>
+        <w:drawing>
+          <wp:inline distT="0" distB="0" distL="0" distR="0" wp14:anchorId="68408771" wp14:editId="4E7B2C26">
+            <wp:extent cx="5943600" cy="3128010"/>
+            <wp:effectExtent l="0" t="0" r="0" b="0"/>
+            <wp:docPr id="553880314" name="Picture 1"/>
+            <wp:cNvGraphicFramePr>
+              <a:graphicFrameLocks xmlns:a="http://schemas.openxmlformats.org/drawingml/2006/main" noChangeAspect="1"/>
+            </wp:cNvGraphicFramePr>
+            <a:graphic xmlns:a="http://schemas.openxmlformats.org/drawingml/2006/main">
+              <a:graphicData uri="http://schemas.openxmlformats.org/drawingml/2006/picture">
+                <pic:pic xmlns:pic="http://schemas.openxmlformats.org/drawingml/2006/picture">
+                  <pic:nvPicPr>
+                    <pic:cNvPr id="553880314" name=""/>
+                    <pic:cNvPicPr/>
+                  </pic:nvPicPr>
+                  <pic:blipFill>
+                    <a:blip r:embed="rId8"/>
+                    <a:stretch>
+                      <a:fillRect/>
+                    </a:stretch>
+                  </pic:blipFill>
+                  <pic:spPr>
+                    <a:xfrm>
+                      <a:off x="0" y="0"/>
+                      <a:ext cx="5943600" cy="3128010"/>
+                    </a:xfrm>
+                    <a:prstGeom prst="rect">
+                      <a:avLst/>
+                    </a:prstGeom>
+                  </pic:spPr>
+                </pic:pic>
+              </a:graphicData>
+            </a:graphic>
+          </wp:inline>
+        </w:drawing>
+      </w:r>
+    </w:p>
+    <w:p>
+      <w:pPr>
+        <w:bidi/>
+        <w:rPr>
+          <w:lang w:bidi="fa-IR"/>
+        </w:rPr>
+      </w:pPr>
+      <w:r>
+        <w:rPr>
+          <w:noProof/>
+        </w:rPr>
+        <w:lastRenderedPageBreak/>
+        <w:drawing>
+          <wp:inline distT="0" distB="0" distL="0" distR="0" wp14:anchorId="25B2FF3E" wp14:editId="3B32C79B">
+            <wp:extent cx="5943600" cy="3217545"/>
+            <wp:effectExtent l="0" t="0" r="0" b="1905"/>
+            <wp:docPr id="233818144" name="Picture 1"/>
+            <wp:cNvGraphicFramePr>
+              <a:graphicFrameLocks xmlns:a="http://schemas.openxmlformats.org/drawingml/2006/main" noChangeAspect="1"/>
+            </wp:cNvGraphicFramePr>
+            <a:graphic xmlns:a="http://schemas.openxmlformats.org/drawingml/2006/main">
+              <a:graphicData uri="http://schemas.openxmlformats.org/drawingml/2006/picture">
+                <pic:pic xmlns:pic="http://schemas.openxmlformats.org/drawingml/2006/picture">
+                  <pic:nvPicPr>
+                    <pic:cNvPr id="233818144" name=""/>
+                    <pic:cNvPicPr/>
+                  </pic:nvPicPr>
+                  <pic:blipFill>
+                    <a:blip r:embed="rId9"/>
+                    <a:stretch>
+                      <a:fillRect/>
+                    </a:stretch>
+                  </pic:blipFill>
+                  <pic:spPr>
+                    <a:xfrm>
+                      <a:off x="0" y="0"/>
+                      <a:ext cx="5943600" cy="3217545"/>
+                    </a:xfrm>
+                    <a:prstGeom prst="rect">
+                      <a:avLst/>
+                    </a:prstGeom>
+                  </pic:spPr>
+                </pic:pic>
+              </a:graphicData>
+            </a:graphic>
+          </wp:inline>
+        </w:drawing>
+      </w:r>
+    </w:p>
+    <w:p>
+      <w:pPr>
+        <w:bidi/>
+        <w:rPr>
+          <w:lang w:bidi="fa-IR"/>
+        </w:rPr>
+      </w:pPr>
+      <w:r>
+        <w:rPr>
+          <w:noProof/>
+        </w:rPr>
+        <w:drawing>
+          <wp:inline distT="0" distB="0" distL="0" distR="0" wp14:anchorId="2F3F4764" wp14:editId="29A28692">
+            <wp:extent cx="3581400" cy="885825"/>
+            <wp:effectExtent l="0" t="0" r="0" b="9525"/>
+            <wp:docPr id="2010518522" name="Picture 1"/>
+            <wp:cNvGraphicFramePr>
+              <a:graphicFrameLocks xmlns:a="http://schemas.openxmlformats.org/drawingml/2006/main" noChangeAspect="1"/>
+            </wp:cNvGraphicFramePr>
+            <a:graphic xmlns:a="http://schemas.openxmlformats.org/drawingml/2006/main">
+              <a:graphicData uri="http://schemas.openxmlformats.org/drawingml/2006/picture">
+                <pic:pic xmlns:pic="http://schemas.openxmlformats.org/drawingml/2006/picture">
+                  <pic:nvPicPr>
+                    <pic:cNvPr id="2010518522" name=""/>
+                    <pic:cNvPicPr/>
+                  </pic:nvPicPr>
+                  <pic:blipFill>
+                    <a:blip r:embed="rId10"/>
+                    <a:stretch>
+                      <a:fillRect/>
+                    </a:stretch>
+                  </pic:blipFill>
+                  <pic:spPr>
+                    <a:xfrm>
+                      <a:off x="0" y="0"/>
+                      <a:ext cx="3581400" cy="885825"/>
+                    </a:xfrm>
+                    <a:prstGeom prst="rect">
+                      <a:avLst/>
+                    </a:prstGeom>
+                  </pic:spPr>
+                </pic:pic>
+              </a:graphicData>
+            </a:graphic>
+          </wp:inline>
+        </w:drawing>
+      </w:r>
+    </w:p>
+    <w:p>
+      <w:pPr>
+        <w:bidi/>
+        <w:rPr>
+          <w:lang w:bidi="fa-IR"/>
+        </w:rPr>
+      </w:pPr>
+      <w:r>
+        <w:rPr>
+          <w:noProof/>
+        </w:rPr>
+        <w:drawing>
+          <wp:inline distT="0" distB="0" distL="0" distR="0" wp14:anchorId="199D242B" wp14:editId="58B33D00">
+            <wp:extent cx="5943600" cy="3023235"/>
+            <wp:effectExtent l="0" t="0" r="0" b="5715"/>
+            <wp:docPr id="1206392106" name="Picture 1"/>
+            <wp:cNvGraphicFramePr>
+              <a:graphicFrameLocks xmlns:a="http://schemas.openxmlformats.org/drawingml/2006/main" noChangeAspect="1"/>
+            </wp:cNvGraphicFramePr>
+            <a:graphic xmlns:a="http://schemas.openxmlformats.org/drawingml/2006/main">
+              <a:graphicData uri="http://schemas.openxmlformats.org/drawingml/2006/picture">
+                <pic:pic xmlns:pic="http://schemas.openxmlformats.org/drawingml/2006/picture">
+                  <pic:nvPicPr>
+                    <pic:cNvPr id="1206392106" name=""/>
+                    <pic:cNvPicPr/>
+                  </pic:nvPicPr>
+                  <pic:blipFill>
+                    <a:blip r:embed="rId11"/>
+                    <a:stretch>
+                      <a:fillRect/>
+                    </a:stretch>
+                  </pic:blipFill>
+                  <pic:spPr>
+                    <a:xfrm>
+                      <a:off x="0" y="0"/>
+                      <a:ext cx="5943600" cy="3023235"/>
+                    </a:xfrm>
+                    <a:prstGeom prst="rect">
+                      <a:avLst/>
+                    </a:prstGeom>
+                  </pic:spPr>
+                </pic:pic>
+              </a:graphicData>
+            </a:graphic>
+          </wp:inline>
+        </w:drawing>
+      </w:r>
+    </w:p>
+    <w:p>
+      <w:pPr>
+        <w:bidi/>
+        <w:rPr>
+          <w:lang w:bidi="fa-IR"/>
+        </w:rPr>
+      </w:pPr>
+    </w:p>
+    <w:p>
+      <w:pPr>
+        <w:bidi/>
+        <w:rPr>
+          <w:lang w:bidi="fa-IR"/>
+        </w:rPr>
+      </w:pPr>
+    </w:p>
+    <w:p>
+      <w:pPr>
+        <w:bidi/>
+        <w:rPr>
+          <w:rFonts w:hint="cs"/>
+          <w:lang w:bidi="fa-IR"/>
+        </w:rPr>
+      </w:pPr>
+      <w:r>
+        <w:rPr>
+          <w:noProof/>
+        </w:rPr>
+        <w:lastRenderedPageBreak/>
+        <w:drawing>
+          <wp:inline distT="0" distB="0" distL="0" distR="0" wp14:anchorId="335D0DC8" wp14:editId="27138A4E">
+            <wp:extent cx="5943600" cy="3122930"/>
+            <wp:effectExtent l="0" t="0" r="0" b="1270"/>
+            <wp:docPr id="414590481" name="Picture 1"/>
+            <wp:cNvGraphicFramePr>
+              <a:graphicFrameLocks xmlns:a="http://schemas.openxmlformats.org/drawingml/2006/main" noChangeAspect="1"/>
+            </wp:cNvGraphicFramePr>
+            <a:graphic xmlns:a="http://schemas.openxmlformats.org/drawingml/2006/main">
+              <a:graphicData uri="http://schemas.openxmlformats.org/drawingml/2006/picture">
+                <pic:pic xmlns:pic="http://schemas.openxmlformats.org/drawingml/2006/picture">
+                  <pic:nvPicPr>
+                    <pic:cNvPr id="414590481" name=""/>
+                    <pic:cNvPicPr/>
+                  </pic:nvPicPr>
+                  <pic:blipFill>
+                    <a:blip r:embed="rId12"/>
+                    <a:stretch>
+                      <a:fillRect/>
+                    </a:stretch>
+                  </pic:blipFill>
+                  <pic:spPr>
+                    <a:xfrm>
+                      <a:off x="0" y="0"/>
+                      <a:ext cx="5943600" cy="3122930"/>
+                    </a:xfrm>
+                    <a:prstGeom prst="rect">
+                      <a:avLst/>
+                    </a:prstGeom>
+                  </pic:spPr>
+                </pic:pic>
+              </a:graphicData>
+            </a:graphic>
+          </wp:inline>
+        </w:drawing>
+      </w:r>
+    </w:p>
+    <w:p>
+      <w:pPr>
+        <w:bidi/>
+        <w:rPr>
+          <w:rtl/>
+          <w:lang w:bidi="fa-IR"/>
+        </w:rPr>
+      </w:pPr>
+    </w:p>
+    <w:p>
+      <w:pPr>
+        <w:bidi/>
+        <w:rPr>
+          <w:rtl/>
           <w:lang w:bidi="fa-IR"/>
         </w:rPr>
       </w:pPr>
@@ -6747,6 +10201,119 @@
       </w:rPr>
     </w:lvl>
   </w:abstractNum>
+  <w:abstractNum w:abstractNumId="5" w15:restartNumberingAfterBreak="0">
+    <w:nsid w:val="4DB30E47"/>
+    <w:multiLevelType w:val="multilevel"/>
+    <w:tmpl w:val="EDA21A02"/>
+    <w:lvl w:ilvl="0">
+      <w:start w:val="1"/>
+      <w:numFmt w:val="decimal"/>
+      <w:lvlText w:val="%1."/>
+      <w:lvlJc w:val="left"/>
+      <w:pPr>
+        <w:tabs>
+          <w:tab w:val="num" w:pos="720"/>
+        </w:tabs>
+        <w:ind w:left="720" w:hanging="360"/>
+      </w:pPr>
+    </w:lvl>
+    <w:lvl w:ilvl="1" w:tentative="1">
+      <w:start w:val="1"/>
+      <w:numFmt w:val="decimal"/>
+      <w:lvlText w:val="%2."/>
+      <w:lvlJc w:val="left"/>
+      <w:pPr>
+        <w:tabs>
+          <w:tab w:val="num" w:pos="1440"/>
+        </w:tabs>
+        <w:ind w:left="1440" w:hanging="360"/>
+      </w:pPr>
+    </w:lvl>
+    <w:lvl w:ilvl="2" w:tentative="1">
+      <w:start w:val="1"/>
+      <w:numFmt w:val="decimal"/>
+      <w:lvlText w:val="%3."/>
+      <w:lvlJc w:val="left"/>
+      <w:pPr>
+        <w:tabs>
+          <w:tab w:val="num" w:pos="2160"/>
+        </w:tabs>
+        <w:ind w:left="2160" w:hanging="360"/>
+      </w:pPr>
+    </w:lvl>
+    <w:lvl w:ilvl="3" w:tentative="1">
+      <w:start w:val="1"/>
+      <w:numFmt w:val="decimal"/>
+      <w:lvlText w:val="%4."/>
+      <w:lvlJc w:val="left"/>
+      <w:pPr>
+        <w:tabs>
+          <w:tab w:val="num" w:pos="2880"/>
+        </w:tabs>
+        <w:ind w:left="2880" w:hanging="360"/>
+      </w:pPr>
+    </w:lvl>
+    <w:lvl w:ilvl="4" w:tentative="1">
+      <w:start w:val="1"/>
+      <w:numFmt w:val="decimal"/>
+      <w:lvlText w:val="%5."/>
+      <w:lvlJc w:val="left"/>
+      <w:pPr>
+        <w:tabs>
+          <w:tab w:val="num" w:pos="3600"/>
+        </w:tabs>
+        <w:ind w:left="3600" w:hanging="360"/>
+      </w:pPr>
+    </w:lvl>
+    <w:lvl w:ilvl="5" w:tentative="1">
+      <w:start w:val="1"/>
+      <w:numFmt w:val="decimal"/>
+      <w:lvlText w:val="%6."/>
+      <w:lvlJc w:val="left"/>
+      <w:pPr>
+        <w:tabs>
+          <w:tab w:val="num" w:pos="4320"/>
+        </w:tabs>
+        <w:ind w:left="4320" w:hanging="360"/>
+      </w:pPr>
+    </w:lvl>
+    <w:lvl w:ilvl="6" w:tentative="1">
+      <w:start w:val="1"/>
+      <w:numFmt w:val="decimal"/>
+      <w:lvlText w:val="%7."/>
+      <w:lvlJc w:val="left"/>
+      <w:pPr>
+        <w:tabs>
+          <w:tab w:val="num" w:pos="5040"/>
+        </w:tabs>
+        <w:ind w:left="5040" w:hanging="360"/>
+      </w:pPr>
+    </w:lvl>
+    <w:lvl w:ilvl="7" w:tentative="1">
+      <w:start w:val="1"/>
+      <w:numFmt w:val="decimal"/>
+      <w:lvlText w:val="%8."/>
+      <w:lvlJc w:val="left"/>
+      <w:pPr>
+        <w:tabs>
+          <w:tab w:val="num" w:pos="5760"/>
+        </w:tabs>
+        <w:ind w:left="5760" w:hanging="360"/>
+      </w:pPr>
+    </w:lvl>
+    <w:lvl w:ilvl="8" w:tentative="1">
+      <w:start w:val="1"/>
+      <w:numFmt w:val="decimal"/>
+      <w:lvlText w:val="%9."/>
+      <w:lvlJc w:val="left"/>
+      <w:pPr>
+        <w:tabs>
+          <w:tab w:val="num" w:pos="6480"/>
+        </w:tabs>
+        <w:ind w:left="6480" w:hanging="360"/>
+      </w:pPr>
+    </w:lvl>
+  </w:abstractNum>
   <w:num w:numId="1" w16cid:durableId="1794715347">
     <w:abstractNumId w:val="1"/>
   </w:num>
@@ -6761,6 +10328,9 @@
   </w:num>
   <w:num w:numId="5" w16cid:durableId="1779442501">
     <w:abstractNumId w:val="3"/>
+  </w:num>
+  <w:num w:numId="6" w16cid:durableId="90319328">
+    <w:abstractNumId w:val="5"/>
   </w:num>
 </w:numbering>
 </file>
@@ -7368,6 +10938,7 @@
   <w:style w:type="character" w:default="1" w:styleId="DefaultParagraphFont">
     <w:name w:val="Default Paragraph Font"/>
     <w:uiPriority w:val="1"/>
+    <w:semiHidden/>
     <w:unhideWhenUsed/>
   </w:style>
   <w:style w:type="table" w:default="1" w:styleId="TableNormal">
@@ -7679,6 +11250,29 @@
       <w:smallCaps/>
       <w:color w:val="0F4761" w:themeColor="accent1" w:themeShade="BF"/>
       <w:spacing w:val="5"/>
+    </w:rPr>
+  </w:style>
+  <w:style w:type="character" w:styleId="Hyperlink">
+    <w:name w:val="Hyperlink"/>
+    <w:basedOn w:val="DefaultParagraphFont"/>
+    <w:uiPriority w:val="99"/>
+    <w:unhideWhenUsed/>
+    <w:rsid w:val="006129A3"/>
+    <w:rPr>
+      <w:color w:val="467886" w:themeColor="hyperlink"/>
+      <w:u w:val="single"/>
+    </w:rPr>
+  </w:style>
+  <w:style w:type="character" w:styleId="UnresolvedMention">
+    <w:name w:val="Unresolved Mention"/>
+    <w:basedOn w:val="DefaultParagraphFont"/>
+    <w:uiPriority w:val="99"/>
+    <w:semiHidden/>
+    <w:unhideWhenUsed/>
+    <w:rsid w:val="006129A3"/>
+    <w:rPr>
+      <w:color w:val="605E5C"/>
+      <w:shd w:val="clear" w:color="auto" w:fill="E1DFDD"/>
     </w:rPr>
   </w:style>
 </w:styles>
